--- a/labs/Lab2.docx
+++ b/labs/Lab2.docx
@@ -1,6 +1,6 @@
 
 <file path=word/document.xml><?xml version="1.0" encoding="utf-8"?>
-<w:document xmlns:wpc="http://schemas.microsoft.com/office/word/2010/wordprocessingCanvas" xmlns:cx="http://schemas.microsoft.com/office/drawing/2014/chartex" xmlns:cx1="http://schemas.microsoft.com/office/drawing/2015/9/8/chartex" xmlns:cx2="http://schemas.microsoft.com/office/drawing/2015/10/21/chartex" xmlns:cx3="http://schemas.microsoft.com/office/drawing/2016/5/9/chartex" xmlns:cx4="http://schemas.microsoft.com/office/drawing/2016/5/10/chartex" xmlns:cx5="http://schemas.microsoft.com/office/drawing/2016/5/11/chartex" xmlns:cx6="http://schemas.microsoft.com/office/drawing/2016/5/12/chartex" xmlns:cx7="http://schemas.microsoft.com/office/drawing/2016/5/13/chartex" xmlns:cx8="http://schemas.microsoft.com/office/drawing/2016/5/14/chartex" xmlns:mc="http://schemas.openxmlformats.org/markup-compatibility/2006" xmlns:aink="http://schemas.microsoft.com/office/drawing/2016/ink" xmlns:am3d="http://schemas.microsoft.com/office/drawing/2017/model3d" xmlns:o="urn:schemas-microsoft-com:office:office" xmlns:oel="http://schemas.microsoft.com/office/2019/extlst" xmlns:r="http://schemas.openxmlformats.org/officeDocument/2006/relationships" xmlns:m="http://schemas.openxmlformats.org/officeDocument/2006/math" xmlns:v="urn:schemas-microsoft-com:vml" xmlns:wp14="http://schemas.microsoft.com/office/word/2010/wordprocessingDrawing" xmlns:wp="http://schemas.openxmlformats.org/drawingml/2006/wordprocessingDrawing" xmlns:w10="urn:schemas-microsoft-com:office:word" xmlns:w="http://schemas.openxmlformats.org/wordprocessingml/2006/main" xmlns:w14="http://schemas.microsoft.com/office/word/2010/wordml" xmlns:w15="http://schemas.microsoft.com/office/word/2012/wordml" xmlns:w16cex="http://schemas.microsoft.com/office/word/2018/wordml/cex" xmlns:w16cid="http://schemas.microsoft.com/office/word/2016/wordml/cid" xmlns:w16="http://schemas.microsoft.com/office/word/2018/wordml" xmlns:w16du="http://schemas.microsoft.com/office/word/2023/wordml/word16du" xmlns:w16sdtdh="http://schemas.microsoft.com/office/word/2020/wordml/sdtdatahash" xmlns:w16se="http://schemas.microsoft.com/office/word/2015/wordml/symex" xmlns:wpg="http://schemas.microsoft.com/office/word/2010/wordprocessingGroup" xmlns:wpi="http://schemas.microsoft.com/office/word/2010/wordprocessingInk" xmlns:wne="http://schemas.microsoft.com/office/word/2006/wordml" xmlns:wps="http://schemas.microsoft.com/office/word/2010/wordprocessingShape" mc:Ignorable="w14 w15 w16se w16cid w16 w16cex w16sdtdh w16du wp14">
+<w:document xmlns:wpc="http://schemas.microsoft.com/office/word/2010/wordprocessingCanvas" xmlns:cx="http://schemas.microsoft.com/office/drawing/2014/chartex" xmlns:cx1="http://schemas.microsoft.com/office/drawing/2015/9/8/chartex" xmlns:cx2="http://schemas.microsoft.com/office/drawing/2015/10/21/chartex" xmlns:cx3="http://schemas.microsoft.com/office/drawing/2016/5/9/chartex" xmlns:cx4="http://schemas.microsoft.com/office/drawing/2016/5/10/chartex" xmlns:cx5="http://schemas.microsoft.com/office/drawing/2016/5/11/chartex" xmlns:cx6="http://schemas.microsoft.com/office/drawing/2016/5/12/chartex" xmlns:cx7="http://schemas.microsoft.com/office/drawing/2016/5/13/chartex" xmlns:cx8="http://schemas.microsoft.com/office/drawing/2016/5/14/chartex" xmlns:mc="http://schemas.openxmlformats.org/markup-compatibility/2006" xmlns:aink="http://schemas.microsoft.com/office/drawing/2016/ink" xmlns:am3d="http://schemas.microsoft.com/office/drawing/2017/model3d" xmlns:o="urn:schemas-microsoft-com:office:office" xmlns:oel="http://schemas.microsoft.com/office/2019/extlst" xmlns:r="http://schemas.openxmlformats.org/officeDocument/2006/relationships" xmlns:m="http://schemas.openxmlformats.org/officeDocument/2006/math" xmlns:v="urn:schemas-microsoft-com:vml" xmlns:wp14="http://schemas.microsoft.com/office/word/2010/wordprocessingDrawing" xmlns:wp="http://schemas.openxmlformats.org/drawingml/2006/wordprocessingDrawing" xmlns:w10="urn:schemas-microsoft-com:office:word" xmlns:w="http://schemas.openxmlformats.org/wordprocessingml/2006/main" xmlns:w14="http://schemas.microsoft.com/office/word/2010/wordml" xmlns:w15="http://schemas.microsoft.com/office/word/2012/wordml" xmlns:w16cex="http://schemas.microsoft.com/office/word/2018/wordml/cex" xmlns:w16cid="http://schemas.microsoft.com/office/word/2016/wordml/cid" xmlns:w16="http://schemas.microsoft.com/office/word/2018/wordml" xmlns:w16du="http://schemas.microsoft.com/office/word/2023/wordml/word16du" xmlns:w16sdtdh="http://schemas.microsoft.com/office/word/2020/wordml/sdtdatahash" xmlns:w16sdtfl="http://schemas.microsoft.com/office/word/2024/wordml/sdtformatlock" xmlns:w16se="http://schemas.microsoft.com/office/word/2015/wordml/symex" xmlns:wpg="http://schemas.microsoft.com/office/word/2010/wordprocessingGroup" xmlns:wpi="http://schemas.microsoft.com/office/word/2010/wordprocessingInk" xmlns:wne="http://schemas.microsoft.com/office/word/2006/wordml" xmlns:wps="http://schemas.microsoft.com/office/word/2010/wordprocessingShape" mc:Ignorable="w14 w15 w16se w16cid w16 w16cex w16sdtdh w16sdtfl w16du wp14">
   <w:body>
     <w:p>
       <w:pPr>
@@ -27,12 +27,31 @@
         <w:rPr>
           <w:rFonts w:cstheme="majorHAnsi"/>
         </w:rPr>
-        <w:t>Lab 2: 10/4 and 10/5</w:t>
+        <w:t>Lab 2: 10/</w:t>
+      </w:r>
+      <w:r>
+        <w:rPr>
+          <w:rFonts w:cstheme="majorHAnsi"/>
+        </w:rPr>
+        <w:t>7</w:t>
+      </w:r>
+      <w:r>
+        <w:rPr>
+          <w:rFonts w:cstheme="majorHAnsi"/>
+        </w:rPr>
+        <w:t xml:space="preserve"> and 10/</w:t>
+      </w:r>
+      <w:r>
+        <w:rPr>
+          <w:rFonts w:cstheme="majorHAnsi"/>
+        </w:rPr>
+        <w:t>8</w:t>
       </w:r>
     </w:p>
     <w:p>
       <w:pPr>
         <w:pStyle w:val="Heading2"/>
+        <w:jc w:val="center"/>
       </w:pPr>
       <w:bookmarkStart w:id="0" w:name="Xd545b4047c56847c4755063fe41a871db7a1851"/>
       <w:r>
@@ -188,13 +207,85 @@
         </w:numPr>
         <w:rPr>
           <w:rFonts w:asciiTheme="majorHAnsi" w:hAnsiTheme="majorHAnsi" w:cstheme="majorBidi"/>
-        </w:rPr>
-      </w:pPr>
-      <w:r>
-        <w:rPr>
-          <w:rFonts w:asciiTheme="majorHAnsi" w:hAnsiTheme="majorHAnsi" w:cstheme="majorBidi"/>
-        </w:rPr>
-        <w:t xml:space="preserve">Use Pink and Yellow stickies. </w:t>
+          <w:highlight w:val="yellow"/>
+        </w:rPr>
+      </w:pPr>
+      <w:r>
+        <w:rPr>
+          <w:rFonts w:asciiTheme="majorHAnsi" w:hAnsiTheme="majorHAnsi" w:cstheme="majorBidi"/>
+          <w:highlight w:val="yellow"/>
+        </w:rPr>
+        <w:t>**</w:t>
+      </w:r>
+      <w:r>
+        <w:rPr>
+          <w:rFonts w:asciiTheme="majorHAnsi" w:hAnsiTheme="majorHAnsi" w:cstheme="majorBidi"/>
+          <w:highlight w:val="yellow"/>
+        </w:rPr>
+        <w:t>Everything inside the single quotes</w:t>
+      </w:r>
+      <w:r>
+        <w:rPr>
+          <w:rFonts w:asciiTheme="majorHAnsi" w:hAnsiTheme="majorHAnsi" w:cstheme="majorBidi"/>
+          <w:highlight w:val="yellow"/>
+        </w:rPr>
+        <w:t xml:space="preserve"> </w:t>
+      </w:r>
+      <w:r>
+        <w:rPr>
+          <w:rFonts w:asciiTheme="majorHAnsi" w:hAnsiTheme="majorHAnsi" w:cstheme="majorBidi"/>
+          <w:highlight w:val="yellow"/>
+        </w:rPr>
+        <w:t>(</w:t>
+      </w:r>
+      <w:r>
+        <w:rPr>
+          <w:rFonts w:asciiTheme="majorHAnsi" w:hAnsiTheme="majorHAnsi" w:cstheme="majorBidi"/>
+          <w:highlight w:val="yellow"/>
+        </w:rPr>
+        <w:t>‘</w:t>
+      </w:r>
+      <w:r>
+        <w:rPr>
+          <w:rFonts w:asciiTheme="majorHAnsi" w:hAnsiTheme="majorHAnsi" w:cstheme="majorBidi"/>
+          <w:highlight w:val="yellow"/>
+        </w:rPr>
+        <w:t xml:space="preserve">) symbol </w:t>
+      </w:r>
+      <w:r>
+        <w:rPr>
+          <w:rFonts w:asciiTheme="majorHAnsi" w:hAnsiTheme="majorHAnsi" w:cstheme="majorBidi"/>
+          <w:highlight w:val="yellow"/>
+        </w:rPr>
+        <w:t>a</w:t>
+      </w:r>
+      <w:r>
+        <w:rPr>
+          <w:rFonts w:asciiTheme="majorHAnsi" w:hAnsiTheme="majorHAnsi" w:cstheme="majorBidi"/>
+          <w:highlight w:val="yellow"/>
+        </w:rPr>
+        <w:t>n</w:t>
+      </w:r>
+      <w:r>
+        <w:rPr>
+          <w:rFonts w:asciiTheme="majorHAnsi" w:hAnsiTheme="majorHAnsi" w:cstheme="majorBidi"/>
+          <w:highlight w:val="yellow"/>
+        </w:rPr>
+        <w:t>d gray area</w:t>
+      </w:r>
+      <w:r>
+        <w:rPr>
+          <w:rFonts w:asciiTheme="majorHAnsi" w:hAnsiTheme="majorHAnsi" w:cstheme="majorBidi"/>
+          <w:highlight w:val="yellow"/>
+        </w:rPr>
+        <w:t xml:space="preserve"> is code. When typing the code in R, skip the quotes sign and type whatever is inside</w:t>
+      </w:r>
+      <w:r>
+        <w:rPr>
+          <w:rFonts w:asciiTheme="majorHAnsi" w:hAnsiTheme="majorHAnsi" w:cstheme="majorBidi"/>
+          <w:highlight w:val="yellow"/>
+        </w:rPr>
+        <w:t>.</w:t>
       </w:r>
     </w:p>
     <w:p>
@@ -212,84 +303,6 @@
         <w:rPr>
           <w:rFonts w:asciiTheme="majorHAnsi" w:hAnsiTheme="majorHAnsi" w:cstheme="majorBidi"/>
         </w:rPr>
-        <w:t>**</w:t>
-      </w:r>
-      <w:r>
-        <w:rPr>
-          <w:rFonts w:asciiTheme="majorHAnsi" w:hAnsiTheme="majorHAnsi" w:cstheme="majorBidi"/>
-        </w:rPr>
-        <w:t>Everything inside the single quotes</w:t>
-      </w:r>
-      <w:r>
-        <w:rPr>
-          <w:rFonts w:asciiTheme="majorHAnsi" w:hAnsiTheme="majorHAnsi" w:cstheme="majorBidi"/>
-        </w:rPr>
-        <w:t xml:space="preserve"> </w:t>
-      </w:r>
-      <w:r>
-        <w:rPr>
-          <w:rFonts w:asciiTheme="majorHAnsi" w:hAnsiTheme="majorHAnsi" w:cstheme="majorBidi"/>
-        </w:rPr>
-        <w:t>(</w:t>
-      </w:r>
-      <w:r>
-        <w:rPr>
-          <w:rFonts w:asciiTheme="majorHAnsi" w:hAnsiTheme="majorHAnsi" w:cstheme="majorBidi"/>
-        </w:rPr>
-        <w:t>‘</w:t>
-      </w:r>
-      <w:r>
-        <w:rPr>
-          <w:rFonts w:asciiTheme="majorHAnsi" w:hAnsiTheme="majorHAnsi" w:cstheme="majorBidi"/>
-        </w:rPr>
-        <w:t xml:space="preserve">) symbol </w:t>
-      </w:r>
-      <w:r>
-        <w:rPr>
-          <w:rFonts w:asciiTheme="majorHAnsi" w:hAnsiTheme="majorHAnsi" w:cstheme="majorBidi"/>
-        </w:rPr>
-        <w:t>a</w:t>
-      </w:r>
-      <w:r>
-        <w:rPr>
-          <w:rFonts w:asciiTheme="majorHAnsi" w:hAnsiTheme="majorHAnsi" w:cstheme="majorBidi"/>
-        </w:rPr>
-        <w:t>n</w:t>
-      </w:r>
-      <w:r>
-        <w:rPr>
-          <w:rFonts w:asciiTheme="majorHAnsi" w:hAnsiTheme="majorHAnsi" w:cstheme="majorBidi"/>
-        </w:rPr>
-        <w:t>d gray area</w:t>
-      </w:r>
-      <w:r>
-        <w:rPr>
-          <w:rFonts w:asciiTheme="majorHAnsi" w:hAnsiTheme="majorHAnsi" w:cstheme="majorBidi"/>
-        </w:rPr>
-        <w:t xml:space="preserve"> is code. When typing the code in R, skip the quotes sign and type whatever is inside</w:t>
-      </w:r>
-      <w:r>
-        <w:rPr>
-          <w:rFonts w:asciiTheme="majorHAnsi" w:hAnsiTheme="majorHAnsi" w:cstheme="majorBidi"/>
-        </w:rPr>
-        <w:t>.</w:t>
-      </w:r>
-    </w:p>
-    <w:p>
-      <w:pPr>
-        <w:pStyle w:val="Compact"/>
-        <w:numPr>
-          <w:ilvl w:val="0"/>
-          <w:numId w:val="7"/>
-        </w:numPr>
-        <w:rPr>
-          <w:rFonts w:asciiTheme="majorHAnsi" w:hAnsiTheme="majorHAnsi" w:cstheme="majorBidi"/>
-        </w:rPr>
-      </w:pPr>
-      <w:r>
-        <w:rPr>
-          <w:rFonts w:asciiTheme="majorHAnsi" w:hAnsiTheme="majorHAnsi" w:cstheme="majorBidi"/>
-        </w:rPr>
         <w:t>Run code through R Script line-by-line.</w:t>
       </w:r>
       <w:r>
@@ -359,8 +372,321 @@
           <w:b/>
           <w:bCs/>
         </w:rPr>
+        <w:t>—What does R store?</w:t>
+      </w:r>
+    </w:p>
+    <w:p>
+      <w:pPr>
+        <w:pStyle w:val="Compact"/>
+        <w:spacing w:before="0" w:after="0" w:line="259" w:lineRule="auto"/>
+        <w:rPr>
+          <w:rFonts w:asciiTheme="majorHAnsi" w:hAnsiTheme="majorHAnsi" w:cstheme="majorBidi"/>
+        </w:rPr>
+      </w:pPr>
+      <w:r>
+        <w:rPr>
+          <w:rFonts w:asciiTheme="majorHAnsi" w:hAnsiTheme="majorHAnsi" w:cstheme="majorBidi"/>
+          <w:b/>
+          <w:bCs/>
+        </w:rPr>
+        <w:t>Data types in R:</w:t>
+      </w:r>
+      <w:r>
+        <w:rPr>
+          <w:rFonts w:asciiTheme="majorHAnsi" w:hAnsiTheme="majorHAnsi" w:cstheme="majorBidi"/>
+        </w:rPr>
         <w:t xml:space="preserve"> </w:t>
       </w:r>
+      <w:r>
+        <w:rPr>
+          <w:rFonts w:asciiTheme="majorHAnsi" w:hAnsiTheme="majorHAnsi" w:cstheme="majorBidi"/>
+        </w:rPr>
+        <w:t>integer, character, numerical/double, and logical.</w:t>
+      </w:r>
+      <w:r>
+        <w:rPr>
+          <w:rFonts w:asciiTheme="majorHAnsi" w:hAnsiTheme="majorHAnsi" w:cstheme="majorBidi"/>
+        </w:rPr>
+        <w:t xml:space="preserve"> </w:t>
+      </w:r>
+      <w:r>
+        <w:rPr>
+          <w:rFonts w:asciiTheme="majorHAnsi" w:eastAsia="Times New Roman" w:hAnsiTheme="majorHAnsi" w:cstheme="majorHAnsi"/>
+          <w:b/>
+          <w:bCs/>
+        </w:rPr>
+        <w:t>Data types</w:t>
+      </w:r>
+      <w:r>
+        <w:rPr>
+          <w:rFonts w:asciiTheme="majorHAnsi" w:eastAsia="Times New Roman" w:hAnsiTheme="majorHAnsi" w:cstheme="majorHAnsi"/>
+        </w:rPr>
+        <w:t xml:space="preserve"> tell R what kind of information a value contains. Some common types are:</w:t>
+      </w:r>
+    </w:p>
+    <w:p>
+      <w:pPr>
+        <w:numPr>
+          <w:ilvl w:val="0"/>
+          <w:numId w:val="37"/>
+        </w:numPr>
+        <w:spacing w:before="100" w:beforeAutospacing="1" w:after="100" w:afterAutospacing="1"/>
+        <w:rPr>
+          <w:rFonts w:ascii="Times New Roman" w:eastAsia="Times New Roman" w:hAnsi="Times New Roman" w:cs="Times New Roman"/>
+        </w:rPr>
+      </w:pPr>
+      <w:r>
+        <w:rPr>
+          <w:rFonts w:ascii="Courier New" w:eastAsia="Times New Roman" w:hAnsi="Courier New" w:cs="Courier New"/>
+          <w:sz w:val="20"/>
+          <w:szCs w:val="20"/>
+        </w:rPr>
+        <w:t>integer</w:t>
+      </w:r>
+      <w:r>
+        <w:rPr>
+          <w:rFonts w:ascii="Times New Roman" w:eastAsia="Times New Roman" w:hAnsi="Times New Roman" w:cs="Times New Roman"/>
+        </w:rPr>
+        <w:t>: whole numbers</w:t>
+      </w:r>
+    </w:p>
+    <w:p>
+      <w:pPr>
+        <w:numPr>
+          <w:ilvl w:val="0"/>
+          <w:numId w:val="37"/>
+        </w:numPr>
+        <w:spacing w:before="100" w:beforeAutospacing="1" w:after="100" w:afterAutospacing="1"/>
+        <w:rPr>
+          <w:rFonts w:ascii="Times New Roman" w:eastAsia="Times New Roman" w:hAnsi="Times New Roman" w:cs="Times New Roman"/>
+        </w:rPr>
+      </w:pPr>
+      <w:r>
+        <w:rPr>
+          <w:rFonts w:ascii="Courier New" w:eastAsia="Times New Roman" w:hAnsi="Courier New" w:cs="Courier New"/>
+          <w:sz w:val="20"/>
+          <w:szCs w:val="20"/>
+        </w:rPr>
+        <w:t>double</w:t>
+      </w:r>
+      <w:r>
+        <w:rPr>
+          <w:rFonts w:ascii="Times New Roman" w:eastAsia="Times New Roman" w:hAnsi="Times New Roman" w:cs="Times New Roman"/>
+        </w:rPr>
+        <w:t>: numeric values</w:t>
+      </w:r>
+    </w:p>
+    <w:p>
+      <w:pPr>
+        <w:numPr>
+          <w:ilvl w:val="0"/>
+          <w:numId w:val="37"/>
+        </w:numPr>
+        <w:spacing w:before="100" w:beforeAutospacing="1" w:after="100" w:afterAutospacing="1"/>
+        <w:rPr>
+          <w:rFonts w:ascii="Times New Roman" w:eastAsia="Times New Roman" w:hAnsi="Times New Roman" w:cs="Times New Roman"/>
+        </w:rPr>
+      </w:pPr>
+      <w:r>
+        <w:rPr>
+          <w:rFonts w:ascii="Courier New" w:eastAsia="Times New Roman" w:hAnsi="Courier New" w:cs="Courier New"/>
+          <w:sz w:val="20"/>
+          <w:szCs w:val="20"/>
+        </w:rPr>
+        <w:t>character</w:t>
+      </w:r>
+      <w:r>
+        <w:rPr>
+          <w:rFonts w:ascii="Times New Roman" w:eastAsia="Times New Roman" w:hAnsi="Times New Roman" w:cs="Times New Roman"/>
+        </w:rPr>
+        <w:t>: text</w:t>
+      </w:r>
+    </w:p>
+    <w:p>
+      <w:pPr>
+        <w:numPr>
+          <w:ilvl w:val="0"/>
+          <w:numId w:val="37"/>
+        </w:numPr>
+        <w:spacing w:before="100" w:beforeAutospacing="1" w:after="100" w:afterAutospacing="1"/>
+        <w:rPr>
+          <w:rFonts w:ascii="Times New Roman" w:eastAsia="Times New Roman" w:hAnsi="Times New Roman" w:cs="Times New Roman"/>
+        </w:rPr>
+      </w:pPr>
+      <w:r>
+        <w:rPr>
+          <w:rFonts w:ascii="Courier New" w:eastAsia="Times New Roman" w:hAnsi="Courier New" w:cs="Courier New"/>
+          <w:sz w:val="20"/>
+          <w:szCs w:val="20"/>
+        </w:rPr>
+        <w:t>logical</w:t>
+      </w:r>
+      <w:r>
+        <w:rPr>
+          <w:rFonts w:ascii="Times New Roman" w:eastAsia="Times New Roman" w:hAnsi="Times New Roman" w:cs="Times New Roman"/>
+        </w:rPr>
+        <w:t xml:space="preserve">: </w:t>
+      </w:r>
+      <w:r>
+        <w:rPr>
+          <w:rFonts w:ascii="Courier New" w:eastAsia="Times New Roman" w:hAnsi="Courier New" w:cs="Courier New"/>
+          <w:sz w:val="20"/>
+          <w:szCs w:val="20"/>
+        </w:rPr>
+        <w:t>TRUE</w:t>
+      </w:r>
+      <w:r>
+        <w:rPr>
+          <w:rFonts w:ascii="Times New Roman" w:eastAsia="Times New Roman" w:hAnsi="Times New Roman" w:cs="Times New Roman"/>
+        </w:rPr>
+        <w:t xml:space="preserve"> or </w:t>
+      </w:r>
+      <w:r>
+        <w:rPr>
+          <w:rFonts w:ascii="Courier New" w:eastAsia="Times New Roman" w:hAnsi="Courier New" w:cs="Courier New"/>
+          <w:sz w:val="20"/>
+          <w:szCs w:val="20"/>
+        </w:rPr>
+        <w:t>FALSE</w:t>
+      </w:r>
+    </w:p>
+    <w:p>
+      <w:pPr>
+        <w:pStyle w:val="p1"/>
+        <w:rPr>
+          <w:rFonts w:asciiTheme="majorHAnsi" w:hAnsiTheme="majorHAnsi" w:cstheme="majorHAnsi"/>
+        </w:rPr>
+      </w:pPr>
+      <w:r>
+        <w:rPr>
+          <w:rFonts w:asciiTheme="majorHAnsi" w:hAnsiTheme="majorHAnsi" w:cstheme="majorHAnsi"/>
+          <w:b/>
+          <w:bCs/>
+        </w:rPr>
+        <w:t>Important:</w:t>
+      </w:r>
+      <w:r>
+        <w:rPr>
+          <w:rFonts w:asciiTheme="majorHAnsi" w:hAnsiTheme="majorHAnsi" w:cstheme="majorHAnsi"/>
+        </w:rPr>
+        <w:t xml:space="preserve"> R data types are not the same thing as </w:t>
+      </w:r>
+      <w:r>
+        <w:rPr>
+          <w:rStyle w:val="s1"/>
+          <w:rFonts w:asciiTheme="majorHAnsi" w:hAnsiTheme="majorHAnsi" w:cstheme="majorHAnsi"/>
+          <w:b/>
+          <w:bCs/>
+        </w:rPr>
+        <w:t>levels of measurement</w:t>
+      </w:r>
+      <w:r>
+        <w:rPr>
+          <w:rFonts w:asciiTheme="majorHAnsi" w:hAnsiTheme="majorHAnsi" w:cstheme="majorHAnsi"/>
+        </w:rPr>
+        <w:t xml:space="preserve"> (nominal, ordinal, interval, ratio). Data type describes how R stores information; level of measurement describes what the variable means and what kinds of statistical operations are appropriate.</w:t>
+      </w:r>
+    </w:p>
+    <w:p>
+      <w:pPr>
+        <w:pStyle w:val="Compact"/>
+        <w:spacing w:before="0" w:after="0"/>
+        <w:rPr>
+          <w:rFonts w:asciiTheme="majorHAnsi" w:hAnsiTheme="majorHAnsi" w:cstheme="majorBidi"/>
+          <w:b/>
+          <w:bCs/>
+        </w:rPr>
+      </w:pPr>
+      <w:r>
+        <w:rPr>
+          <w:rFonts w:asciiTheme="majorHAnsi" w:hAnsiTheme="majorHAnsi" w:cstheme="majorBidi"/>
+          <w:b/>
+          <w:bCs/>
+        </w:rPr>
+        <w:t xml:space="preserve">Objects: </w:t>
+      </w:r>
+      <w:r>
+        <w:rPr>
+          <w:rFonts w:asciiTheme="majorHAnsi" w:hAnsiTheme="majorHAnsi" w:cstheme="majorBidi"/>
+        </w:rPr>
+        <w:t>In R, we can save information by assigning it a name. This creates an object that we can use again later.</w:t>
+      </w:r>
+      <w:r>
+        <w:rPr>
+          <w:rFonts w:asciiTheme="majorHAnsi" w:hAnsiTheme="majorHAnsi" w:cstheme="majorBidi"/>
+          <w:b/>
+          <w:bCs/>
+        </w:rPr>
+        <w:t xml:space="preserve"> </w:t>
+      </w:r>
+    </w:p>
+    <w:p>
+      <w:pPr>
+        <w:pStyle w:val="Compact"/>
+        <w:spacing w:before="0" w:after="0"/>
+        <w:rPr>
+          <w:rFonts w:asciiTheme="majorHAnsi" w:hAnsiTheme="majorHAnsi" w:cstheme="majorBidi"/>
+          <w:b/>
+          <w:bCs/>
+        </w:rPr>
+      </w:pPr>
+    </w:p>
+    <w:p>
+      <w:pPr>
+        <w:pStyle w:val="Compact"/>
+        <w:spacing w:before="0" w:after="0"/>
+        <w:rPr>
+          <w:rFonts w:asciiTheme="majorHAnsi" w:hAnsiTheme="majorHAnsi" w:cstheme="majorBidi"/>
+          <w:b/>
+          <w:bCs/>
+        </w:rPr>
+      </w:pPr>
+      <w:r>
+        <w:rPr>
+          <w:rFonts w:asciiTheme="majorHAnsi" w:hAnsiTheme="majorHAnsi" w:cstheme="majorBidi"/>
+          <w:b/>
+          <w:bCs/>
+          <w:i/>
+          <w:iCs/>
+        </w:rPr>
+        <w:t>Objects</w:t>
+      </w:r>
+      <w:r>
+        <w:rPr>
+          <w:rFonts w:asciiTheme="majorHAnsi" w:hAnsiTheme="majorHAnsi" w:cstheme="majorBidi"/>
+          <w:b/>
+          <w:bCs/>
+        </w:rPr>
+        <w:t xml:space="preserve"> </w:t>
+      </w:r>
+      <w:r>
+        <w:rPr>
+          <w:rFonts w:asciiTheme="majorHAnsi" w:hAnsiTheme="majorHAnsi" w:cstheme="majorBidi"/>
+        </w:rPr>
+        <w:t xml:space="preserve">are things we create and save in R. Objects can contain different kinds of information. Some common R objects are vectors, matrices, </w:t>
+      </w:r>
+      <w:r>
+        <w:rPr>
+          <w:rFonts w:asciiTheme="majorHAnsi" w:hAnsiTheme="majorHAnsi" w:cstheme="majorBidi"/>
+          <w:color w:val="000000" w:themeColor="text1"/>
+        </w:rPr>
+        <w:t xml:space="preserve">and data frames. </w:t>
+      </w:r>
+      <w:r>
+        <w:rPr>
+          <w:rFonts w:asciiTheme="majorHAnsi" w:hAnsiTheme="majorHAnsi" w:cstheme="majorBidi"/>
+        </w:rPr>
+        <w:t>Most of the datasets we analyze in this course will be stored as data frames.</w:t>
+      </w:r>
+    </w:p>
+    <w:p>
+      <w:pPr>
+        <w:pStyle w:val="Compact"/>
+        <w:spacing w:before="0" w:after="0"/>
+        <w:rPr>
+          <w:rFonts w:asciiTheme="majorHAnsi" w:hAnsiTheme="majorHAnsi" w:cstheme="majorBidi"/>
+        </w:rPr>
+      </w:pPr>
     </w:p>
     <w:p>
       <w:pPr>
@@ -368,107 +694,266 @@
         <w:spacing w:line="259" w:lineRule="auto"/>
         <w:rPr>
           <w:rFonts w:asciiTheme="majorHAnsi" w:hAnsiTheme="majorHAnsi" w:cstheme="majorBidi"/>
-        </w:rPr>
-      </w:pPr>
-      <w:r>
-        <w:rPr>
-          <w:rFonts w:asciiTheme="majorHAnsi" w:hAnsiTheme="majorHAnsi" w:cstheme="majorBidi"/>
           <w:b/>
           <w:bCs/>
-        </w:rPr>
-        <w:t>Data types in R:</w:t>
-      </w:r>
-      <w:r>
-        <w:rPr>
-          <w:rFonts w:asciiTheme="majorHAnsi" w:hAnsiTheme="majorHAnsi" w:cstheme="majorBidi"/>
-        </w:rPr>
-        <w:t xml:space="preserve"> </w:t>
-      </w:r>
-      <w:r>
-        <w:rPr>
-          <w:rFonts w:asciiTheme="majorHAnsi" w:hAnsiTheme="majorHAnsi" w:cstheme="majorBidi"/>
-        </w:rPr>
-        <w:t>R has four main data types:</w:t>
-      </w:r>
-      <w:r>
-        <w:rPr>
-          <w:rFonts w:asciiTheme="majorHAnsi" w:hAnsiTheme="majorHAnsi" w:cstheme="majorBidi"/>
-        </w:rPr>
-        <w:t xml:space="preserve"> </w:t>
-      </w:r>
+          <w:u w:val="single"/>
+        </w:rPr>
+      </w:pPr>
       <w:r>
         <w:rPr>
           <w:rFonts w:asciiTheme="majorHAnsi" w:hAnsiTheme="majorHAnsi" w:cstheme="majorBidi"/>
           <w:b/>
           <w:bCs/>
-        </w:rPr>
-        <w:t>integer</w:t>
-      </w:r>
-      <w:r>
-        <w:rPr>
-          <w:rFonts w:asciiTheme="majorHAnsi" w:hAnsiTheme="majorHAnsi" w:cstheme="majorBidi"/>
-        </w:rPr>
-        <w:t xml:space="preserve">, </w:t>
-      </w:r>
-      <w:r>
-        <w:rPr>
+          <w:u w:val="single"/>
+        </w:rPr>
+        <w:t>Examples of ‘Objects’ in R:</w:t>
+      </w:r>
+    </w:p>
+    <w:p>
+      <w:pPr>
+        <w:pStyle w:val="SourceCode"/>
+        <w:rPr>
+          <w:rStyle w:val="NormalTok"/>
           <w:rFonts w:asciiTheme="majorHAnsi" w:hAnsiTheme="majorHAnsi" w:cstheme="majorBidi"/>
           <w:b/>
           <w:bCs/>
         </w:rPr>
-        <w:t>character</w:t>
-      </w:r>
-      <w:r>
-        <w:rPr>
-          <w:rFonts w:asciiTheme="majorHAnsi" w:hAnsiTheme="majorHAnsi" w:cstheme="majorBidi"/>
-        </w:rPr>
-        <w:t xml:space="preserve">, </w:t>
-      </w:r>
-      <w:r>
-        <w:rPr>
+      </w:pPr>
+      <w:r>
+        <w:rPr>
+          <w:rStyle w:val="NormalTok"/>
           <w:rFonts w:asciiTheme="majorHAnsi" w:hAnsiTheme="majorHAnsi" w:cstheme="majorBidi"/>
           <w:b/>
           <w:bCs/>
         </w:rPr>
-        <w:t>numerical</w:t>
-      </w:r>
-      <w:r>
-        <w:rPr>
-          <w:rFonts w:asciiTheme="majorHAnsi" w:hAnsiTheme="majorHAnsi" w:cstheme="majorBidi"/>
-        </w:rPr>
-        <w:t>/</w:t>
+        <w:t>R</w:t>
+      </w:r>
+    </w:p>
+    <w:p>
+      <w:pPr>
+        <w:pStyle w:val="SourceCode"/>
+        <w:rPr>
+          <w:rFonts w:asciiTheme="majorHAnsi" w:hAnsiTheme="majorHAnsi" w:cstheme="majorBidi"/>
+        </w:rPr>
+      </w:pPr>
+      <w:proofErr w:type="spellStart"/>
+      <w:r>
+        <w:rPr>
+          <w:rStyle w:val="NormalTok"/>
+          <w:rFonts w:asciiTheme="majorHAnsi" w:hAnsiTheme="majorHAnsi" w:cstheme="majorBidi"/>
+        </w:rPr>
+        <w:lastRenderedPageBreak/>
+        <w:t>integer_eg</w:t>
+      </w:r>
+      <w:proofErr w:type="spellEnd"/>
+      <w:r>
+        <w:rPr>
+          <w:rStyle w:val="NormalTok"/>
+          <w:rFonts w:asciiTheme="majorHAnsi" w:hAnsiTheme="majorHAnsi" w:cstheme="majorBidi"/>
+        </w:rPr>
+        <w:t xml:space="preserve"> </w:t>
+      </w:r>
+      <w:r>
+        <w:rPr>
+          <w:rStyle w:val="OtherTok"/>
+          <w:rFonts w:asciiTheme="majorHAnsi" w:hAnsiTheme="majorHAnsi" w:cstheme="majorBidi"/>
+        </w:rPr>
+        <w:t>&lt;-</w:t>
+      </w:r>
+      <w:r>
+        <w:rPr>
+          <w:rStyle w:val="NormalTok"/>
+          <w:rFonts w:asciiTheme="majorHAnsi" w:hAnsiTheme="majorHAnsi" w:cstheme="majorBidi"/>
+        </w:rPr>
+        <w:t xml:space="preserve"> 2L</w:t>
+      </w:r>
+      <w:r>
+        <w:br/>
+      </w:r>
+      <w:proofErr w:type="spellStart"/>
+      <w:r>
+        <w:rPr>
+          <w:rStyle w:val="NormalTok"/>
+          <w:rFonts w:asciiTheme="majorHAnsi" w:hAnsiTheme="majorHAnsi" w:cstheme="majorBidi"/>
+        </w:rPr>
+        <w:t>character_eg</w:t>
+      </w:r>
+      <w:proofErr w:type="spellEnd"/>
+      <w:r>
+        <w:rPr>
+          <w:rStyle w:val="NormalTok"/>
+          <w:rFonts w:asciiTheme="majorHAnsi" w:hAnsiTheme="majorHAnsi" w:cstheme="majorBidi"/>
+        </w:rPr>
+        <w:t xml:space="preserve"> </w:t>
+      </w:r>
+      <w:r>
+        <w:rPr>
+          <w:rStyle w:val="OtherTok"/>
+          <w:rFonts w:asciiTheme="majorHAnsi" w:hAnsiTheme="majorHAnsi" w:cstheme="majorBidi"/>
+        </w:rPr>
+        <w:t>&lt;-</w:t>
+      </w:r>
+      <w:r>
+        <w:rPr>
+          <w:rStyle w:val="NormalTok"/>
+          <w:rFonts w:asciiTheme="majorHAnsi" w:hAnsiTheme="majorHAnsi" w:cstheme="majorBidi"/>
+        </w:rPr>
+        <w:t xml:space="preserve"> </w:t>
+      </w:r>
+      <w:r>
+        <w:rPr>
+          <w:rStyle w:val="StringTok"/>
+          <w:rFonts w:asciiTheme="majorHAnsi" w:hAnsiTheme="majorHAnsi" w:cstheme="majorBidi"/>
+        </w:rPr>
+        <w:t>“</w:t>
+      </w:r>
+      <w:r>
+        <w:rPr>
+          <w:rStyle w:val="StringTok"/>
+          <w:rFonts w:asciiTheme="majorHAnsi" w:hAnsiTheme="majorHAnsi" w:cstheme="majorBidi"/>
+        </w:rPr>
+        <w:t>hi</w:t>
+      </w:r>
+      <w:r>
+        <w:rPr>
+          <w:rStyle w:val="StringTok"/>
+          <w:rFonts w:asciiTheme="majorHAnsi" w:hAnsiTheme="majorHAnsi" w:cstheme="majorBidi"/>
+        </w:rPr>
+        <w:t>”</w:t>
+      </w:r>
+      <w:r>
+        <w:br/>
+      </w:r>
+      <w:proofErr w:type="spellStart"/>
+      <w:r>
+        <w:rPr>
+          <w:rStyle w:val="NormalTok"/>
+          <w:rFonts w:asciiTheme="majorHAnsi" w:hAnsiTheme="majorHAnsi" w:cstheme="majorBidi"/>
+        </w:rPr>
+        <w:t>logical_eg</w:t>
+      </w:r>
+      <w:proofErr w:type="spellEnd"/>
+      <w:r>
+        <w:rPr>
+          <w:rStyle w:val="NormalTok"/>
+          <w:rFonts w:asciiTheme="majorHAnsi" w:hAnsiTheme="majorHAnsi" w:cstheme="majorBidi"/>
+        </w:rPr>
+        <w:t xml:space="preserve"> </w:t>
+      </w:r>
+      <w:r>
+        <w:rPr>
+          <w:rStyle w:val="OtherTok"/>
+          <w:rFonts w:asciiTheme="majorHAnsi" w:hAnsiTheme="majorHAnsi" w:cstheme="majorBidi"/>
+        </w:rPr>
+        <w:t>&lt;-</w:t>
+      </w:r>
+      <w:r>
+        <w:rPr>
+          <w:rStyle w:val="NormalTok"/>
+          <w:rFonts w:asciiTheme="majorHAnsi" w:hAnsiTheme="majorHAnsi" w:cstheme="majorBidi"/>
+        </w:rPr>
+        <w:t xml:space="preserve"> </w:t>
+      </w:r>
+      <w:r>
+        <w:rPr>
+          <w:rStyle w:val="ConstantTok"/>
+          <w:rFonts w:asciiTheme="majorHAnsi" w:hAnsiTheme="majorHAnsi" w:cstheme="majorBidi"/>
+        </w:rPr>
+        <w:t>FALSE</w:t>
+      </w:r>
+      <w:r>
+        <w:br/>
+      </w:r>
+      <w:proofErr w:type="spellStart"/>
+      <w:r>
+        <w:rPr>
+          <w:rStyle w:val="NormalTok"/>
+          <w:rFonts w:asciiTheme="majorHAnsi" w:hAnsiTheme="majorHAnsi" w:cstheme="majorBidi"/>
+        </w:rPr>
+        <w:t>double_eg</w:t>
+      </w:r>
+      <w:proofErr w:type="spellEnd"/>
+      <w:r>
+        <w:rPr>
+          <w:rStyle w:val="NormalTok"/>
+          <w:rFonts w:asciiTheme="majorHAnsi" w:hAnsiTheme="majorHAnsi" w:cstheme="majorBidi"/>
+        </w:rPr>
+        <w:t xml:space="preserve"> </w:t>
+      </w:r>
+      <w:r>
+        <w:rPr>
+          <w:rStyle w:val="OtherTok"/>
+          <w:rFonts w:asciiTheme="majorHAnsi" w:hAnsiTheme="majorHAnsi" w:cstheme="majorBidi"/>
+        </w:rPr>
+        <w:t>&lt;-</w:t>
+      </w:r>
+      <w:r>
+        <w:rPr>
+          <w:rStyle w:val="NormalTok"/>
+          <w:rFonts w:asciiTheme="majorHAnsi" w:hAnsiTheme="majorHAnsi" w:cstheme="majorBidi"/>
+        </w:rPr>
+        <w:t xml:space="preserve"> </w:t>
+      </w:r>
+      <w:r>
+        <w:rPr>
+          <w:rStyle w:val="DecValTok"/>
+          <w:rFonts w:asciiTheme="majorHAnsi" w:hAnsiTheme="majorHAnsi" w:cstheme="majorBidi"/>
+        </w:rPr>
+        <w:t>2</w:t>
+      </w:r>
+    </w:p>
+    <w:p>
+      <w:pPr>
+        <w:pStyle w:val="Compact"/>
+        <w:spacing w:before="0" w:after="0"/>
+        <w:jc w:val="center"/>
+        <w:rPr>
+          <w:rFonts w:asciiTheme="majorHAnsi" w:hAnsiTheme="majorHAnsi" w:cstheme="majorBidi"/>
+          <w:i/>
+          <w:iCs/>
+        </w:rPr>
+      </w:pPr>
+      <w:r>
+        <w:rPr>
+          <w:rFonts w:asciiTheme="majorHAnsi" w:hAnsiTheme="majorHAnsi" w:cstheme="majorBidi"/>
+          <w:i/>
+          <w:iCs/>
+        </w:rPr>
+        <w:t xml:space="preserve">**What do you think </w:t>
+      </w:r>
+      <w:proofErr w:type="gramStart"/>
+      <w:r>
+        <w:rPr>
+          <w:rFonts w:asciiTheme="majorHAnsi" w:hAnsiTheme="majorHAnsi" w:cstheme="majorBidi"/>
+          <w:i/>
+          <w:iCs/>
+        </w:rPr>
+        <w:t xml:space="preserve">‘ </w:t>
       </w:r>
       <w:r>
         <w:rPr>
           <w:rFonts w:asciiTheme="majorHAnsi" w:hAnsiTheme="majorHAnsi" w:cstheme="majorBidi"/>
           <w:b/>
           <w:bCs/>
-        </w:rPr>
-        <w:t>double</w:t>
-      </w:r>
-      <w:r>
-        <w:rPr>
-          <w:rFonts w:asciiTheme="majorHAnsi" w:hAnsiTheme="majorHAnsi" w:cstheme="majorBidi"/>
-        </w:rPr>
-        <w:t>, and</w:t>
-      </w:r>
+          <w:i/>
+          <w:iCs/>
+        </w:rPr>
+        <w:t xml:space="preserve">&lt;- </w:t>
+      </w:r>
+      <w:r>
+        <w:rPr>
+          <w:rFonts w:asciiTheme="majorHAnsi" w:hAnsiTheme="majorHAnsi" w:cstheme="majorBidi"/>
+          <w:i/>
+          <w:iCs/>
+        </w:rPr>
+        <w:t>’</w:t>
+      </w:r>
+      <w:proofErr w:type="gramEnd"/>
       <w:r>
         <w:rPr>
           <w:rFonts w:asciiTheme="majorHAnsi" w:hAnsiTheme="majorHAnsi" w:cstheme="majorBidi"/>
           <w:b/>
           <w:bCs/>
-        </w:rPr>
-        <w:t xml:space="preserve"> logical</w:t>
-      </w:r>
-      <w:r>
-        <w:rPr>
-          <w:rFonts w:asciiTheme="majorHAnsi" w:hAnsiTheme="majorHAnsi" w:cstheme="majorBidi"/>
-        </w:rPr>
-        <w:t>. This is</w:t>
-      </w:r>
-      <w:r>
-        <w:rPr>
-          <w:rFonts w:asciiTheme="majorHAnsi" w:hAnsiTheme="majorHAnsi" w:cstheme="majorBidi"/>
           <w:i/>
           <w:iCs/>
         </w:rPr>
@@ -480,73 +965,240 @@
           <w:i/>
           <w:iCs/>
         </w:rPr>
-        <w:t>different</w:t>
-      </w:r>
+        <w:t xml:space="preserve">is doing in each </w:t>
+      </w:r>
+      <w:proofErr w:type="gramStart"/>
       <w:r>
         <w:rPr>
           <w:rFonts w:asciiTheme="majorHAnsi" w:hAnsiTheme="majorHAnsi" w:cstheme="majorBidi"/>
           <w:i/>
           <w:iCs/>
         </w:rPr>
+        <w:t>line?*</w:t>
+      </w:r>
+      <w:proofErr w:type="gramEnd"/>
+      <w:r>
+        <w:rPr>
+          <w:rFonts w:asciiTheme="majorHAnsi" w:hAnsiTheme="majorHAnsi" w:cstheme="majorBidi"/>
+          <w:i/>
+          <w:iCs/>
+        </w:rPr>
+        <w:t>*</w:t>
+      </w:r>
+    </w:p>
+    <w:p>
+      <w:pPr>
+        <w:pStyle w:val="Compact"/>
+        <w:spacing w:before="0" w:after="0"/>
+        <w:rPr>
+          <w:rFonts w:asciiTheme="majorHAnsi" w:hAnsiTheme="majorHAnsi" w:cstheme="majorBidi"/>
+          <w:b/>
+          <w:bCs/>
+        </w:rPr>
+      </w:pPr>
+    </w:p>
+    <w:p>
+      <w:pPr>
+        <w:pStyle w:val="Compact"/>
+        <w:spacing w:before="0" w:after="0"/>
+        <w:rPr>
+          <w:rFonts w:asciiTheme="majorHAnsi" w:hAnsiTheme="majorHAnsi" w:cstheme="majorBidi"/>
+          <w:b/>
+          <w:bCs/>
+        </w:rPr>
+      </w:pPr>
+      <w:r>
+        <w:rPr>
+          <w:rFonts w:asciiTheme="majorHAnsi" w:hAnsiTheme="majorHAnsi" w:cstheme="majorBidi"/>
+          <w:b/>
+          <w:bCs/>
+        </w:rPr>
+        <w:t>What if we need to group numbers or characters?</w:t>
+      </w:r>
+    </w:p>
+    <w:p>
+      <w:pPr>
+        <w:pStyle w:val="SourceCode"/>
+        <w:rPr>
+          <w:rStyle w:val="NormalTok"/>
+          <w:rFonts w:asciiTheme="majorHAnsi" w:hAnsiTheme="majorHAnsi" w:cstheme="majorBidi"/>
+          <w:b/>
+          <w:bCs/>
+        </w:rPr>
+      </w:pPr>
+      <w:r>
+        <w:rPr>
+          <w:rStyle w:val="NormalTok"/>
+          <w:rFonts w:asciiTheme="majorHAnsi" w:hAnsiTheme="majorHAnsi" w:cstheme="majorBidi"/>
+          <w:b/>
+          <w:bCs/>
+        </w:rPr>
+        <w:t>R</w:t>
+      </w:r>
+    </w:p>
+    <w:p>
+      <w:pPr>
+        <w:pStyle w:val="SourceCode"/>
+        <w:rPr>
+          <w:rFonts w:asciiTheme="majorHAnsi" w:hAnsiTheme="majorHAnsi" w:cstheme="majorBidi"/>
+          <w:color w:val="7EB352"/>
+        </w:rPr>
+      </w:pPr>
+      <w:proofErr w:type="spellStart"/>
+      <w:r>
+        <w:rPr>
+          <w:rStyle w:val="NormalTok"/>
+          <w:rFonts w:asciiTheme="majorHAnsi" w:hAnsiTheme="majorHAnsi" w:cstheme="majorBidi"/>
+        </w:rPr>
+        <w:t>group_of_numbers</w:t>
+      </w:r>
+      <w:proofErr w:type="spellEnd"/>
+      <w:r>
+        <w:rPr>
+          <w:rStyle w:val="NormalTok"/>
+          <w:rFonts w:asciiTheme="majorHAnsi" w:hAnsiTheme="majorHAnsi" w:cstheme="majorBidi"/>
+        </w:rPr>
         <w:t xml:space="preserve"> </w:t>
       </w:r>
       <w:r>
         <w:rPr>
-          <w:rFonts w:asciiTheme="majorHAnsi" w:hAnsiTheme="majorHAnsi" w:cstheme="majorBidi"/>
-        </w:rPr>
-        <w:t>from the measurement scale you discussed in class.</w:t>
-      </w:r>
-      <w:r>
-        <w:rPr>
-          <w:rFonts w:asciiTheme="majorHAnsi" w:hAnsiTheme="majorHAnsi" w:cstheme="majorBidi"/>
-        </w:rPr>
-        <w:t xml:space="preserve"> Information we need to reuse is saved in</w:t>
-      </w:r>
-      <w:r>
-        <w:rPr>
+          <w:rStyle w:val="OtherTok"/>
+          <w:rFonts w:asciiTheme="majorHAnsi" w:hAnsiTheme="majorHAnsi" w:cstheme="majorBidi"/>
+        </w:rPr>
+        <w:t>&lt;-</w:t>
+      </w:r>
+      <w:r>
+        <w:rPr>
+          <w:rStyle w:val="NormalTok"/>
           <w:rFonts w:asciiTheme="majorHAnsi" w:hAnsiTheme="majorHAnsi" w:cstheme="majorBidi"/>
         </w:rPr>
         <w:t xml:space="preserve"> </w:t>
       </w:r>
-      <w:r>
-        <w:rPr>
-          <w:rFonts w:asciiTheme="majorHAnsi" w:hAnsiTheme="majorHAnsi" w:cstheme="majorBidi"/>
-        </w:rPr>
-        <w:t xml:space="preserve">the </w:t>
-      </w:r>
-      <w:r>
-        <w:rPr>
-          <w:rFonts w:asciiTheme="majorHAnsi" w:hAnsiTheme="majorHAnsi" w:cstheme="majorBidi"/>
-        </w:rPr>
-        <w:t xml:space="preserve">names </w:t>
-      </w:r>
-      <w:r>
-        <w:rPr>
-          <w:rFonts w:asciiTheme="majorHAnsi" w:hAnsiTheme="majorHAnsi" w:cstheme="majorBidi"/>
-        </w:rPr>
-        <w:t xml:space="preserve">object in </w:t>
-      </w:r>
-      <w:r>
-        <w:rPr>
-          <w:rFonts w:asciiTheme="majorHAnsi" w:hAnsiTheme="majorHAnsi" w:cstheme="majorBidi"/>
-        </w:rPr>
-        <w:t>R.</w:t>
-      </w:r>
-    </w:p>
-    <w:p>
-      <w:pPr>
-        <w:pStyle w:val="SourceCode"/>
-        <w:rPr>
-          <w:rFonts w:asciiTheme="majorHAnsi" w:hAnsiTheme="majorHAnsi" w:cstheme="majorBidi"/>
-        </w:rPr>
-      </w:pPr>
+      <w:bookmarkStart w:id="1" w:name="_Int_xQb8gRmH"/>
+      <w:r>
+        <w:rPr>
+          <w:rStyle w:val="FunctionTok"/>
+          <w:rFonts w:asciiTheme="majorHAnsi" w:hAnsiTheme="majorHAnsi" w:cstheme="majorBidi"/>
+        </w:rPr>
+        <w:t>c</w:t>
+      </w:r>
+      <w:r>
+        <w:rPr>
+          <w:rStyle w:val="NormalTok"/>
+          <w:rFonts w:asciiTheme="majorHAnsi" w:hAnsiTheme="majorHAnsi" w:cstheme="majorBidi"/>
+        </w:rPr>
+        <w:t>(</w:t>
+      </w:r>
+      <w:bookmarkEnd w:id="1"/>
+      <w:r>
+        <w:rPr>
+          <w:rStyle w:val="DecValTok"/>
+          <w:rFonts w:asciiTheme="majorHAnsi" w:hAnsiTheme="majorHAnsi" w:cstheme="majorBidi"/>
+        </w:rPr>
+        <w:t>1</w:t>
+      </w:r>
+      <w:r>
+        <w:rPr>
+          <w:rStyle w:val="NormalTok"/>
+          <w:rFonts w:asciiTheme="majorHAnsi" w:hAnsiTheme="majorHAnsi" w:cstheme="majorBidi"/>
+        </w:rPr>
+        <w:t>,</w:t>
+      </w:r>
+      <w:r>
+        <w:rPr>
+          <w:rStyle w:val="DecValTok"/>
+          <w:rFonts w:asciiTheme="majorHAnsi" w:hAnsiTheme="majorHAnsi" w:cstheme="majorBidi"/>
+        </w:rPr>
+        <w:t>3</w:t>
+      </w:r>
+      <w:r>
+        <w:rPr>
+          <w:rStyle w:val="NormalTok"/>
+          <w:rFonts w:asciiTheme="majorHAnsi" w:hAnsiTheme="majorHAnsi" w:cstheme="majorBidi"/>
+        </w:rPr>
+        <w:t>,</w:t>
+      </w:r>
+      <w:r>
+        <w:rPr>
+          <w:rStyle w:val="DecValTok"/>
+          <w:rFonts w:asciiTheme="majorHAnsi" w:hAnsiTheme="majorHAnsi" w:cstheme="majorBidi"/>
+        </w:rPr>
+        <w:t>6</w:t>
+      </w:r>
+      <w:r>
+        <w:rPr>
+          <w:rStyle w:val="NormalTok"/>
+          <w:rFonts w:asciiTheme="majorHAnsi" w:hAnsiTheme="majorHAnsi" w:cstheme="majorBidi"/>
+        </w:rPr>
+        <w:t>,</w:t>
+      </w:r>
+      <w:r>
+        <w:rPr>
+          <w:rStyle w:val="DecValTok"/>
+          <w:rFonts w:asciiTheme="majorHAnsi" w:hAnsiTheme="majorHAnsi" w:cstheme="majorBidi"/>
+        </w:rPr>
+        <w:t>9</w:t>
+      </w:r>
+      <w:r>
+        <w:rPr>
+          <w:rStyle w:val="NormalTok"/>
+          <w:rFonts w:asciiTheme="majorHAnsi" w:hAnsiTheme="majorHAnsi" w:cstheme="majorBidi"/>
+        </w:rPr>
+        <w:t>)</w:t>
+      </w:r>
+      <w:r>
+        <w:rPr>
+          <w:rStyle w:val="NormalTok"/>
+          <w:rFonts w:asciiTheme="majorHAnsi" w:hAnsiTheme="majorHAnsi" w:cstheme="majorBidi"/>
+        </w:rPr>
+        <w:tab/>
+      </w:r>
+      <w:r>
+        <w:rPr>
+          <w:rStyle w:val="NormalTok"/>
+          <w:rFonts w:asciiTheme="majorHAnsi" w:hAnsiTheme="majorHAnsi" w:cstheme="majorBidi"/>
+        </w:rPr>
+        <w:tab/>
+      </w:r>
+      <w:r>
+        <w:rPr>
+          <w:rStyle w:val="NormalTok"/>
+          <w:rFonts w:asciiTheme="majorHAnsi" w:hAnsiTheme="majorHAnsi" w:cstheme="majorBidi"/>
+        </w:rPr>
+        <w:tab/>
+      </w:r>
+      <w:r>
+        <w:rPr>
+          <w:rStyle w:val="NormalTok"/>
+          <w:rFonts w:asciiTheme="majorHAnsi" w:hAnsiTheme="majorHAnsi" w:cstheme="majorBidi"/>
+        </w:rPr>
+        <w:tab/>
+      </w:r>
+      <w:r>
+        <w:rPr>
+          <w:rStyle w:val="NormalTok"/>
+          <w:rFonts w:asciiTheme="majorHAnsi" w:hAnsiTheme="majorHAnsi" w:cstheme="majorBidi"/>
+        </w:rPr>
+        <w:tab/>
+      </w:r>
+      <w:r>
+        <w:rPr>
+          <w:rStyle w:val="NormalTok"/>
+          <w:rFonts w:asciiTheme="majorHAnsi" w:hAnsiTheme="majorHAnsi" w:cstheme="majorBidi"/>
+          <w:color w:val="7EB352"/>
+        </w:rPr>
+        <w:t># vector</w:t>
+      </w:r>
+      <w:r>
+        <w:br/>
+      </w:r>
       <w:proofErr w:type="spellStart"/>
       <w:r>
         <w:rPr>
           <w:rStyle w:val="NormalTok"/>
           <w:rFonts w:asciiTheme="majorHAnsi" w:hAnsiTheme="majorHAnsi" w:cstheme="majorBidi"/>
         </w:rPr>
-        <w:t>integer_eg</w:t>
+        <w:t>group_of_letters</w:t>
       </w:r>
       <w:proofErr w:type="spellEnd"/>
       <w:r>
@@ -568,9 +1220,183 @@
           <w:rStyle w:val="NormalTok"/>
           <w:rFonts w:asciiTheme="majorHAnsi" w:hAnsiTheme="majorHAnsi" w:cstheme="majorBidi"/>
         </w:rPr>
-        <w:t xml:space="preserve"> 2L</w:t>
-      </w:r>
-      <w:r>
+        <w:t xml:space="preserve"> </w:t>
+      </w:r>
+      <w:bookmarkStart w:id="2" w:name="_Int_hcsTLShs"/>
+      <w:r>
+        <w:rPr>
+          <w:rStyle w:val="FunctionTok"/>
+          <w:rFonts w:asciiTheme="majorHAnsi" w:hAnsiTheme="majorHAnsi" w:cstheme="majorBidi"/>
+        </w:rPr>
+        <w:t>c</w:t>
+      </w:r>
+      <w:r>
+        <w:rPr>
+          <w:rStyle w:val="NormalTok"/>
+          <w:rFonts w:asciiTheme="majorHAnsi" w:hAnsiTheme="majorHAnsi" w:cstheme="majorBidi"/>
+        </w:rPr>
+        <w:t>(</w:t>
+      </w:r>
+      <w:bookmarkEnd w:id="2"/>
+      <w:r>
+        <w:rPr>
+          <w:rStyle w:val="StringTok"/>
+          <w:rFonts w:asciiTheme="majorHAnsi" w:hAnsiTheme="majorHAnsi" w:cstheme="majorBidi"/>
+        </w:rPr>
+        <w:t>“</w:t>
+      </w:r>
+      <w:r>
+        <w:rPr>
+          <w:rStyle w:val="StringTok"/>
+          <w:rFonts w:asciiTheme="majorHAnsi" w:hAnsiTheme="majorHAnsi" w:cstheme="majorBidi"/>
+        </w:rPr>
+        <w:t>a</w:t>
+      </w:r>
+      <w:r>
+        <w:rPr>
+          <w:rStyle w:val="StringTok"/>
+          <w:rFonts w:asciiTheme="majorHAnsi" w:hAnsiTheme="majorHAnsi" w:cstheme="majorBidi"/>
+        </w:rPr>
+        <w:t>”</w:t>
+      </w:r>
+      <w:r>
+        <w:rPr>
+          <w:rStyle w:val="NormalTok"/>
+          <w:rFonts w:asciiTheme="majorHAnsi" w:hAnsiTheme="majorHAnsi" w:cstheme="majorBidi"/>
+        </w:rPr>
+        <w:t>,</w:t>
+      </w:r>
+      <w:r>
+        <w:rPr>
+          <w:rStyle w:val="NormalTok"/>
+          <w:rFonts w:asciiTheme="majorHAnsi" w:hAnsiTheme="majorHAnsi" w:cstheme="majorBidi"/>
+        </w:rPr>
+        <w:t xml:space="preserve"> </w:t>
+      </w:r>
+      <w:r>
+        <w:rPr>
+          <w:rStyle w:val="StringTok"/>
+          <w:rFonts w:asciiTheme="majorHAnsi" w:hAnsiTheme="majorHAnsi" w:cstheme="majorBidi"/>
+        </w:rPr>
+        <w:t>“</w:t>
+      </w:r>
+      <w:r>
+        <w:rPr>
+          <w:rStyle w:val="StringTok"/>
+          <w:rFonts w:asciiTheme="majorHAnsi" w:hAnsiTheme="majorHAnsi" w:cstheme="majorBidi"/>
+        </w:rPr>
+        <w:t>b</w:t>
+      </w:r>
+      <w:r>
+        <w:rPr>
+          <w:rStyle w:val="StringTok"/>
+          <w:rFonts w:asciiTheme="majorHAnsi" w:hAnsiTheme="majorHAnsi" w:cstheme="majorBidi"/>
+        </w:rPr>
+        <w:t>”</w:t>
+      </w:r>
+      <w:r>
+        <w:rPr>
+          <w:rStyle w:val="NormalTok"/>
+          <w:rFonts w:asciiTheme="majorHAnsi" w:hAnsiTheme="majorHAnsi" w:cstheme="majorBidi"/>
+        </w:rPr>
+        <w:t xml:space="preserve">, </w:t>
+      </w:r>
+      <w:r>
+        <w:rPr>
+          <w:rStyle w:val="StringTok"/>
+          <w:rFonts w:asciiTheme="majorHAnsi" w:hAnsiTheme="majorHAnsi" w:cstheme="majorBidi"/>
+        </w:rPr>
+        <w:t>“</w:t>
+      </w:r>
+      <w:r>
+        <w:rPr>
+          <w:rStyle w:val="StringTok"/>
+          <w:rFonts w:asciiTheme="majorHAnsi" w:hAnsiTheme="majorHAnsi" w:cstheme="majorBidi"/>
+        </w:rPr>
+        <w:t>c</w:t>
+      </w:r>
+      <w:r>
+        <w:rPr>
+          <w:rStyle w:val="StringTok"/>
+          <w:rFonts w:asciiTheme="majorHAnsi" w:hAnsiTheme="majorHAnsi" w:cstheme="majorBidi"/>
+        </w:rPr>
+        <w:t>”</w:t>
+      </w:r>
+      <w:r>
+        <w:rPr>
+          <w:rStyle w:val="NormalTok"/>
+          <w:rFonts w:asciiTheme="majorHAnsi" w:hAnsiTheme="majorHAnsi" w:cstheme="majorBidi"/>
+        </w:rPr>
+        <w:t xml:space="preserve">, </w:t>
+      </w:r>
+      <w:r>
+        <w:rPr>
+          <w:rStyle w:val="StringTok"/>
+          <w:rFonts w:asciiTheme="majorHAnsi" w:hAnsiTheme="majorHAnsi" w:cstheme="majorBidi"/>
+        </w:rPr>
+        <w:t>“</w:t>
+      </w:r>
+      <w:r>
+        <w:rPr>
+          <w:rStyle w:val="StringTok"/>
+          <w:rFonts w:asciiTheme="majorHAnsi" w:hAnsiTheme="majorHAnsi" w:cstheme="majorBidi"/>
+        </w:rPr>
+        <w:t>d</w:t>
+      </w:r>
+      <w:r>
+        <w:rPr>
+          <w:rStyle w:val="StringTok"/>
+          <w:rFonts w:asciiTheme="majorHAnsi" w:hAnsiTheme="majorHAnsi" w:cstheme="majorBidi"/>
+        </w:rPr>
+        <w:t>”</w:t>
+      </w:r>
+      <w:r>
+        <w:rPr>
+          <w:rStyle w:val="NormalTok"/>
+          <w:rFonts w:asciiTheme="majorHAnsi" w:hAnsiTheme="majorHAnsi" w:cstheme="majorBidi"/>
+        </w:rPr>
+        <w:t>)</w:t>
+      </w:r>
+      <w:r>
+        <w:rPr>
+          <w:rStyle w:val="NormalTok"/>
+          <w:rFonts w:asciiTheme="majorHAnsi" w:hAnsiTheme="majorHAnsi" w:cstheme="majorBidi"/>
+        </w:rPr>
+        <w:tab/>
+      </w:r>
+      <w:r>
+        <w:rPr>
+          <w:rStyle w:val="NormalTok"/>
+          <w:rFonts w:asciiTheme="majorHAnsi" w:hAnsiTheme="majorHAnsi" w:cstheme="majorBidi"/>
+        </w:rPr>
+        <w:tab/>
+      </w:r>
+      <w:r>
+        <w:rPr>
+          <w:rStyle w:val="NormalTok"/>
+          <w:rFonts w:asciiTheme="majorHAnsi" w:hAnsiTheme="majorHAnsi" w:cstheme="majorBidi"/>
+        </w:rPr>
+        <w:tab/>
+      </w:r>
+      <w:r>
+        <w:rPr>
+          <w:rStyle w:val="NormalTok"/>
+          <w:rFonts w:asciiTheme="majorHAnsi" w:hAnsiTheme="majorHAnsi" w:cstheme="majorBidi"/>
+        </w:rPr>
+        <w:tab/>
+      </w:r>
+      <w:r>
+        <w:rPr>
+          <w:rStyle w:val="NormalTok"/>
+          <w:rFonts w:asciiTheme="majorHAnsi" w:hAnsiTheme="majorHAnsi" w:cstheme="majorBidi"/>
+          <w:color w:val="7EB352"/>
+        </w:rPr>
+        <w:t># vector</w:t>
+      </w:r>
+      <w:r>
+        <w:rPr>
+          <w:color w:val="7EB352"/>
+        </w:rPr>
         <w:br/>
       </w:r>
       <w:proofErr w:type="spellStart"/>
@@ -579,7 +1405,7 @@
           <w:rStyle w:val="NormalTok"/>
           <w:rFonts w:asciiTheme="majorHAnsi" w:hAnsiTheme="majorHAnsi" w:cstheme="majorBidi"/>
         </w:rPr>
-        <w:t>character_eg</w:t>
+        <w:t>arrange_numbers</w:t>
       </w:r>
       <w:proofErr w:type="spellEnd"/>
       <w:r>
@@ -603,27 +1429,226 @@
         </w:rPr>
         <w:t xml:space="preserve"> </w:t>
       </w:r>
-      <w:r>
-        <w:rPr>
-          <w:rStyle w:val="StringTok"/>
-          <w:rFonts w:asciiTheme="majorHAnsi" w:hAnsiTheme="majorHAnsi" w:cstheme="majorBidi"/>
-        </w:rPr>
-        <w:t>"hi"</w:t>
-      </w:r>
-      <w:r>
+      <w:bookmarkStart w:id="3" w:name="_Int_Mdz9rnOb"/>
+      <w:r>
+        <w:rPr>
+          <w:rStyle w:val="FunctionTok"/>
+          <w:rFonts w:asciiTheme="majorHAnsi" w:hAnsiTheme="majorHAnsi" w:cstheme="majorBidi"/>
+        </w:rPr>
+        <w:t>matrix</w:t>
+      </w:r>
+      <w:r>
+        <w:rPr>
+          <w:rStyle w:val="NormalTok"/>
+          <w:rFonts w:asciiTheme="majorHAnsi" w:hAnsiTheme="majorHAnsi" w:cstheme="majorBidi"/>
+        </w:rPr>
+        <w:t>(</w:t>
+      </w:r>
+      <w:bookmarkEnd w:id="3"/>
+      <w:r>
+        <w:rPr>
+          <w:rStyle w:val="AttributeTok"/>
+          <w:rFonts w:asciiTheme="majorHAnsi" w:hAnsiTheme="majorHAnsi" w:cstheme="majorBidi"/>
+        </w:rPr>
+        <w:t>data =</w:t>
+      </w:r>
+      <w:r>
+        <w:rPr>
+          <w:rStyle w:val="NormalTok"/>
+          <w:rFonts w:asciiTheme="majorHAnsi" w:hAnsiTheme="majorHAnsi" w:cstheme="majorBidi"/>
+        </w:rPr>
+        <w:t xml:space="preserve"> </w:t>
+      </w:r>
+      <w:bookmarkStart w:id="4" w:name="_Int_VvgZbOjN"/>
+      <w:r>
+        <w:rPr>
+          <w:rStyle w:val="FunctionTok"/>
+          <w:rFonts w:asciiTheme="majorHAnsi" w:hAnsiTheme="majorHAnsi" w:cstheme="majorBidi"/>
+        </w:rPr>
+        <w:t>c</w:t>
+      </w:r>
+      <w:r>
+        <w:rPr>
+          <w:rStyle w:val="NormalTok"/>
+          <w:rFonts w:asciiTheme="majorHAnsi" w:hAnsiTheme="majorHAnsi" w:cstheme="majorBidi"/>
+        </w:rPr>
+        <w:t>(</w:t>
+      </w:r>
+      <w:bookmarkEnd w:id="4"/>
+      <w:r>
+        <w:rPr>
+          <w:rStyle w:val="DecValTok"/>
+          <w:rFonts w:asciiTheme="majorHAnsi" w:hAnsiTheme="majorHAnsi" w:cstheme="majorBidi"/>
+        </w:rPr>
+        <w:t>0</w:t>
+      </w:r>
+      <w:r>
+        <w:rPr>
+          <w:rStyle w:val="NormalTok"/>
+          <w:rFonts w:asciiTheme="majorHAnsi" w:hAnsiTheme="majorHAnsi" w:cstheme="majorBidi"/>
+        </w:rPr>
+        <w:t>,</w:t>
+      </w:r>
+      <w:r>
+        <w:rPr>
+          <w:rStyle w:val="DecValTok"/>
+          <w:rFonts w:asciiTheme="majorHAnsi" w:hAnsiTheme="majorHAnsi" w:cstheme="majorBidi"/>
+        </w:rPr>
+        <w:t>10</w:t>
+      </w:r>
+      <w:r>
+        <w:rPr>
+          <w:rStyle w:val="NormalTok"/>
+          <w:rFonts w:asciiTheme="majorHAnsi" w:hAnsiTheme="majorHAnsi" w:cstheme="majorBidi"/>
+        </w:rPr>
+        <w:t>,</w:t>
+      </w:r>
+      <w:r>
+        <w:rPr>
+          <w:rStyle w:val="DecValTok"/>
+          <w:rFonts w:asciiTheme="majorHAnsi" w:hAnsiTheme="majorHAnsi" w:cstheme="majorBidi"/>
+        </w:rPr>
+        <w:t>13</w:t>
+      </w:r>
+      <w:r>
+        <w:rPr>
+          <w:rStyle w:val="NormalTok"/>
+          <w:rFonts w:asciiTheme="majorHAnsi" w:hAnsiTheme="majorHAnsi" w:cstheme="majorBidi"/>
+        </w:rPr>
+        <w:t>,</w:t>
+      </w:r>
+      <w:r>
+        <w:rPr>
+          <w:rStyle w:val="DecValTok"/>
+          <w:rFonts w:asciiTheme="majorHAnsi" w:hAnsiTheme="majorHAnsi" w:cstheme="majorBidi"/>
+        </w:rPr>
+        <w:t>0</w:t>
+      </w:r>
+      <w:r>
+        <w:rPr>
+          <w:rStyle w:val="NormalTok"/>
+          <w:rFonts w:asciiTheme="majorHAnsi" w:hAnsiTheme="majorHAnsi" w:cstheme="majorBidi"/>
+        </w:rPr>
+        <w:t>,</w:t>
+      </w:r>
+      <w:r>
+        <w:rPr>
+          <w:rStyle w:val="DecValTok"/>
+          <w:rFonts w:asciiTheme="majorHAnsi" w:hAnsiTheme="majorHAnsi" w:cstheme="majorBidi"/>
+        </w:rPr>
+        <w:t>51</w:t>
+      </w:r>
+      <w:r>
+        <w:rPr>
+          <w:rStyle w:val="NormalTok"/>
+          <w:rFonts w:asciiTheme="majorHAnsi" w:hAnsiTheme="majorHAnsi" w:cstheme="majorBidi"/>
+        </w:rPr>
+        <w:t>,</w:t>
+      </w:r>
+      <w:r>
+        <w:rPr>
+          <w:rStyle w:val="DecValTok"/>
+          <w:rFonts w:asciiTheme="majorHAnsi" w:hAnsiTheme="majorHAnsi" w:cstheme="majorBidi"/>
+        </w:rPr>
+        <w:t>5</w:t>
+      </w:r>
+      <w:r>
+        <w:rPr>
+          <w:rStyle w:val="NormalTok"/>
+          <w:rFonts w:asciiTheme="majorHAnsi" w:hAnsiTheme="majorHAnsi" w:cstheme="majorBidi"/>
+        </w:rPr>
+        <w:t>,</w:t>
+      </w:r>
+      <w:r>
+        <w:rPr>
+          <w:rStyle w:val="DecValTok"/>
+          <w:rFonts w:asciiTheme="majorHAnsi" w:hAnsiTheme="majorHAnsi" w:cstheme="majorBidi"/>
+        </w:rPr>
+        <w:t>8</w:t>
+      </w:r>
+      <w:r>
+        <w:rPr>
+          <w:rStyle w:val="NormalTok"/>
+          <w:rFonts w:asciiTheme="majorHAnsi" w:hAnsiTheme="majorHAnsi" w:cstheme="majorBidi"/>
+        </w:rPr>
+        <w:t>,</w:t>
+      </w:r>
+      <w:r>
+        <w:rPr>
+          <w:rStyle w:val="DecValTok"/>
+          <w:rFonts w:asciiTheme="majorHAnsi" w:hAnsiTheme="majorHAnsi" w:cstheme="majorBidi"/>
+        </w:rPr>
+        <w:t>3</w:t>
+      </w:r>
+      <w:r>
+        <w:rPr>
+          <w:rStyle w:val="NormalTok"/>
+          <w:rFonts w:asciiTheme="majorHAnsi" w:hAnsiTheme="majorHAnsi" w:cstheme="majorBidi"/>
+        </w:rPr>
+        <w:t>,</w:t>
+      </w:r>
+      <w:r>
+        <w:rPr>
+          <w:rStyle w:val="DecValTok"/>
+          <w:rFonts w:asciiTheme="majorHAnsi" w:hAnsiTheme="majorHAnsi" w:cstheme="majorBidi"/>
+        </w:rPr>
+        <w:t>0</w:t>
+      </w:r>
+      <w:r>
+        <w:rPr>
+          <w:rStyle w:val="NormalTok"/>
+          <w:rFonts w:asciiTheme="majorHAnsi" w:hAnsiTheme="majorHAnsi" w:cstheme="majorBidi"/>
+        </w:rPr>
+        <w:t>),</w:t>
+      </w:r>
+      <w:r>
+        <w:rPr>
+          <w:rStyle w:val="NormalTok"/>
+          <w:rFonts w:asciiTheme="majorHAnsi" w:hAnsiTheme="majorHAnsi" w:cstheme="majorBidi"/>
+        </w:rPr>
+        <w:tab/>
+      </w:r>
+      <w:r>
+        <w:rPr>
+          <w:rStyle w:val="NormalTok"/>
+          <w:rFonts w:asciiTheme="majorHAnsi" w:hAnsiTheme="majorHAnsi" w:cstheme="majorBidi"/>
+          <w:color w:val="7EB352"/>
+        </w:rPr>
+        <w:t># matrix</w:t>
+      </w:r>
+      <w:r>
+        <w:rPr>
+          <w:color w:val="7EB352"/>
+        </w:rPr>
         <w:br/>
       </w:r>
+      <w:r>
+        <w:rPr>
+          <w:rStyle w:val="NormalTok"/>
+          <w:rFonts w:asciiTheme="majorHAnsi" w:hAnsiTheme="majorHAnsi" w:cstheme="majorBidi"/>
+        </w:rPr>
+        <w:t xml:space="preserve">               </w:t>
+      </w:r>
+      <w:bookmarkStart w:id="5" w:name="_Int_PZwIaf7z"/>
       <w:proofErr w:type="spellStart"/>
       <w:r>
         <w:rPr>
-          <w:rStyle w:val="NormalTok"/>
-          <w:rFonts w:asciiTheme="majorHAnsi" w:hAnsiTheme="majorHAnsi" w:cstheme="majorBidi"/>
-        </w:rPr>
-        <w:t>logical_eg</w:t>
-      </w:r>
+          <w:rStyle w:val="AttributeTok"/>
+          <w:rFonts w:asciiTheme="majorHAnsi" w:hAnsiTheme="majorHAnsi" w:cstheme="majorBidi"/>
+        </w:rPr>
+        <w:t>nrow</w:t>
+      </w:r>
+      <w:bookmarkEnd w:id="5"/>
       <w:proofErr w:type="spellEnd"/>
       <w:r>
         <w:rPr>
+          <w:rStyle w:val="AttributeTok"/>
+          <w:rFonts w:asciiTheme="majorHAnsi" w:hAnsiTheme="majorHAnsi" w:cstheme="majorBidi"/>
+        </w:rPr>
+        <w:t xml:space="preserve"> =</w:t>
+      </w:r>
+      <w:r>
+        <w:rPr>
           <w:rStyle w:val="NormalTok"/>
           <w:rFonts w:asciiTheme="majorHAnsi" w:hAnsiTheme="majorHAnsi" w:cstheme="majorBidi"/>
         </w:rPr>
@@ -631,6 +1656,140 @@
       </w:r>
       <w:r>
         <w:rPr>
+          <w:rStyle w:val="DecValTok"/>
+          <w:rFonts w:asciiTheme="majorHAnsi" w:hAnsiTheme="majorHAnsi" w:cstheme="majorBidi"/>
+        </w:rPr>
+        <w:t>3</w:t>
+      </w:r>
+      <w:r>
+        <w:rPr>
+          <w:rStyle w:val="NormalTok"/>
+          <w:rFonts w:asciiTheme="majorHAnsi" w:hAnsiTheme="majorHAnsi" w:cstheme="majorBidi"/>
+        </w:rPr>
+        <w:t>,</w:t>
+      </w:r>
+      <w:r>
+        <w:br/>
+      </w:r>
+      <w:r>
+        <w:rPr>
+          <w:rStyle w:val="NormalTok"/>
+          <w:rFonts w:asciiTheme="majorHAnsi" w:hAnsiTheme="majorHAnsi" w:cstheme="majorBidi"/>
+        </w:rPr>
+        <w:t xml:space="preserve">               </w:t>
+      </w:r>
+      <w:proofErr w:type="spellStart"/>
+      <w:r>
+        <w:rPr>
+          <w:rStyle w:val="AttributeTok"/>
+          <w:rFonts w:asciiTheme="majorHAnsi" w:hAnsiTheme="majorHAnsi" w:cstheme="majorBidi"/>
+        </w:rPr>
+        <w:t>ncol</w:t>
+      </w:r>
+      <w:proofErr w:type="spellEnd"/>
+      <w:r>
+        <w:rPr>
+          <w:rStyle w:val="AttributeTok"/>
+          <w:rFonts w:asciiTheme="majorHAnsi" w:hAnsiTheme="majorHAnsi" w:cstheme="majorBidi"/>
+        </w:rPr>
+        <w:t xml:space="preserve"> =</w:t>
+      </w:r>
+      <w:r>
+        <w:rPr>
+          <w:rStyle w:val="NormalTok"/>
+          <w:rFonts w:asciiTheme="majorHAnsi" w:hAnsiTheme="majorHAnsi" w:cstheme="majorBidi"/>
+        </w:rPr>
+        <w:t xml:space="preserve"> </w:t>
+      </w:r>
+      <w:r>
+        <w:rPr>
+          <w:rStyle w:val="DecValTok"/>
+          <w:rFonts w:asciiTheme="majorHAnsi" w:hAnsiTheme="majorHAnsi" w:cstheme="majorBidi"/>
+        </w:rPr>
+        <w:t>3</w:t>
+      </w:r>
+      <w:r>
+        <w:rPr>
+          <w:rStyle w:val="NormalTok"/>
+          <w:rFonts w:asciiTheme="majorHAnsi" w:hAnsiTheme="majorHAnsi" w:cstheme="majorBidi"/>
+        </w:rPr>
+        <w:t>,</w:t>
+      </w:r>
+      <w:r>
+        <w:br/>
+      </w:r>
+      <w:r>
+        <w:rPr>
+          <w:rStyle w:val="NormalTok"/>
+          <w:rFonts w:asciiTheme="majorHAnsi" w:hAnsiTheme="majorHAnsi" w:cstheme="majorBidi"/>
+        </w:rPr>
+        <w:t xml:space="preserve">               </w:t>
+      </w:r>
+      <w:proofErr w:type="spellStart"/>
+      <w:r>
+        <w:rPr>
+          <w:rStyle w:val="AttributeTok"/>
+          <w:rFonts w:asciiTheme="majorHAnsi" w:hAnsiTheme="majorHAnsi" w:cstheme="majorBidi"/>
+        </w:rPr>
+        <w:t>byrow</w:t>
+      </w:r>
+      <w:proofErr w:type="spellEnd"/>
+      <w:r>
+        <w:rPr>
+          <w:rStyle w:val="AttributeTok"/>
+          <w:rFonts w:asciiTheme="majorHAnsi" w:hAnsiTheme="majorHAnsi" w:cstheme="majorBidi"/>
+        </w:rPr>
+        <w:t xml:space="preserve"> =</w:t>
+      </w:r>
+      <w:r>
+        <w:rPr>
+          <w:rStyle w:val="NormalTok"/>
+          <w:rFonts w:asciiTheme="majorHAnsi" w:hAnsiTheme="majorHAnsi" w:cstheme="majorBidi"/>
+        </w:rPr>
+        <w:t xml:space="preserve"> </w:t>
+      </w:r>
+      <w:r>
+        <w:rPr>
+          <w:rStyle w:val="ConstantTok"/>
+          <w:rFonts w:asciiTheme="majorHAnsi" w:hAnsiTheme="majorHAnsi" w:cstheme="majorBidi"/>
+        </w:rPr>
+        <w:t>TRUE</w:t>
+      </w:r>
+      <w:r>
+        <w:rPr>
+          <w:rStyle w:val="NormalTok"/>
+          <w:rFonts w:asciiTheme="majorHAnsi" w:hAnsiTheme="majorHAnsi" w:cstheme="majorBidi"/>
+        </w:rPr>
+        <w:t>)</w:t>
+      </w:r>
+      <w:r>
+        <w:br/>
+      </w:r>
+      <w:proofErr w:type="spellStart"/>
+      <w:r>
+        <w:rPr>
+          <w:rStyle w:val="NormalTok"/>
+          <w:rFonts w:asciiTheme="majorHAnsi" w:hAnsiTheme="majorHAnsi" w:cstheme="majorBidi"/>
+        </w:rPr>
+        <w:t>data</w:t>
+      </w:r>
+      <w:r>
+        <w:rPr>
+          <w:rStyle w:val="NormalTok"/>
+          <w:rFonts w:asciiTheme="majorHAnsi" w:hAnsiTheme="majorHAnsi" w:cstheme="majorBidi"/>
+        </w:rPr>
+        <w:t>_eg</w:t>
+      </w:r>
+      <w:proofErr w:type="spellEnd"/>
+      <w:r>
+        <w:rPr>
+          <w:rStyle w:val="NormalTok"/>
+          <w:rFonts w:asciiTheme="majorHAnsi" w:hAnsiTheme="majorHAnsi" w:cstheme="majorBidi"/>
+        </w:rPr>
+        <w:t xml:space="preserve"> </w:t>
+      </w:r>
+      <w:r>
+        <w:rPr>
           <w:rStyle w:val="OtherTok"/>
           <w:rFonts w:asciiTheme="majorHAnsi" w:hAnsiTheme="majorHAnsi" w:cstheme="majorBidi"/>
         </w:rPr>
@@ -643,37 +1802,13 @@
         </w:rPr>
         <w:t xml:space="preserve"> </w:t>
       </w:r>
-      <w:r>
-        <w:rPr>
-          <w:rStyle w:val="ConstantTok"/>
-          <w:rFonts w:asciiTheme="majorHAnsi" w:hAnsiTheme="majorHAnsi" w:cstheme="majorBidi"/>
-        </w:rPr>
-        <w:t>FALSE</w:t>
-      </w:r>
-      <w:r>
-        <w:br/>
-      </w:r>
       <w:proofErr w:type="spellStart"/>
       <w:r>
         <w:rPr>
           <w:rStyle w:val="NormalTok"/>
           <w:rFonts w:asciiTheme="majorHAnsi" w:hAnsiTheme="majorHAnsi" w:cstheme="majorBidi"/>
         </w:rPr>
-        <w:t>double_</w:t>
-      </w:r>
-      <w:r>
-        <w:rPr>
-          <w:rStyle w:val="NormalTok"/>
-          <w:rFonts w:asciiTheme="majorHAnsi" w:hAnsiTheme="majorHAnsi" w:cstheme="majorBidi"/>
-        </w:rPr>
-        <w:t>e</w:t>
-      </w:r>
-      <w:r>
-        <w:rPr>
-          <w:rStyle w:val="NormalTok"/>
-          <w:rFonts w:asciiTheme="majorHAnsi" w:hAnsiTheme="majorHAnsi" w:cstheme="majorBidi"/>
-        </w:rPr>
-        <w:t>g</w:t>
+        <w:t>mtcars</w:t>
       </w:r>
       <w:proofErr w:type="spellEnd"/>
       <w:r>
@@ -681,34 +1816,63 @@
           <w:rStyle w:val="NormalTok"/>
           <w:rFonts w:asciiTheme="majorHAnsi" w:hAnsiTheme="majorHAnsi" w:cstheme="majorBidi"/>
         </w:rPr>
-        <w:t xml:space="preserve"> </w:t>
-      </w:r>
-      <w:r>
-        <w:rPr>
-          <w:rStyle w:val="OtherTok"/>
-          <w:rFonts w:asciiTheme="majorHAnsi" w:hAnsiTheme="majorHAnsi" w:cstheme="majorBidi"/>
-        </w:rPr>
-        <w:t>&lt;-</w:t>
-      </w:r>
-      <w:r>
-        <w:rPr>
-          <w:rStyle w:val="NormalTok"/>
-          <w:rFonts w:asciiTheme="majorHAnsi" w:hAnsiTheme="majorHAnsi" w:cstheme="majorBidi"/>
-        </w:rPr>
-        <w:t xml:space="preserve"> </w:t>
-      </w:r>
-      <w:r>
-        <w:rPr>
-          <w:rStyle w:val="DecValTok"/>
-          <w:rFonts w:asciiTheme="majorHAnsi" w:hAnsiTheme="majorHAnsi" w:cstheme="majorBidi"/>
-        </w:rPr>
-        <w:t>2</w:t>
+        <w:tab/>
+      </w:r>
+      <w:r>
+        <w:rPr>
+          <w:rStyle w:val="NormalTok"/>
+          <w:rFonts w:asciiTheme="majorHAnsi" w:hAnsiTheme="majorHAnsi" w:cstheme="majorBidi"/>
+        </w:rPr>
+        <w:tab/>
+      </w:r>
+      <w:r>
+        <w:rPr>
+          <w:rStyle w:val="NormalTok"/>
+          <w:rFonts w:asciiTheme="majorHAnsi" w:hAnsiTheme="majorHAnsi" w:cstheme="majorBidi"/>
+        </w:rPr>
+        <w:tab/>
+      </w:r>
+      <w:r>
+        <w:rPr>
+          <w:rStyle w:val="NormalTok"/>
+          <w:rFonts w:asciiTheme="majorHAnsi" w:hAnsiTheme="majorHAnsi" w:cstheme="majorBidi"/>
+        </w:rPr>
+        <w:tab/>
+      </w:r>
+      <w:r>
+        <w:rPr>
+          <w:rStyle w:val="NormalTok"/>
+          <w:rFonts w:asciiTheme="majorHAnsi" w:hAnsiTheme="majorHAnsi" w:cstheme="majorBidi"/>
+        </w:rPr>
+        <w:tab/>
+      </w:r>
+      <w:r>
+        <w:rPr>
+          <w:rStyle w:val="NormalTok"/>
+          <w:rFonts w:asciiTheme="majorHAnsi" w:hAnsiTheme="majorHAnsi" w:cstheme="majorBidi"/>
+        </w:rPr>
+        <w:tab/>
+      </w:r>
+      <w:r>
+        <w:rPr>
+          <w:rStyle w:val="NormalTok"/>
+          <w:rFonts w:asciiTheme="majorHAnsi" w:hAnsiTheme="majorHAnsi" w:cstheme="majorBidi"/>
+          <w:color w:val="7EB352"/>
+        </w:rPr>
+        <w:t># data frame</w:t>
       </w:r>
     </w:p>
     <w:p>
       <w:pPr>
         <w:pStyle w:val="Compact"/>
-        <w:jc w:val="center"/>
+        <w:rPr>
+          <w:rFonts w:asciiTheme="majorHAnsi" w:hAnsiTheme="majorHAnsi" w:cstheme="majorBidi"/>
+        </w:rPr>
+      </w:pPr>
+    </w:p>
+    <w:p>
+      <w:pPr>
+        <w:pStyle w:val="Compact"/>
         <w:rPr>
           <w:rFonts w:asciiTheme="majorHAnsi" w:hAnsiTheme="majorHAnsi" w:cstheme="majorBidi"/>
         </w:rPr>
@@ -723,15 +1887,9 @@
         <w:rPr>
           <w:rFonts w:asciiTheme="majorHAnsi" w:hAnsiTheme="majorHAnsi" w:cstheme="majorBidi"/>
         </w:rPr>
-        <w:t>e can u</w:t>
-      </w:r>
-      <w:r>
-        <w:rPr>
-          <w:rFonts w:asciiTheme="majorHAnsi" w:hAnsiTheme="majorHAnsi" w:cstheme="majorBidi"/>
-        </w:rPr>
-        <w:t>se the ‘</w:t>
-      </w:r>
-      <w:bookmarkStart w:id="1" w:name="_Int_R6sEdsGU"/>
+        <w:t>e can use the ‘</w:t>
+      </w:r>
+      <w:bookmarkStart w:id="6" w:name="_Int_R6sEdsGU"/>
       <w:proofErr w:type="gramStart"/>
       <w:r>
         <w:rPr>
@@ -742,8 +1900,7 @@
         </w:rPr>
         <w:t>str(</w:t>
       </w:r>
-      <w:bookmarkEnd w:id="1"/>
-      <w:proofErr w:type="gramEnd"/>
+      <w:bookmarkEnd w:id="6"/>
       <w:r>
         <w:rPr>
           <w:rFonts w:asciiTheme="majorHAnsi" w:hAnsiTheme="majorHAnsi" w:cstheme="majorBidi"/>
@@ -757,7 +1914,13 @@
         <w:rPr>
           <w:rFonts w:asciiTheme="majorHAnsi" w:hAnsiTheme="majorHAnsi" w:cstheme="majorBidi"/>
         </w:rPr>
-        <w:t>’ and ‘</w:t>
+        <w:t xml:space="preserve">’ </w:t>
+      </w:r>
+      <w:r>
+        <w:rPr>
+          <w:rFonts w:asciiTheme="majorHAnsi" w:hAnsiTheme="majorHAnsi" w:cstheme="majorBidi"/>
+        </w:rPr>
+        <w:t>‘</w:t>
       </w:r>
       <w:r>
         <w:rPr>
@@ -766,8 +1929,9 @@
           <w:bCs/>
           <w:color w:val="1F497D" w:themeColor="text2"/>
         </w:rPr>
-        <w:t>type</w:t>
-      </w:r>
+        <w:t>class(</w:t>
+      </w:r>
+      <w:proofErr w:type="gramEnd"/>
       <w:r>
         <w:rPr>
           <w:rFonts w:asciiTheme="majorHAnsi" w:hAnsiTheme="majorHAnsi" w:cstheme="majorBidi"/>
@@ -775,8 +1939,22 @@
           <w:bCs/>
           <w:color w:val="1F497D" w:themeColor="text2"/>
         </w:rPr>
-        <w:t xml:space="preserve"> of </w:t>
-      </w:r>
+        <w:t>)</w:t>
+      </w:r>
+      <w:r>
+        <w:rPr>
+          <w:rFonts w:asciiTheme="majorHAnsi" w:hAnsiTheme="majorHAnsi" w:cstheme="majorBidi"/>
+        </w:rPr>
+        <w:t xml:space="preserve">’ </w:t>
+      </w:r>
+      <w:r>
+        <w:rPr>
+          <w:rFonts w:asciiTheme="majorHAnsi" w:hAnsiTheme="majorHAnsi" w:cstheme="majorBidi"/>
+        </w:rPr>
+        <w:t>and ‘</w:t>
+      </w:r>
+      <w:proofErr w:type="spellStart"/>
+      <w:proofErr w:type="gramStart"/>
       <w:r>
         <w:rPr>
           <w:rFonts w:asciiTheme="majorHAnsi" w:hAnsiTheme="majorHAnsi" w:cstheme="majorBidi"/>
@@ -784,64 +1962,101 @@
           <w:bCs/>
           <w:color w:val="1F497D" w:themeColor="text2"/>
         </w:rPr>
-        <w:t>()</w:t>
-      </w:r>
-      <w:r>
-        <w:rPr>
-          <w:rFonts w:asciiTheme="majorHAnsi" w:hAnsiTheme="majorHAnsi" w:cstheme="majorBidi"/>
-        </w:rPr>
-        <w:t>’ functions</w:t>
-      </w:r>
-      <w:r>
-        <w:rPr>
-          <w:rFonts w:asciiTheme="majorHAnsi" w:hAnsiTheme="majorHAnsi" w:cstheme="majorBidi"/>
-        </w:rPr>
-        <w:t>.</w:t>
-      </w:r>
-    </w:p>
-    <w:p>
-      <w:pPr>
-        <w:pStyle w:val="Compact"/>
+        <w:t>type</w:t>
+      </w:r>
+      <w:r>
         <w:rPr>
           <w:rFonts w:asciiTheme="majorHAnsi" w:hAnsiTheme="majorHAnsi" w:cstheme="majorBidi"/>
           <w:b/>
           <w:bCs/>
-        </w:rPr>
-      </w:pPr>
-    </w:p>
-    <w:p>
-      <w:pPr>
-        <w:pStyle w:val="Compact"/>
-        <w:spacing w:before="0" w:after="0"/>
+          <w:color w:val="1F497D" w:themeColor="text2"/>
+        </w:rPr>
+        <w:t>of</w:t>
+      </w:r>
+      <w:proofErr w:type="spellEnd"/>
+      <w:r>
         <w:rPr>
           <w:rFonts w:asciiTheme="majorHAnsi" w:hAnsiTheme="majorHAnsi" w:cstheme="majorBidi"/>
           <w:b/>
           <w:bCs/>
-        </w:rPr>
-      </w:pPr>
+          <w:color w:val="1F497D" w:themeColor="text2"/>
+        </w:rPr>
+        <w:t>(</w:t>
+      </w:r>
+      <w:proofErr w:type="gramEnd"/>
       <w:r>
         <w:rPr>
           <w:rFonts w:asciiTheme="majorHAnsi" w:hAnsiTheme="majorHAnsi" w:cstheme="majorBidi"/>
           <w:b/>
           <w:bCs/>
-        </w:rPr>
-        <w:t>What if we need to group numbers or characters?</w:t>
+          <w:color w:val="1F497D" w:themeColor="text2"/>
+        </w:rPr>
+        <w:t>)</w:t>
+      </w:r>
+      <w:r>
+        <w:rPr>
+          <w:rFonts w:asciiTheme="majorHAnsi" w:hAnsiTheme="majorHAnsi" w:cstheme="majorBidi"/>
+        </w:rPr>
+        <w:t>’ functions.</w:t>
       </w:r>
     </w:p>
     <w:p>
       <w:pPr>
         <w:pStyle w:val="SourceCode"/>
         <w:rPr>
-          <w:rFonts w:asciiTheme="majorHAnsi" w:hAnsiTheme="majorHAnsi" w:cstheme="majorBidi"/>
-        </w:rPr>
-      </w:pPr>
+          <w:rStyle w:val="NormalTok"/>
+          <w:rFonts w:asciiTheme="majorHAnsi" w:hAnsiTheme="majorHAnsi" w:cstheme="majorBidi"/>
+          <w:b/>
+          <w:bCs/>
+        </w:rPr>
+      </w:pPr>
+      <w:r>
+        <w:rPr>
+          <w:rStyle w:val="NormalTok"/>
+          <w:rFonts w:asciiTheme="majorHAnsi" w:hAnsiTheme="majorHAnsi" w:cstheme="majorBidi"/>
+          <w:b/>
+          <w:bCs/>
+        </w:rPr>
+        <w:t>R</w:t>
+      </w:r>
+    </w:p>
+    <w:p>
+      <w:pPr>
+        <w:pStyle w:val="SourceCode"/>
+        <w:spacing w:after="0"/>
+        <w:rPr>
+          <w:rStyle w:val="NormalTok"/>
+          <w:rFonts w:asciiTheme="majorHAnsi" w:hAnsiTheme="majorHAnsi" w:cstheme="majorBidi"/>
+        </w:rPr>
+      </w:pPr>
+      <w:r>
+        <w:rPr>
+          <w:rStyle w:val="NormalTok"/>
+          <w:rFonts w:asciiTheme="majorHAnsi" w:hAnsiTheme="majorHAnsi" w:cstheme="majorBidi"/>
+        </w:rPr>
+        <w:t>str()</w:t>
+      </w:r>
+      <w:r>
+        <w:br/>
+      </w:r>
+      <w:r>
+        <w:rPr>
+          <w:rStyle w:val="NormalTok"/>
+          <w:rFonts w:asciiTheme="majorHAnsi" w:hAnsiTheme="majorHAnsi" w:cstheme="majorBidi"/>
+        </w:rPr>
+        <w:t>class()</w:t>
+      </w:r>
+      <w:r>
+        <w:br/>
+      </w:r>
       <w:proofErr w:type="spellStart"/>
-      <w:r>
-        <w:rPr>
-          <w:rStyle w:val="NormalTok"/>
-          <w:rFonts w:asciiTheme="majorHAnsi" w:hAnsiTheme="majorHAnsi" w:cstheme="majorBidi"/>
-        </w:rPr>
-        <w:t>group_of_numbers</w:t>
+      <w:proofErr w:type="gramStart"/>
+      <w:r>
+        <w:rPr>
+          <w:rStyle w:val="NormalTok"/>
+          <w:rFonts w:asciiTheme="majorHAnsi" w:hAnsiTheme="majorHAnsi" w:cstheme="majorBidi"/>
+        </w:rPr>
+        <w:t>typeof</w:t>
       </w:r>
       <w:proofErr w:type="spellEnd"/>
       <w:r>
@@ -849,758 +2064,33 @@
           <w:rStyle w:val="NormalTok"/>
           <w:rFonts w:asciiTheme="majorHAnsi" w:hAnsiTheme="majorHAnsi" w:cstheme="majorBidi"/>
         </w:rPr>
-        <w:t xml:space="preserve"> </w:t>
-      </w:r>
-      <w:r>
-        <w:rPr>
-          <w:rStyle w:val="OtherTok"/>
-          <w:rFonts w:asciiTheme="majorHAnsi" w:hAnsiTheme="majorHAnsi" w:cstheme="majorBidi"/>
-        </w:rPr>
-        <w:t>&lt;-</w:t>
-      </w:r>
-      <w:r>
-        <w:rPr>
-          <w:rStyle w:val="NormalTok"/>
-          <w:rFonts w:asciiTheme="majorHAnsi" w:hAnsiTheme="majorHAnsi" w:cstheme="majorBidi"/>
-        </w:rPr>
-        <w:t xml:space="preserve"> </w:t>
-      </w:r>
-      <w:bookmarkStart w:id="2" w:name="_Int_xQb8gRmH"/>
-      <w:proofErr w:type="gramStart"/>
-      <w:r>
-        <w:rPr>
-          <w:rStyle w:val="FunctionTok"/>
-          <w:rFonts w:asciiTheme="majorHAnsi" w:hAnsiTheme="majorHAnsi" w:cstheme="majorBidi"/>
-        </w:rPr>
-        <w:t>c</w:t>
-      </w:r>
-      <w:r>
-        <w:rPr>
-          <w:rStyle w:val="NormalTok"/>
-          <w:rFonts w:asciiTheme="majorHAnsi" w:hAnsiTheme="majorHAnsi" w:cstheme="majorBidi"/>
-        </w:rPr>
         <w:t>(</w:t>
       </w:r>
-      <w:bookmarkEnd w:id="2"/>
       <w:proofErr w:type="gramEnd"/>
       <w:r>
         <w:rPr>
-          <w:rStyle w:val="DecValTok"/>
-          <w:rFonts w:asciiTheme="majorHAnsi" w:hAnsiTheme="majorHAnsi" w:cstheme="majorBidi"/>
-        </w:rPr>
-        <w:t>1</w:t>
-      </w:r>
-      <w:r>
-        <w:rPr>
-          <w:rStyle w:val="NormalTok"/>
-          <w:rFonts w:asciiTheme="majorHAnsi" w:hAnsiTheme="majorHAnsi" w:cstheme="majorBidi"/>
-        </w:rPr>
-        <w:t>,</w:t>
-      </w:r>
-      <w:r>
-        <w:rPr>
-          <w:rStyle w:val="DecValTok"/>
-          <w:rFonts w:asciiTheme="majorHAnsi" w:hAnsiTheme="majorHAnsi" w:cstheme="majorBidi"/>
-        </w:rPr>
-        <w:t>3</w:t>
-      </w:r>
-      <w:r>
-        <w:rPr>
-          <w:rStyle w:val="NormalTok"/>
-          <w:rFonts w:asciiTheme="majorHAnsi" w:hAnsiTheme="majorHAnsi" w:cstheme="majorBidi"/>
-        </w:rPr>
-        <w:t>,</w:t>
-      </w:r>
-      <w:r>
-        <w:rPr>
-          <w:rStyle w:val="DecValTok"/>
-          <w:rFonts w:asciiTheme="majorHAnsi" w:hAnsiTheme="majorHAnsi" w:cstheme="majorBidi"/>
-        </w:rPr>
-        <w:t>6</w:t>
-      </w:r>
-      <w:r>
-        <w:rPr>
-          <w:rStyle w:val="NormalTok"/>
-          <w:rFonts w:asciiTheme="majorHAnsi" w:hAnsiTheme="majorHAnsi" w:cstheme="majorBidi"/>
-        </w:rPr>
-        <w:t>,</w:t>
-      </w:r>
-      <w:r>
-        <w:rPr>
-          <w:rStyle w:val="DecValTok"/>
-          <w:rFonts w:asciiTheme="majorHAnsi" w:hAnsiTheme="majorHAnsi" w:cstheme="majorBidi"/>
-        </w:rPr>
-        <w:t>9</w:t>
-      </w:r>
-      <w:r>
-        <w:rPr>
           <w:rStyle w:val="NormalTok"/>
           <w:rFonts w:asciiTheme="majorHAnsi" w:hAnsiTheme="majorHAnsi" w:cstheme="majorBidi"/>
         </w:rPr>
         <w:t>)</w:t>
       </w:r>
-      <w:r>
-        <w:br/>
-      </w:r>
-      <w:proofErr w:type="spellStart"/>
-      <w:r>
-        <w:rPr>
-          <w:rStyle w:val="NormalTok"/>
-          <w:rFonts w:asciiTheme="majorHAnsi" w:hAnsiTheme="majorHAnsi" w:cstheme="majorBidi"/>
-        </w:rPr>
-        <w:t>group_of_letters</w:t>
-      </w:r>
-      <w:proofErr w:type="spellEnd"/>
-      <w:r>
-        <w:rPr>
-          <w:rStyle w:val="NormalTok"/>
-          <w:rFonts w:asciiTheme="majorHAnsi" w:hAnsiTheme="majorHAnsi" w:cstheme="majorBidi"/>
-        </w:rPr>
-        <w:t xml:space="preserve"> </w:t>
-      </w:r>
-      <w:r>
-        <w:rPr>
-          <w:rStyle w:val="OtherTok"/>
-          <w:rFonts w:asciiTheme="majorHAnsi" w:hAnsiTheme="majorHAnsi" w:cstheme="majorBidi"/>
-        </w:rPr>
-        <w:t>&lt;-</w:t>
-      </w:r>
-      <w:r>
-        <w:rPr>
-          <w:rStyle w:val="NormalTok"/>
-          <w:rFonts w:asciiTheme="majorHAnsi" w:hAnsiTheme="majorHAnsi" w:cstheme="majorBidi"/>
-        </w:rPr>
-        <w:t xml:space="preserve"> </w:t>
-      </w:r>
-      <w:bookmarkStart w:id="3" w:name="_Int_hcsTLShs"/>
-      <w:r>
-        <w:rPr>
-          <w:rStyle w:val="FunctionTok"/>
-          <w:rFonts w:asciiTheme="majorHAnsi" w:hAnsiTheme="majorHAnsi" w:cstheme="majorBidi"/>
-        </w:rPr>
-        <w:t>c</w:t>
-      </w:r>
-      <w:r>
-        <w:rPr>
-          <w:rStyle w:val="NormalTok"/>
-          <w:rFonts w:asciiTheme="majorHAnsi" w:hAnsiTheme="majorHAnsi" w:cstheme="majorBidi"/>
-        </w:rPr>
-        <w:t>(</w:t>
-      </w:r>
-      <w:bookmarkEnd w:id="3"/>
-      <w:r>
-        <w:rPr>
-          <w:rStyle w:val="StringTok"/>
-          <w:rFonts w:asciiTheme="majorHAnsi" w:hAnsiTheme="majorHAnsi" w:cstheme="majorBidi"/>
-        </w:rPr>
-        <w:t>"</w:t>
-      </w:r>
-      <w:proofErr w:type="spellStart"/>
-      <w:r>
-        <w:rPr>
-          <w:rStyle w:val="StringTok"/>
-          <w:rFonts w:asciiTheme="majorHAnsi" w:hAnsiTheme="majorHAnsi" w:cstheme="majorBidi"/>
-        </w:rPr>
-        <w:t>a"</w:t>
-      </w:r>
-      <w:r>
-        <w:rPr>
-          <w:rStyle w:val="NormalTok"/>
-          <w:rFonts w:asciiTheme="majorHAnsi" w:hAnsiTheme="majorHAnsi" w:cstheme="majorBidi"/>
-        </w:rPr>
-        <w:t>,</w:t>
-      </w:r>
-      <w:r>
-        <w:rPr>
-          <w:rStyle w:val="StringTok"/>
-          <w:rFonts w:asciiTheme="majorHAnsi" w:hAnsiTheme="majorHAnsi" w:cstheme="majorBidi"/>
-        </w:rPr>
-        <w:t>"b</w:t>
-      </w:r>
-      <w:proofErr w:type="spellEnd"/>
-      <w:r>
-        <w:rPr>
-          <w:rStyle w:val="StringTok"/>
-          <w:rFonts w:asciiTheme="majorHAnsi" w:hAnsiTheme="majorHAnsi" w:cstheme="majorBidi"/>
-        </w:rPr>
-        <w:t>"</w:t>
-      </w:r>
-      <w:r>
-        <w:rPr>
-          <w:rStyle w:val="NormalTok"/>
-          <w:rFonts w:asciiTheme="majorHAnsi" w:hAnsiTheme="majorHAnsi" w:cstheme="majorBidi"/>
-        </w:rPr>
-        <w:t xml:space="preserve">, </w:t>
-      </w:r>
-      <w:r>
-        <w:rPr>
-          <w:rStyle w:val="StringTok"/>
-          <w:rFonts w:asciiTheme="majorHAnsi" w:hAnsiTheme="majorHAnsi" w:cstheme="majorBidi"/>
-        </w:rPr>
-        <w:t>"c"</w:t>
-      </w:r>
-      <w:r>
-        <w:rPr>
-          <w:rStyle w:val="NormalTok"/>
-          <w:rFonts w:asciiTheme="majorHAnsi" w:hAnsiTheme="majorHAnsi" w:cstheme="majorBidi"/>
-        </w:rPr>
-        <w:t xml:space="preserve">, </w:t>
-      </w:r>
-      <w:r>
-        <w:rPr>
-          <w:rStyle w:val="StringTok"/>
-          <w:rFonts w:asciiTheme="majorHAnsi" w:hAnsiTheme="majorHAnsi" w:cstheme="majorBidi"/>
-        </w:rPr>
-        <w:t>"d"</w:t>
-      </w:r>
-      <w:r>
-        <w:rPr>
-          <w:rStyle w:val="NormalTok"/>
-          <w:rFonts w:asciiTheme="majorHAnsi" w:hAnsiTheme="majorHAnsi" w:cstheme="majorBidi"/>
-        </w:rPr>
-        <w:t>)</w:t>
-      </w:r>
-      <w:r>
-        <w:br/>
-      </w:r>
-      <w:proofErr w:type="spellStart"/>
-      <w:r>
-        <w:rPr>
-          <w:rStyle w:val="NormalTok"/>
-          <w:rFonts w:asciiTheme="majorHAnsi" w:hAnsiTheme="majorHAnsi" w:cstheme="majorBidi"/>
-        </w:rPr>
-        <w:t>arrange_numbers</w:t>
-      </w:r>
-      <w:proofErr w:type="spellEnd"/>
-      <w:r>
-        <w:rPr>
-          <w:rStyle w:val="NormalTok"/>
-          <w:rFonts w:asciiTheme="majorHAnsi" w:hAnsiTheme="majorHAnsi" w:cstheme="majorBidi"/>
-        </w:rPr>
-        <w:t xml:space="preserve"> </w:t>
-      </w:r>
-      <w:r>
-        <w:rPr>
-          <w:rStyle w:val="OtherTok"/>
-          <w:rFonts w:asciiTheme="majorHAnsi" w:hAnsiTheme="majorHAnsi" w:cstheme="majorBidi"/>
-        </w:rPr>
-        <w:t>&lt;-</w:t>
-      </w:r>
-      <w:r>
-        <w:rPr>
-          <w:rStyle w:val="NormalTok"/>
-          <w:rFonts w:asciiTheme="majorHAnsi" w:hAnsiTheme="majorHAnsi" w:cstheme="majorBidi"/>
-        </w:rPr>
-        <w:t xml:space="preserve"> </w:t>
-      </w:r>
-      <w:bookmarkStart w:id="4" w:name="_Int_Mdz9rnOb"/>
-      <w:r>
-        <w:rPr>
-          <w:rStyle w:val="FunctionTok"/>
-          <w:rFonts w:asciiTheme="majorHAnsi" w:hAnsiTheme="majorHAnsi" w:cstheme="majorBidi"/>
-        </w:rPr>
-        <w:t>matrix</w:t>
-      </w:r>
-      <w:r>
-        <w:rPr>
-          <w:rStyle w:val="NormalTok"/>
-          <w:rFonts w:asciiTheme="majorHAnsi" w:hAnsiTheme="majorHAnsi" w:cstheme="majorBidi"/>
-        </w:rPr>
-        <w:t>(</w:t>
-      </w:r>
-      <w:bookmarkEnd w:id="4"/>
-      <w:r>
-        <w:rPr>
-          <w:rStyle w:val="AttributeTok"/>
-          <w:rFonts w:asciiTheme="majorHAnsi" w:hAnsiTheme="majorHAnsi" w:cstheme="majorBidi"/>
-        </w:rPr>
-        <w:t>data =</w:t>
-      </w:r>
-      <w:r>
-        <w:rPr>
-          <w:rStyle w:val="NormalTok"/>
-          <w:rFonts w:asciiTheme="majorHAnsi" w:hAnsiTheme="majorHAnsi" w:cstheme="majorBidi"/>
-        </w:rPr>
-        <w:t xml:space="preserve"> </w:t>
-      </w:r>
-      <w:bookmarkStart w:id="5" w:name="_Int_VvgZbOjN"/>
-      <w:r>
-        <w:rPr>
-          <w:rStyle w:val="FunctionTok"/>
-          <w:rFonts w:asciiTheme="majorHAnsi" w:hAnsiTheme="majorHAnsi" w:cstheme="majorBidi"/>
-        </w:rPr>
-        <w:t>c</w:t>
-      </w:r>
-      <w:r>
-        <w:rPr>
-          <w:rStyle w:val="NormalTok"/>
-          <w:rFonts w:asciiTheme="majorHAnsi" w:hAnsiTheme="majorHAnsi" w:cstheme="majorBidi"/>
-        </w:rPr>
-        <w:t>(</w:t>
-      </w:r>
-      <w:bookmarkEnd w:id="5"/>
-      <w:r>
-        <w:rPr>
-          <w:rStyle w:val="DecValTok"/>
-          <w:rFonts w:asciiTheme="majorHAnsi" w:hAnsiTheme="majorHAnsi" w:cstheme="majorBidi"/>
-        </w:rPr>
-        <w:t>0</w:t>
-      </w:r>
-      <w:r>
-        <w:rPr>
-          <w:rStyle w:val="NormalTok"/>
-          <w:rFonts w:asciiTheme="majorHAnsi" w:hAnsiTheme="majorHAnsi" w:cstheme="majorBidi"/>
-        </w:rPr>
-        <w:t>,</w:t>
-      </w:r>
-      <w:r>
-        <w:rPr>
-          <w:rStyle w:val="DecValTok"/>
-          <w:rFonts w:asciiTheme="majorHAnsi" w:hAnsiTheme="majorHAnsi" w:cstheme="majorBidi"/>
-        </w:rPr>
-        <w:t>10</w:t>
-      </w:r>
-      <w:r>
-        <w:rPr>
-          <w:rStyle w:val="NormalTok"/>
-          <w:rFonts w:asciiTheme="majorHAnsi" w:hAnsiTheme="majorHAnsi" w:cstheme="majorBidi"/>
-        </w:rPr>
-        <w:t>,</w:t>
-      </w:r>
-      <w:r>
-        <w:rPr>
-          <w:rStyle w:val="DecValTok"/>
-          <w:rFonts w:asciiTheme="majorHAnsi" w:hAnsiTheme="majorHAnsi" w:cstheme="majorBidi"/>
-        </w:rPr>
-        <w:t>13</w:t>
-      </w:r>
-      <w:r>
-        <w:rPr>
-          <w:rStyle w:val="NormalTok"/>
-          <w:rFonts w:asciiTheme="majorHAnsi" w:hAnsiTheme="majorHAnsi" w:cstheme="majorBidi"/>
-        </w:rPr>
-        <w:t>,</w:t>
-      </w:r>
-      <w:r>
-        <w:rPr>
-          <w:rStyle w:val="DecValTok"/>
-          <w:rFonts w:asciiTheme="majorHAnsi" w:hAnsiTheme="majorHAnsi" w:cstheme="majorBidi"/>
-        </w:rPr>
-        <w:t>0</w:t>
-      </w:r>
-      <w:r>
-        <w:rPr>
-          <w:rStyle w:val="NormalTok"/>
-          <w:rFonts w:asciiTheme="majorHAnsi" w:hAnsiTheme="majorHAnsi" w:cstheme="majorBidi"/>
-        </w:rPr>
-        <w:t>,</w:t>
-      </w:r>
-      <w:r>
-        <w:rPr>
-          <w:rStyle w:val="DecValTok"/>
-          <w:rFonts w:asciiTheme="majorHAnsi" w:hAnsiTheme="majorHAnsi" w:cstheme="majorBidi"/>
-        </w:rPr>
-        <w:t>51</w:t>
-      </w:r>
-      <w:r>
-        <w:rPr>
-          <w:rStyle w:val="NormalTok"/>
-          <w:rFonts w:asciiTheme="majorHAnsi" w:hAnsiTheme="majorHAnsi" w:cstheme="majorBidi"/>
-        </w:rPr>
-        <w:t>,</w:t>
-      </w:r>
-      <w:r>
-        <w:rPr>
-          <w:rStyle w:val="DecValTok"/>
-          <w:rFonts w:asciiTheme="majorHAnsi" w:hAnsiTheme="majorHAnsi" w:cstheme="majorBidi"/>
-        </w:rPr>
-        <w:t>5</w:t>
-      </w:r>
-      <w:r>
-        <w:rPr>
-          <w:rStyle w:val="NormalTok"/>
-          <w:rFonts w:asciiTheme="majorHAnsi" w:hAnsiTheme="majorHAnsi" w:cstheme="majorBidi"/>
-        </w:rPr>
-        <w:t>,</w:t>
-      </w:r>
-      <w:r>
-        <w:rPr>
-          <w:rStyle w:val="DecValTok"/>
-          <w:rFonts w:asciiTheme="majorHAnsi" w:hAnsiTheme="majorHAnsi" w:cstheme="majorBidi"/>
-        </w:rPr>
-        <w:t>8</w:t>
-      </w:r>
-      <w:r>
-        <w:rPr>
-          <w:rStyle w:val="NormalTok"/>
-          <w:rFonts w:asciiTheme="majorHAnsi" w:hAnsiTheme="majorHAnsi" w:cstheme="majorBidi"/>
-        </w:rPr>
-        <w:t>,</w:t>
-      </w:r>
-      <w:r>
-        <w:rPr>
-          <w:rStyle w:val="DecValTok"/>
-          <w:rFonts w:asciiTheme="majorHAnsi" w:hAnsiTheme="majorHAnsi" w:cstheme="majorBidi"/>
-        </w:rPr>
-        <w:t>3</w:t>
-      </w:r>
-      <w:r>
-        <w:rPr>
-          <w:rStyle w:val="NormalTok"/>
-          <w:rFonts w:asciiTheme="majorHAnsi" w:hAnsiTheme="majorHAnsi" w:cstheme="majorBidi"/>
-        </w:rPr>
-        <w:t>,</w:t>
-      </w:r>
-      <w:r>
-        <w:rPr>
-          <w:rStyle w:val="DecValTok"/>
-          <w:rFonts w:asciiTheme="majorHAnsi" w:hAnsiTheme="majorHAnsi" w:cstheme="majorBidi"/>
-        </w:rPr>
-        <w:t>0</w:t>
-      </w:r>
-      <w:r>
-        <w:rPr>
-          <w:rStyle w:val="NormalTok"/>
-          <w:rFonts w:asciiTheme="majorHAnsi" w:hAnsiTheme="majorHAnsi" w:cstheme="majorBidi"/>
-        </w:rPr>
-        <w:t>),</w:t>
-      </w:r>
-      <w:r>
-        <w:br/>
-      </w:r>
-      <w:r>
-        <w:rPr>
-          <w:rStyle w:val="NormalTok"/>
-          <w:rFonts w:asciiTheme="majorHAnsi" w:hAnsiTheme="majorHAnsi" w:cstheme="majorBidi"/>
-        </w:rPr>
-        <w:t xml:space="preserve">               </w:t>
-      </w:r>
-      <w:bookmarkStart w:id="6" w:name="_Int_PZwIaf7z"/>
-      <w:proofErr w:type="spellStart"/>
-      <w:r>
-        <w:rPr>
-          <w:rStyle w:val="AttributeTok"/>
-          <w:rFonts w:asciiTheme="majorHAnsi" w:hAnsiTheme="majorHAnsi" w:cstheme="majorBidi"/>
-        </w:rPr>
-        <w:t>nrow</w:t>
-      </w:r>
-      <w:bookmarkEnd w:id="6"/>
-      <w:proofErr w:type="spellEnd"/>
-      <w:r>
-        <w:rPr>
-          <w:rStyle w:val="AttributeTok"/>
-          <w:rFonts w:asciiTheme="majorHAnsi" w:hAnsiTheme="majorHAnsi" w:cstheme="majorBidi"/>
-        </w:rPr>
-        <w:t xml:space="preserve"> =</w:t>
-      </w:r>
-      <w:r>
-        <w:rPr>
-          <w:rStyle w:val="NormalTok"/>
-          <w:rFonts w:asciiTheme="majorHAnsi" w:hAnsiTheme="majorHAnsi" w:cstheme="majorBidi"/>
-        </w:rPr>
-        <w:t xml:space="preserve"> </w:t>
-      </w:r>
-      <w:r>
-        <w:rPr>
-          <w:rStyle w:val="DecValTok"/>
-          <w:rFonts w:asciiTheme="majorHAnsi" w:hAnsiTheme="majorHAnsi" w:cstheme="majorBidi"/>
-        </w:rPr>
-        <w:t>3</w:t>
-      </w:r>
-      <w:r>
-        <w:rPr>
-          <w:rStyle w:val="NormalTok"/>
-          <w:rFonts w:asciiTheme="majorHAnsi" w:hAnsiTheme="majorHAnsi" w:cstheme="majorBidi"/>
-        </w:rPr>
-        <w:t>,</w:t>
-      </w:r>
-      <w:r>
-        <w:br/>
-      </w:r>
-      <w:r>
-        <w:rPr>
-          <w:rStyle w:val="NormalTok"/>
-          <w:rFonts w:asciiTheme="majorHAnsi" w:hAnsiTheme="majorHAnsi" w:cstheme="majorBidi"/>
-        </w:rPr>
-        <w:t xml:space="preserve">               </w:t>
-      </w:r>
-      <w:proofErr w:type="spellStart"/>
-      <w:r>
-        <w:rPr>
-          <w:rStyle w:val="AttributeTok"/>
-          <w:rFonts w:asciiTheme="majorHAnsi" w:hAnsiTheme="majorHAnsi" w:cstheme="majorBidi"/>
-        </w:rPr>
-        <w:t>ncol</w:t>
-      </w:r>
-      <w:proofErr w:type="spellEnd"/>
-      <w:r>
-        <w:rPr>
-          <w:rStyle w:val="AttributeTok"/>
-          <w:rFonts w:asciiTheme="majorHAnsi" w:hAnsiTheme="majorHAnsi" w:cstheme="majorBidi"/>
-        </w:rPr>
-        <w:t xml:space="preserve"> =</w:t>
-      </w:r>
-      <w:r>
-        <w:rPr>
-          <w:rStyle w:val="NormalTok"/>
-          <w:rFonts w:asciiTheme="majorHAnsi" w:hAnsiTheme="majorHAnsi" w:cstheme="majorBidi"/>
-        </w:rPr>
-        <w:t xml:space="preserve"> </w:t>
-      </w:r>
-      <w:r>
-        <w:rPr>
-          <w:rStyle w:val="DecValTok"/>
-          <w:rFonts w:asciiTheme="majorHAnsi" w:hAnsiTheme="majorHAnsi" w:cstheme="majorBidi"/>
-        </w:rPr>
-        <w:t>3</w:t>
-      </w:r>
-      <w:r>
-        <w:rPr>
-          <w:rStyle w:val="NormalTok"/>
-          <w:rFonts w:asciiTheme="majorHAnsi" w:hAnsiTheme="majorHAnsi" w:cstheme="majorBidi"/>
-        </w:rPr>
-        <w:t>,</w:t>
-      </w:r>
-      <w:r>
-        <w:br/>
-      </w:r>
-      <w:r>
-        <w:rPr>
-          <w:rStyle w:val="NormalTok"/>
-          <w:rFonts w:asciiTheme="majorHAnsi" w:hAnsiTheme="majorHAnsi" w:cstheme="majorBidi"/>
-        </w:rPr>
-        <w:lastRenderedPageBreak/>
-        <w:t xml:space="preserve">               </w:t>
-      </w:r>
-      <w:proofErr w:type="spellStart"/>
-      <w:r>
-        <w:rPr>
-          <w:rStyle w:val="AttributeTok"/>
-          <w:rFonts w:asciiTheme="majorHAnsi" w:hAnsiTheme="majorHAnsi" w:cstheme="majorBidi"/>
-        </w:rPr>
-        <w:t>byrow</w:t>
-      </w:r>
-      <w:proofErr w:type="spellEnd"/>
-      <w:r>
-        <w:rPr>
-          <w:rStyle w:val="AttributeTok"/>
-          <w:rFonts w:asciiTheme="majorHAnsi" w:hAnsiTheme="majorHAnsi" w:cstheme="majorBidi"/>
-        </w:rPr>
-        <w:t xml:space="preserve"> =</w:t>
-      </w:r>
-      <w:r>
-        <w:rPr>
-          <w:rStyle w:val="NormalTok"/>
-          <w:rFonts w:asciiTheme="majorHAnsi" w:hAnsiTheme="majorHAnsi" w:cstheme="majorBidi"/>
-        </w:rPr>
-        <w:t xml:space="preserve"> </w:t>
-      </w:r>
-      <w:r>
-        <w:rPr>
-          <w:rStyle w:val="ConstantTok"/>
-          <w:rFonts w:asciiTheme="majorHAnsi" w:hAnsiTheme="majorHAnsi" w:cstheme="majorBidi"/>
-        </w:rPr>
-        <w:t>TRUE</w:t>
-      </w:r>
-      <w:r>
-        <w:rPr>
-          <w:rStyle w:val="NormalTok"/>
-          <w:rFonts w:asciiTheme="majorHAnsi" w:hAnsiTheme="majorHAnsi" w:cstheme="majorBidi"/>
-        </w:rPr>
-        <w:t>)</w:t>
-      </w:r>
-      <w:r>
-        <w:br/>
-      </w:r>
-      <w:proofErr w:type="spellStart"/>
-      <w:r>
-        <w:rPr>
-          <w:rStyle w:val="NormalTok"/>
-          <w:rFonts w:asciiTheme="majorHAnsi" w:hAnsiTheme="majorHAnsi" w:cstheme="majorBidi"/>
-        </w:rPr>
-        <w:t>data</w:t>
-      </w:r>
-      <w:r>
-        <w:rPr>
-          <w:rStyle w:val="NormalTok"/>
-          <w:rFonts w:asciiTheme="majorHAnsi" w:hAnsiTheme="majorHAnsi" w:cstheme="majorBidi"/>
-        </w:rPr>
-        <w:t>_eg</w:t>
-      </w:r>
-      <w:proofErr w:type="spellEnd"/>
-      <w:r>
-        <w:rPr>
-          <w:rStyle w:val="NormalTok"/>
-          <w:rFonts w:asciiTheme="majorHAnsi" w:hAnsiTheme="majorHAnsi" w:cstheme="majorBidi"/>
-        </w:rPr>
-        <w:t xml:space="preserve"> </w:t>
-      </w:r>
-      <w:r>
-        <w:rPr>
-          <w:rStyle w:val="OtherTok"/>
-          <w:rFonts w:asciiTheme="majorHAnsi" w:hAnsiTheme="majorHAnsi" w:cstheme="majorBidi"/>
-        </w:rPr>
-        <w:t>&lt;-</w:t>
-      </w:r>
-      <w:r>
-        <w:rPr>
-          <w:rStyle w:val="NormalTok"/>
-          <w:rFonts w:asciiTheme="majorHAnsi" w:hAnsiTheme="majorHAnsi" w:cstheme="majorBidi"/>
-        </w:rPr>
-        <w:t xml:space="preserve"> </w:t>
-      </w:r>
-      <w:proofErr w:type="spellStart"/>
-      <w:r>
-        <w:rPr>
-          <w:rStyle w:val="NormalTok"/>
-          <w:rFonts w:asciiTheme="majorHAnsi" w:hAnsiTheme="majorHAnsi" w:cstheme="majorBidi"/>
-        </w:rPr>
-        <w:t>mtcars</w:t>
-      </w:r>
-      <w:proofErr w:type="spellEnd"/>
-    </w:p>
-    <w:p>
-      <w:pPr>
-        <w:pStyle w:val="BodyText"/>
-        <w:rPr>
-          <w:rStyle w:val="NormalTok"/>
-          <w:rFonts w:asciiTheme="majorHAnsi" w:hAnsiTheme="majorHAnsi" w:cstheme="majorBidi"/>
-        </w:rPr>
-      </w:pPr>
-      <w:r>
-        <w:rPr>
-          <w:rFonts w:asciiTheme="majorHAnsi" w:hAnsiTheme="majorHAnsi" w:cstheme="majorBidi"/>
-          <w:i/>
-          <w:iCs/>
-        </w:rPr>
-        <w:t>Note</w:t>
-      </w:r>
-      <w:r>
-        <w:rPr>
-          <w:rFonts w:asciiTheme="majorHAnsi" w:hAnsiTheme="majorHAnsi" w:cstheme="majorBidi"/>
-          <w:i/>
-          <w:iCs/>
-        </w:rPr>
-        <w:t xml:space="preserve">: There are </w:t>
-      </w:r>
-      <w:r>
-        <w:rPr>
-          <w:rFonts w:asciiTheme="majorHAnsi" w:hAnsiTheme="majorHAnsi" w:cstheme="majorBidi"/>
-          <w:i/>
-          <w:iCs/>
-        </w:rPr>
-        <w:t>several types</w:t>
-      </w:r>
-      <w:r>
-        <w:rPr>
-          <w:rFonts w:asciiTheme="majorHAnsi" w:hAnsiTheme="majorHAnsi" w:cstheme="majorBidi"/>
-          <w:i/>
-          <w:iCs/>
-        </w:rPr>
-        <w:t xml:space="preserve"> of objects </w:t>
-      </w:r>
-      <w:r>
-        <w:rPr>
-          <w:rFonts w:asciiTheme="majorHAnsi" w:hAnsiTheme="majorHAnsi" w:cstheme="majorBidi"/>
-          <w:i/>
-          <w:iCs/>
-        </w:rPr>
-        <w:t>you will</w:t>
-      </w:r>
-      <w:r>
-        <w:rPr>
-          <w:rFonts w:asciiTheme="majorHAnsi" w:hAnsiTheme="majorHAnsi" w:cstheme="majorBidi"/>
-          <w:i/>
-          <w:iCs/>
-        </w:rPr>
-        <w:t xml:space="preserve"> work with in R. </w:t>
-      </w:r>
-      <w:r>
-        <w:rPr>
-          <w:rFonts w:asciiTheme="majorHAnsi" w:hAnsiTheme="majorHAnsi" w:cstheme="majorBidi"/>
-          <w:i/>
-          <w:iCs/>
-        </w:rPr>
-        <w:t>I</w:t>
-      </w:r>
-      <w:r>
-        <w:rPr>
-          <w:rFonts w:asciiTheme="majorHAnsi" w:hAnsiTheme="majorHAnsi" w:cstheme="majorBidi"/>
-          <w:i/>
-          <w:iCs/>
-        </w:rPr>
-        <w:t>n my experience</w:t>
-      </w:r>
-      <w:r>
-        <w:rPr>
-          <w:rFonts w:asciiTheme="majorHAnsi" w:hAnsiTheme="majorHAnsi" w:cstheme="majorBidi"/>
-          <w:i/>
-          <w:iCs/>
-        </w:rPr>
-        <w:t>, vectors are the most common</w:t>
-      </w:r>
-      <w:r>
-        <w:rPr>
-          <w:rFonts w:asciiTheme="majorHAnsi" w:hAnsiTheme="majorHAnsi" w:cstheme="majorBidi"/>
-          <w:i/>
-          <w:iCs/>
-        </w:rPr>
-        <w:t xml:space="preserve"> </w:t>
-      </w:r>
-      <w:r>
-        <w:rPr>
-          <w:rFonts w:asciiTheme="majorHAnsi" w:hAnsiTheme="majorHAnsi" w:cstheme="majorBidi"/>
-          <w:i/>
-          <w:iCs/>
-        </w:rPr>
-        <w:t xml:space="preserve">(like </w:t>
-      </w:r>
-      <w:proofErr w:type="spellStart"/>
-      <w:r>
-        <w:rPr>
-          <w:rStyle w:val="NormalTok"/>
-          <w:rFonts w:asciiTheme="majorHAnsi" w:hAnsiTheme="majorHAnsi" w:cstheme="majorBidi"/>
-        </w:rPr>
-        <w:t>group_of_numbers</w:t>
-      </w:r>
-      <w:proofErr w:type="spellEnd"/>
-      <w:r>
-        <w:rPr>
-          <w:rStyle w:val="NormalTok"/>
-          <w:rFonts w:asciiTheme="majorHAnsi" w:hAnsiTheme="majorHAnsi" w:cstheme="majorBidi"/>
-        </w:rPr>
-        <w:t xml:space="preserve"> and </w:t>
-      </w:r>
-      <w:proofErr w:type="spellStart"/>
-      <w:r>
-        <w:rPr>
-          <w:rStyle w:val="NormalTok"/>
-          <w:rFonts w:asciiTheme="majorHAnsi" w:hAnsiTheme="majorHAnsi" w:cstheme="majorBidi"/>
-        </w:rPr>
-        <w:t>data_eg</w:t>
-      </w:r>
-      <w:proofErr w:type="spellEnd"/>
-      <w:r>
-        <w:rPr>
-          <w:rStyle w:val="NormalTok"/>
-          <w:rFonts w:asciiTheme="majorHAnsi" w:hAnsiTheme="majorHAnsi" w:cstheme="majorBidi"/>
-        </w:rPr>
-        <w:t>, above</w:t>
-      </w:r>
-      <w:r>
-        <w:rPr>
-          <w:rStyle w:val="NormalTok"/>
-          <w:rFonts w:asciiTheme="majorHAnsi" w:hAnsiTheme="majorHAnsi" w:cstheme="majorBidi"/>
-        </w:rPr>
-        <w:t>)</w:t>
-      </w:r>
-      <w:r>
-        <w:rPr>
-          <w:rStyle w:val="NormalTok"/>
-          <w:rFonts w:asciiTheme="majorHAnsi" w:hAnsiTheme="majorHAnsi" w:cstheme="majorBidi"/>
-        </w:rPr>
-        <w:t>.</w:t>
-      </w:r>
+    </w:p>
+    <w:p>
+      <w:pPr>
+        <w:pStyle w:val="SourceCode"/>
+        <w:spacing w:after="0"/>
+        <w:rPr>
+          <w:rFonts w:asciiTheme="majorHAnsi" w:hAnsiTheme="majorHAnsi" w:cstheme="majorBidi"/>
+        </w:rPr>
+      </w:pPr>
+    </w:p>
+    <w:p>
+      <w:pPr>
+        <w:pStyle w:val="Compact"/>
+        <w:rPr>
+          <w:rFonts w:asciiTheme="majorHAnsi" w:hAnsiTheme="majorHAnsi" w:cstheme="majorBidi"/>
+        </w:rPr>
+      </w:pPr>
     </w:p>
     <w:p>
       <w:pPr>
@@ -1740,6 +2230,29 @@
         </w:rPr>
         <w:t xml:space="preserve">. </w:t>
       </w:r>
+      <w:r>
+        <w:rPr>
+          <w:rFonts w:asciiTheme="majorHAnsi" w:hAnsiTheme="majorHAnsi" w:cstheme="majorBidi"/>
+        </w:rPr>
+        <w:t>You can copy and paste this code “template” into your R script and edit it to match your data file name (i.e., cat.csv).</w:t>
+      </w:r>
+      <w:r>
+        <w:rPr>
+          <w:rFonts w:asciiTheme="majorHAnsi" w:hAnsiTheme="majorHAnsi" w:cstheme="majorBidi"/>
+        </w:rPr>
+        <w:t xml:space="preserve"> </w:t>
+      </w:r>
+    </w:p>
+    <w:p>
+      <w:pPr>
+        <w:pStyle w:val="ListParagraph"/>
+        <w:rPr>
+          <w:rStyle w:val="NormalTok"/>
+          <w:rFonts w:asciiTheme="majorHAnsi" w:hAnsiTheme="majorHAnsi" w:cstheme="majorBidi"/>
+          <w:b/>
+          <w:bCs/>
+        </w:rPr>
+      </w:pPr>
     </w:p>
     <w:p>
       <w:pPr>
@@ -1747,6 +2260,27 @@
         <w:rPr>
           <w:rStyle w:val="NormalTok"/>
           <w:rFonts w:asciiTheme="majorHAnsi" w:hAnsiTheme="majorHAnsi" w:cstheme="majorBidi"/>
+          <w:b/>
+          <w:bCs/>
+        </w:rPr>
+      </w:pPr>
+      <w:r>
+        <w:rPr>
+          <w:rStyle w:val="NormalTok"/>
+          <w:rFonts w:asciiTheme="majorHAnsi" w:hAnsiTheme="majorHAnsi" w:cstheme="majorBidi"/>
+          <w:b/>
+          <w:bCs/>
+        </w:rPr>
+        <w:t>R</w:t>
+      </w:r>
+    </w:p>
+    <w:p>
+      <w:pPr>
+        <w:pStyle w:val="SourceCode"/>
+        <w:rPr>
+          <w:rStyle w:val="NormalTok"/>
+          <w:rFonts w:asciiTheme="majorHAnsi" w:hAnsiTheme="majorHAnsi" w:cstheme="majorBidi"/>
+          <w:color w:val="7EB352"/>
         </w:rPr>
       </w:pPr>
       <w:proofErr w:type="spellStart"/>
@@ -1811,15 +2345,63 @@
         <w:rPr>
           <w:rStyle w:val="StringTok"/>
           <w:rFonts w:asciiTheme="majorHAnsi" w:hAnsiTheme="majorHAnsi" w:cstheme="majorBidi"/>
-        </w:rPr>
-        <w:t>"data/name_of_dataset.csv"</w:t>
-      </w:r>
-      <w:r>
-        <w:rPr>
-          <w:rStyle w:val="NormalTok"/>
-          <w:rFonts w:asciiTheme="majorHAnsi" w:hAnsiTheme="majorHAnsi" w:cstheme="majorBidi"/>
+          <w:color w:val="007600"/>
+        </w:rPr>
+        <w:t>“</w:t>
+      </w:r>
+      <w:r>
+        <w:rPr>
+          <w:rStyle w:val="StringTok"/>
+          <w:rFonts w:asciiTheme="majorHAnsi" w:hAnsiTheme="majorHAnsi" w:cstheme="majorBidi"/>
+          <w:color w:val="007600"/>
+        </w:rPr>
+        <w:t>data/name_of_dataset.csv</w:t>
+      </w:r>
+      <w:r>
+        <w:rPr>
+          <w:rStyle w:val="StringTok"/>
+          <w:rFonts w:asciiTheme="majorHAnsi" w:hAnsiTheme="majorHAnsi" w:cstheme="majorBidi"/>
+          <w:color w:val="007600"/>
+        </w:rPr>
+        <w:t>”</w:t>
+      </w:r>
+      <w:r>
+        <w:rPr>
+          <w:rStyle w:val="NormalTok"/>
+          <w:rFonts w:asciiTheme="majorHAnsi" w:hAnsiTheme="majorHAnsi" w:cstheme="majorBidi"/>
+          <w:color w:val="007600"/>
         </w:rPr>
         <w:t>)</w:t>
+      </w:r>
+      <w:r>
+        <w:rPr>
+          <w:rStyle w:val="NormalTok"/>
+          <w:rFonts w:asciiTheme="majorHAnsi" w:hAnsiTheme="majorHAnsi" w:cstheme="majorBidi"/>
+        </w:rPr>
+        <w:tab/>
+      </w:r>
+      <w:r>
+        <w:rPr>
+          <w:rStyle w:val="NormalTok"/>
+          <w:rFonts w:asciiTheme="majorHAnsi" w:hAnsiTheme="majorHAnsi" w:cstheme="majorBidi"/>
+        </w:rPr>
+        <w:tab/>
+      </w:r>
+      <w:r>
+        <w:rPr>
+          <w:rStyle w:val="NormalTok"/>
+          <w:rFonts w:asciiTheme="majorHAnsi" w:hAnsiTheme="majorHAnsi" w:cstheme="majorBidi"/>
+          <w:color w:val="7EB352"/>
+        </w:rPr>
+        <w:t># typing out the file path here to your desktop</w:t>
+      </w:r>
+      <w:r>
+        <w:rPr>
+          <w:rStyle w:val="NormalTok"/>
+          <w:rFonts w:asciiTheme="majorHAnsi" w:hAnsiTheme="majorHAnsi" w:cstheme="majorBidi"/>
+          <w:color w:val="7EB352"/>
+        </w:rPr>
+        <w:t xml:space="preserve"> data</w:t>
       </w:r>
     </w:p>
     <w:p>
@@ -1829,6 +2411,152 @@
           <w:rFonts w:asciiTheme="majorHAnsi" w:hAnsiTheme="majorHAnsi" w:cstheme="majorBidi"/>
           <w:sz w:val="22"/>
           <w:shd w:val="clear" w:color="auto" w:fill="F8F8F8"/>
+        </w:rPr>
+      </w:pPr>
+    </w:p>
+    <w:p>
+      <w:pPr>
+        <w:pStyle w:val="Compact"/>
+        <w:ind w:left="720"/>
+        <w:rPr>
+          <w:rFonts w:asciiTheme="majorHAnsi" w:hAnsiTheme="majorHAnsi" w:cstheme="majorBidi"/>
+        </w:rPr>
+      </w:pPr>
+    </w:p>
+    <w:p>
+      <w:pPr>
+        <w:pStyle w:val="Compact"/>
+        <w:ind w:left="720"/>
+        <w:rPr>
+          <w:rFonts w:asciiTheme="majorHAnsi" w:hAnsiTheme="majorHAnsi" w:cstheme="majorBidi"/>
+        </w:rPr>
+      </w:pPr>
+    </w:p>
+    <w:p>
+      <w:pPr>
+        <w:pStyle w:val="Compact"/>
+        <w:ind w:left="720"/>
+        <w:rPr>
+          <w:rFonts w:asciiTheme="majorHAnsi" w:hAnsiTheme="majorHAnsi" w:cstheme="majorBidi"/>
+        </w:rPr>
+      </w:pPr>
+    </w:p>
+    <w:p>
+      <w:pPr>
+        <w:pStyle w:val="Compact"/>
+        <w:ind w:left="720"/>
+        <w:rPr>
+          <w:rFonts w:asciiTheme="majorHAnsi" w:hAnsiTheme="majorHAnsi" w:cstheme="majorBidi"/>
+        </w:rPr>
+      </w:pPr>
+    </w:p>
+    <w:p>
+      <w:pPr>
+        <w:pStyle w:val="Compact"/>
+        <w:ind w:left="720"/>
+        <w:rPr>
+          <w:rFonts w:asciiTheme="majorHAnsi" w:hAnsiTheme="majorHAnsi" w:cstheme="majorBidi"/>
+        </w:rPr>
+      </w:pPr>
+    </w:p>
+    <w:p>
+      <w:pPr>
+        <w:pStyle w:val="Compact"/>
+        <w:ind w:left="720"/>
+        <w:rPr>
+          <w:rFonts w:asciiTheme="majorHAnsi" w:hAnsiTheme="majorHAnsi" w:cstheme="majorBidi"/>
+        </w:rPr>
+      </w:pPr>
+    </w:p>
+    <w:p>
+      <w:pPr>
+        <w:pStyle w:val="Compact"/>
+        <w:ind w:left="720"/>
+        <w:rPr>
+          <w:rFonts w:asciiTheme="majorHAnsi" w:hAnsiTheme="majorHAnsi" w:cstheme="majorBidi"/>
+        </w:rPr>
+      </w:pPr>
+      <w:r>
+        <w:rPr>
+          <w:rFonts w:asciiTheme="majorHAnsi" w:hAnsiTheme="majorHAnsi" w:cstheme="majorBidi"/>
+        </w:rPr>
+        <w:t>Y</w:t>
+      </w:r>
+      <w:r>
+        <w:rPr>
+          <w:rFonts w:asciiTheme="majorHAnsi" w:hAnsiTheme="majorHAnsi" w:cstheme="majorBidi"/>
+        </w:rPr>
+        <w:t>ou should see this in your environment here:</w:t>
+      </w:r>
+    </w:p>
+    <w:p>
+      <w:pPr>
+        <w:pStyle w:val="Compact"/>
+        <w:ind w:left="720"/>
+        <w:rPr>
+          <w:rFonts w:asciiTheme="majorHAnsi" w:hAnsiTheme="majorHAnsi" w:cstheme="majorBidi"/>
+          <w:b/>
+          <w:bCs/>
+        </w:rPr>
+      </w:pPr>
+      <w:r>
+        <w:rPr>
+          <w:rFonts w:asciiTheme="majorHAnsi" w:hAnsiTheme="majorHAnsi" w:cstheme="majorBidi"/>
+          <w:b/>
+          <w:bCs/>
+          <w:noProof/>
+        </w:rPr>
+        <w:drawing>
+          <wp:inline distT="0" distB="0" distL="0" distR="0" wp14:anchorId="28C716C0" wp14:editId="2F06D862">
+            <wp:extent cx="5943600" cy="2886075"/>
+            <wp:effectExtent l="0" t="0" r="0" b="0"/>
+            <wp:docPr id="1523524943" name="Picture 1" descr="A screenshot of a computer&#10;&#10;Description automatically generated"/>
+            <wp:cNvGraphicFramePr>
+              <a:graphicFrameLocks xmlns:a="http://schemas.openxmlformats.org/drawingml/2006/main" noChangeAspect="1"/>
+            </wp:cNvGraphicFramePr>
+            <a:graphic xmlns:a="http://schemas.openxmlformats.org/drawingml/2006/main">
+              <a:graphicData uri="http://schemas.openxmlformats.org/drawingml/2006/picture">
+                <pic:pic xmlns:pic="http://schemas.openxmlformats.org/drawingml/2006/picture">
+                  <pic:nvPicPr>
+                    <pic:cNvPr id="1523524943" name="Picture 1" descr="A screenshot of a computer&#10;&#10;Description automatically generated"/>
+                    <pic:cNvPicPr/>
+                  </pic:nvPicPr>
+                  <pic:blipFill>
+                    <a:blip r:embed="rId9" cstate="print">
+                      <a:extLst>
+                        <a:ext uri="{28A0092B-C50C-407E-A947-70E740481C1C}">
+                          <a14:useLocalDpi xmlns:a14="http://schemas.microsoft.com/office/drawing/2010/main" val="0"/>
+                        </a:ext>
+                      </a:extLst>
+                    </a:blip>
+                    <a:stretch>
+                      <a:fillRect/>
+                    </a:stretch>
+                  </pic:blipFill>
+                  <pic:spPr>
+                    <a:xfrm>
+                      <a:off x="0" y="0"/>
+                      <a:ext cx="5943600" cy="2886075"/>
+                    </a:xfrm>
+                    <a:prstGeom prst="rect">
+                      <a:avLst/>
+                    </a:prstGeom>
+                  </pic:spPr>
+                </pic:pic>
+              </a:graphicData>
+            </a:graphic>
+          </wp:inline>
+        </w:drawing>
+      </w:r>
+    </w:p>
+    <w:p>
+      <w:pPr>
+        <w:pStyle w:val="Compact"/>
+        <w:ind w:left="720"/>
+        <w:rPr>
+          <w:rFonts w:asciiTheme="majorHAnsi" w:hAnsiTheme="majorHAnsi" w:cstheme="majorBidi"/>
+          <w:b/>
+          <w:bCs/>
         </w:rPr>
       </w:pPr>
     </w:p>
@@ -1867,7 +2595,15 @@
           <w:b/>
           <w:bCs/>
         </w:rPr>
-        <w:t xml:space="preserve"> of the dataset.</w:t>
+        <w:t xml:space="preserve"> of the dataset</w:t>
+      </w:r>
+      <w:r>
+        <w:rPr>
+          <w:rFonts w:asciiTheme="majorHAnsi" w:hAnsiTheme="majorHAnsi" w:cstheme="majorBidi"/>
+          <w:b/>
+          <w:bCs/>
+        </w:rPr>
+        <w:t xml:space="preserve"> by asking R what you imported</w:t>
       </w:r>
     </w:p>
     <w:p>
@@ -1942,25 +2678,13 @@
         <w:rPr>
           <w:rFonts w:asciiTheme="majorHAnsi" w:hAnsiTheme="majorHAnsi" w:cstheme="majorBidi"/>
         </w:rPr>
-        <w:t xml:space="preserve"> the dataset in a new tab. We can also </w:t>
-      </w:r>
-      <w:r>
-        <w:rPr>
-          <w:rFonts w:asciiTheme="majorHAnsi" w:hAnsiTheme="majorHAnsi" w:cstheme="majorBidi"/>
-        </w:rPr>
-        <w:t>u</w:t>
-      </w:r>
-      <w:r>
-        <w:rPr>
-          <w:rFonts w:asciiTheme="majorHAnsi" w:hAnsiTheme="majorHAnsi" w:cstheme="majorBidi"/>
-        </w:rPr>
-        <w:t xml:space="preserve">se </w:t>
-      </w:r>
-      <w:r>
-        <w:rPr>
-          <w:rFonts w:asciiTheme="majorHAnsi" w:hAnsiTheme="majorHAnsi" w:cstheme="majorBidi"/>
-        </w:rPr>
-        <w:t>several</w:t>
+        <w:t xml:space="preserve"> the dataset in a new tab. </w:t>
+      </w:r>
+      <w:r>
+        <w:rPr>
+          <w:rFonts w:asciiTheme="majorHAnsi" w:hAnsiTheme="majorHAnsi" w:cstheme="majorBidi"/>
+        </w:rPr>
+        <w:t>Use</w:t>
       </w:r>
       <w:r>
         <w:rPr>
@@ -1972,6 +2696,12 @@
         <w:rPr>
           <w:rFonts w:asciiTheme="majorHAnsi" w:hAnsiTheme="majorHAnsi" w:cstheme="majorBidi"/>
         </w:rPr>
+        <w:t xml:space="preserve">these </w:t>
+      </w:r>
+      <w:r>
+        <w:rPr>
+          <w:rFonts w:asciiTheme="majorHAnsi" w:hAnsiTheme="majorHAnsi" w:cstheme="majorBidi"/>
+        </w:rPr>
         <w:t xml:space="preserve">functions </w:t>
       </w:r>
       <w:r>
@@ -1996,7 +2726,7 @@
         <w:rPr>
           <w:rFonts w:asciiTheme="majorHAnsi" w:hAnsiTheme="majorHAnsi" w:cstheme="majorBidi"/>
         </w:rPr>
-        <w:t>.</w:t>
+        <w:t>:</w:t>
       </w:r>
     </w:p>
     <w:p>
@@ -2192,22 +2922,176 @@
       <w:pPr>
         <w:pStyle w:val="Compact"/>
         <w:spacing w:line="259" w:lineRule="auto"/>
-        <w:ind w:left="1200"/>
-        <w:rPr>
-          <w:rFonts w:asciiTheme="majorHAnsi" w:hAnsiTheme="majorHAnsi" w:cstheme="majorBidi"/>
-        </w:rPr>
-      </w:pPr>
-      <w:r>
-        <w:rPr>
-          <w:rFonts w:asciiTheme="majorHAnsi" w:hAnsiTheme="majorHAnsi" w:cstheme="majorBidi"/>
-        </w:rPr>
-        <w:t>Based on your output above,</w:t>
-      </w:r>
-      <w:r>
-        <w:rPr>
-          <w:rFonts w:asciiTheme="majorHAnsi" w:hAnsiTheme="majorHAnsi" w:cstheme="majorBidi"/>
-        </w:rPr>
-        <w:t xml:space="preserve"> how many rows and columns are in the dataset? What variables are there? </w:t>
+        <w:jc w:val="center"/>
+        <w:rPr>
+          <w:rFonts w:asciiTheme="majorHAnsi" w:hAnsiTheme="majorHAnsi" w:cstheme="majorBidi"/>
+          <w:i/>
+          <w:iCs/>
+        </w:rPr>
+      </w:pPr>
+      <w:r>
+        <w:rPr>
+          <w:rFonts w:asciiTheme="majorHAnsi" w:hAnsiTheme="majorHAnsi" w:cstheme="majorBidi"/>
+          <w:i/>
+          <w:iCs/>
+        </w:rPr>
+        <w:t>*</w:t>
+      </w:r>
+      <w:r>
+        <w:rPr>
+          <w:rFonts w:asciiTheme="majorHAnsi" w:hAnsiTheme="majorHAnsi" w:cstheme="majorBidi"/>
+          <w:i/>
+          <w:iCs/>
+        </w:rPr>
+        <w:t xml:space="preserve">Based on your output </w:t>
+      </w:r>
+      <w:r>
+        <w:rPr>
+          <w:rFonts w:asciiTheme="majorHAnsi" w:hAnsiTheme="majorHAnsi" w:cstheme="majorBidi"/>
+          <w:i/>
+          <w:iCs/>
+        </w:rPr>
+        <w:t xml:space="preserve">from the </w:t>
+      </w:r>
+      <w:r>
+        <w:rPr>
+          <w:rFonts w:asciiTheme="majorHAnsi" w:hAnsiTheme="majorHAnsi" w:cstheme="majorBidi"/>
+          <w:i/>
+          <w:iCs/>
+        </w:rPr>
+        <w:t>above</w:t>
+      </w:r>
+      <w:r>
+        <w:rPr>
+          <w:rFonts w:asciiTheme="majorHAnsi" w:hAnsiTheme="majorHAnsi" w:cstheme="majorBidi"/>
+          <w:i/>
+          <w:iCs/>
+        </w:rPr>
+        <w:t xml:space="preserve"> </w:t>
+      </w:r>
+      <w:proofErr w:type="gramStart"/>
+      <w:r>
+        <w:rPr>
+          <w:rFonts w:asciiTheme="majorHAnsi" w:hAnsiTheme="majorHAnsi" w:cstheme="majorBidi"/>
+          <w:i/>
+          <w:iCs/>
+        </w:rPr>
+        <w:t>‘ functions</w:t>
+      </w:r>
+      <w:proofErr w:type="gramEnd"/>
+      <w:r>
+        <w:rPr>
+          <w:rFonts w:asciiTheme="majorHAnsi" w:hAnsiTheme="majorHAnsi" w:cstheme="majorBidi"/>
+          <w:i/>
+          <w:iCs/>
+        </w:rPr>
+        <w:t>(</w:t>
+      </w:r>
+      <w:proofErr w:type="gramStart"/>
+      <w:r>
+        <w:rPr>
+          <w:rFonts w:asciiTheme="majorHAnsi" w:hAnsiTheme="majorHAnsi" w:cstheme="majorBidi"/>
+          <w:i/>
+          <w:iCs/>
+        </w:rPr>
+        <w:t xml:space="preserve">) </w:t>
+      </w:r>
+      <w:r>
+        <w:rPr>
+          <w:rFonts w:asciiTheme="majorHAnsi" w:hAnsiTheme="majorHAnsi" w:cstheme="majorBidi"/>
+          <w:i/>
+          <w:iCs/>
+        </w:rPr>
+        <w:t>,</w:t>
+      </w:r>
+      <w:proofErr w:type="gramEnd"/>
+      <w:r>
+        <w:rPr>
+          <w:rFonts w:asciiTheme="majorHAnsi" w:hAnsiTheme="majorHAnsi" w:cstheme="majorBidi"/>
+          <w:i/>
+          <w:iCs/>
+        </w:rPr>
+        <w:t>’</w:t>
+      </w:r>
+      <w:r>
+        <w:rPr>
+          <w:rFonts w:asciiTheme="majorHAnsi" w:hAnsiTheme="majorHAnsi" w:cstheme="majorBidi"/>
+          <w:i/>
+          <w:iCs/>
+        </w:rPr>
+        <w:t xml:space="preserve"> how many rows and columns are in the </w:t>
+      </w:r>
+      <w:proofErr w:type="gramStart"/>
+      <w:r>
+        <w:rPr>
+          <w:rFonts w:asciiTheme="majorHAnsi" w:hAnsiTheme="majorHAnsi" w:cstheme="majorBidi"/>
+          <w:i/>
+          <w:iCs/>
+        </w:rPr>
+        <w:t>dataset</w:t>
+      </w:r>
+      <w:r>
+        <w:rPr>
+          <w:rFonts w:asciiTheme="majorHAnsi" w:hAnsiTheme="majorHAnsi" w:cstheme="majorBidi"/>
+          <w:i/>
+          <w:iCs/>
+        </w:rPr>
+        <w:t>?*</w:t>
+      </w:r>
+      <w:proofErr w:type="gramEnd"/>
+    </w:p>
+    <w:p>
+      <w:pPr>
+        <w:pStyle w:val="Compact"/>
+        <w:spacing w:line="259" w:lineRule="auto"/>
+        <w:jc w:val="center"/>
+        <w:rPr>
+          <w:rFonts w:asciiTheme="majorHAnsi" w:hAnsiTheme="majorHAnsi" w:cstheme="majorBidi"/>
+          <w:i/>
+          <w:iCs/>
+        </w:rPr>
+      </w:pPr>
+      <w:r>
+        <w:rPr>
+          <w:rFonts w:asciiTheme="majorHAnsi" w:hAnsiTheme="majorHAnsi" w:cstheme="majorBidi"/>
+          <w:i/>
+          <w:iCs/>
+        </w:rPr>
+        <w:t>**</w:t>
+      </w:r>
+      <w:r>
+        <w:rPr>
+          <w:rFonts w:asciiTheme="majorHAnsi" w:hAnsiTheme="majorHAnsi" w:cstheme="majorBidi"/>
+          <w:i/>
+          <w:iCs/>
+        </w:rPr>
+        <w:t xml:space="preserve">What variables are </w:t>
+      </w:r>
+      <w:proofErr w:type="gramStart"/>
+      <w:r>
+        <w:rPr>
+          <w:rFonts w:asciiTheme="majorHAnsi" w:hAnsiTheme="majorHAnsi" w:cstheme="majorBidi"/>
+          <w:i/>
+          <w:iCs/>
+        </w:rPr>
+        <w:t>there?</w:t>
+      </w:r>
+      <w:r>
+        <w:rPr>
+          <w:rFonts w:asciiTheme="majorHAnsi" w:hAnsiTheme="majorHAnsi" w:cstheme="majorBidi"/>
+          <w:i/>
+          <w:iCs/>
+        </w:rPr>
+        <w:t>*</w:t>
+      </w:r>
+      <w:proofErr w:type="gramEnd"/>
+      <w:r>
+        <w:rPr>
+          <w:rFonts w:asciiTheme="majorHAnsi" w:hAnsiTheme="majorHAnsi" w:cstheme="majorBidi"/>
+          <w:i/>
+          <w:iCs/>
+        </w:rPr>
+        <w:t>*</w:t>
       </w:r>
     </w:p>
     <w:p>
@@ -2242,7 +3126,19 @@
         <w:rPr>
           <w:rFonts w:asciiTheme="majorHAnsi" w:hAnsiTheme="majorHAnsi" w:cstheme="majorBidi"/>
         </w:rPr>
-        <w:t xml:space="preserve">access specific columns </w:t>
+        <w:t>access specific columns</w:t>
+      </w:r>
+      <w:r>
+        <w:rPr>
+          <w:rFonts w:asciiTheme="majorHAnsi" w:hAnsiTheme="majorHAnsi" w:cstheme="majorBidi"/>
+        </w:rPr>
+        <w:t xml:space="preserve"> (or one variable)</w:t>
+      </w:r>
+      <w:r>
+        <w:rPr>
+          <w:rFonts w:asciiTheme="majorHAnsi" w:hAnsiTheme="majorHAnsi" w:cstheme="majorBidi"/>
+        </w:rPr>
+        <w:t xml:space="preserve"> </w:t>
       </w:r>
       <w:r>
         <w:rPr>
@@ -2250,6 +3146,52 @@
         </w:rPr>
         <w:t>of the dataset, we do the following:</w:t>
       </w:r>
+      <w:r>
+        <w:rPr>
+          <w:rFonts w:asciiTheme="majorHAnsi" w:hAnsiTheme="majorHAnsi" w:cstheme="majorBidi"/>
+        </w:rPr>
+        <w:t xml:space="preserve"> Hint the name of your data you made in </w:t>
+      </w:r>
+      <w:r>
+        <w:rPr>
+          <w:rFonts w:asciiTheme="majorHAnsi" w:hAnsiTheme="majorHAnsi" w:cstheme="majorBidi"/>
+          <w:b/>
+          <w:bCs/>
+        </w:rPr>
+        <w:t>1.b.</w:t>
+      </w:r>
+      <w:r>
+        <w:rPr>
+          <w:rFonts w:asciiTheme="majorHAnsi" w:hAnsiTheme="majorHAnsi" w:cstheme="majorBidi"/>
+        </w:rPr>
+        <w:t xml:space="preserve"> it’s</w:t>
+      </w:r>
+      <w:r>
+        <w:rPr>
+          <w:rFonts w:asciiTheme="majorHAnsi" w:hAnsiTheme="majorHAnsi" w:cstheme="majorBidi"/>
+        </w:rPr>
+        <w:t>,</w:t>
+      </w:r>
+      <w:r>
+        <w:rPr>
+          <w:rFonts w:asciiTheme="majorHAnsi" w:hAnsiTheme="majorHAnsi" w:cstheme="majorBidi"/>
+        </w:rPr>
+        <w:t xml:space="preserve"> ` </w:t>
+      </w:r>
+      <w:proofErr w:type="spellStart"/>
+      <w:r>
+        <w:rPr>
+          <w:rFonts w:asciiTheme="majorHAnsi" w:hAnsiTheme="majorHAnsi" w:cstheme="majorBidi"/>
+        </w:rPr>
+        <w:t>cat_df</w:t>
+      </w:r>
+      <w:proofErr w:type="spellEnd"/>
+      <w:r>
+        <w:rPr>
+          <w:rFonts w:asciiTheme="majorHAnsi" w:hAnsiTheme="majorHAnsi" w:cstheme="majorBidi"/>
+        </w:rPr>
+        <w:t xml:space="preserve"> `</w:t>
+      </w:r>
     </w:p>
     <w:p>
       <w:pPr>
@@ -2257,6 +3199,28 @@
         <w:rPr>
           <w:rStyle w:val="NormalTok"/>
           <w:rFonts w:asciiTheme="majorHAnsi" w:hAnsiTheme="majorHAnsi" w:cstheme="majorBidi"/>
+          <w:b/>
+          <w:bCs/>
+          <w:color w:val="000000" w:themeColor="text1"/>
+        </w:rPr>
+      </w:pPr>
+      <w:r>
+        <w:rPr>
+          <w:rStyle w:val="NormalTok"/>
+          <w:rFonts w:asciiTheme="majorHAnsi" w:hAnsiTheme="majorHAnsi" w:cstheme="majorBidi"/>
+          <w:b/>
+          <w:bCs/>
+          <w:color w:val="000000" w:themeColor="text1"/>
+        </w:rPr>
+        <w:t>R</w:t>
+      </w:r>
+    </w:p>
+    <w:p>
+      <w:pPr>
+        <w:pStyle w:val="SourceCode"/>
+        <w:rPr>
+          <w:rStyle w:val="NormalTok"/>
+          <w:rFonts w:asciiTheme="majorHAnsi" w:hAnsiTheme="majorHAnsi" w:cstheme="majorBidi"/>
           <w:color w:val="C0504D" w:themeColor="accent2"/>
         </w:rPr>
       </w:pPr>
@@ -2267,7 +3231,15 @@
           <w:rFonts w:asciiTheme="majorHAnsi" w:hAnsiTheme="majorHAnsi" w:cstheme="majorBidi"/>
           <w:color w:val="76923C" w:themeColor="accent3" w:themeShade="BF"/>
         </w:rPr>
-        <w:t>name_of_data</w:t>
+        <w:t>your</w:t>
+      </w:r>
+      <w:r>
+        <w:rPr>
+          <w:rStyle w:val="NormalTok"/>
+          <w:rFonts w:asciiTheme="majorHAnsi" w:hAnsiTheme="majorHAnsi" w:cstheme="majorBidi"/>
+          <w:color w:val="76923C" w:themeColor="accent3" w:themeShade="BF"/>
+        </w:rPr>
+        <w:t>_data</w:t>
       </w:r>
       <w:r>
         <w:rPr>
@@ -2282,7 +3254,15 @@
           <w:rFonts w:asciiTheme="majorHAnsi" w:hAnsiTheme="majorHAnsi" w:cstheme="majorBidi"/>
           <w:color w:val="C0504D" w:themeColor="accent2"/>
         </w:rPr>
-        <w:t>name_of_column</w:t>
+        <w:t>your</w:t>
+      </w:r>
+      <w:r>
+        <w:rPr>
+          <w:rStyle w:val="NormalTok"/>
+          <w:rFonts w:asciiTheme="majorHAnsi" w:hAnsiTheme="majorHAnsi" w:cstheme="majorBidi"/>
+          <w:color w:val="C0504D" w:themeColor="accent2"/>
+        </w:rPr>
+        <w:t>_column</w:t>
       </w:r>
       <w:proofErr w:type="spellEnd"/>
     </w:p>
@@ -2290,8 +3270,126 @@
       <w:pPr>
         <w:pStyle w:val="SourceCode"/>
         <w:rPr>
-          <w:rFonts w:asciiTheme="majorHAnsi" w:hAnsiTheme="majorHAnsi" w:cstheme="majorBidi"/>
-          <w:color w:val="C0504D" w:themeColor="accent2"/>
+          <w:rStyle w:val="NormalTok"/>
+          <w:rFonts w:asciiTheme="majorHAnsi" w:hAnsiTheme="majorHAnsi" w:cstheme="majorBidi"/>
+          <w:color w:val="7EB352"/>
+        </w:rPr>
+      </w:pPr>
+      <w:r>
+        <w:rPr>
+          <w:rStyle w:val="NormalTok"/>
+          <w:rFonts w:asciiTheme="majorHAnsi" w:hAnsiTheme="majorHAnsi" w:cstheme="majorBidi"/>
+          <w:color w:val="7EB352"/>
+        </w:rPr>
+        <w:t># use ‘</w:t>
+      </w:r>
+      <w:proofErr w:type="gramStart"/>
+      <w:r>
+        <w:rPr>
+          <w:rStyle w:val="NormalTok"/>
+          <w:rFonts w:asciiTheme="majorHAnsi" w:hAnsiTheme="majorHAnsi" w:cstheme="majorBidi"/>
+          <w:color w:val="7EB352"/>
+        </w:rPr>
+        <w:t>class(</w:t>
+      </w:r>
+      <w:proofErr w:type="gramEnd"/>
+      <w:r>
+        <w:rPr>
+          <w:rStyle w:val="NormalTok"/>
+          <w:rFonts w:asciiTheme="majorHAnsi" w:hAnsiTheme="majorHAnsi" w:cstheme="majorBidi"/>
+          <w:color w:val="7EB352"/>
+        </w:rPr>
+        <w:t>)’ function to see what R thin</w:t>
+      </w:r>
+      <w:r>
+        <w:rPr>
+          <w:rStyle w:val="NormalTok"/>
+          <w:rFonts w:asciiTheme="majorHAnsi" w:hAnsiTheme="majorHAnsi" w:cstheme="majorBidi"/>
+          <w:color w:val="7EB352"/>
+        </w:rPr>
+        <w:t>k</w:t>
+      </w:r>
+      <w:r>
+        <w:rPr>
+          <w:rStyle w:val="NormalTok"/>
+          <w:rFonts w:asciiTheme="majorHAnsi" w:hAnsiTheme="majorHAnsi" w:cstheme="majorBidi"/>
+          <w:color w:val="7EB352"/>
+        </w:rPr>
+        <w:t>s that variable is</w:t>
+      </w:r>
+    </w:p>
+    <w:p>
+      <w:pPr>
+        <w:pStyle w:val="SourceCode"/>
+        <w:rPr>
+          <w:rFonts w:asciiTheme="majorHAnsi" w:hAnsiTheme="majorHAnsi" w:cstheme="majorBidi"/>
+          <w:b/>
+          <w:bCs/>
+          <w:color w:val="1F497D" w:themeColor="text2"/>
+          <w:sz w:val="22"/>
+          <w:shd w:val="clear" w:color="auto" w:fill="F8F8F8"/>
+        </w:rPr>
+      </w:pPr>
+      <w:r>
+        <w:rPr>
+          <w:rFonts w:asciiTheme="majorHAnsi" w:hAnsiTheme="majorHAnsi" w:cstheme="majorBidi"/>
+          <w:b/>
+          <w:bCs/>
+          <w:color w:val="1F497D" w:themeColor="text2"/>
+          <w:sz w:val="22"/>
+          <w:shd w:val="clear" w:color="auto" w:fill="F8F8F8"/>
+        </w:rPr>
+        <w:t>class(</w:t>
+      </w:r>
+      <w:proofErr w:type="spellStart"/>
+      <w:r>
+        <w:rPr>
+          <w:rFonts w:asciiTheme="majorHAnsi" w:hAnsiTheme="majorHAnsi" w:cstheme="majorBidi"/>
+          <w:color w:val="000000" w:themeColor="text1"/>
+          <w:sz w:val="22"/>
+          <w:shd w:val="clear" w:color="auto" w:fill="F8F8F8"/>
+        </w:rPr>
+        <w:t>your_data</w:t>
+      </w:r>
+      <w:r>
+        <w:rPr>
+          <w:rFonts w:asciiTheme="majorHAnsi" w:hAnsiTheme="majorHAnsi" w:cstheme="majorBidi"/>
+          <w:color w:val="007600"/>
+          <w:sz w:val="22"/>
+          <w:shd w:val="clear" w:color="auto" w:fill="F8F8F8"/>
+        </w:rPr>
+        <w:t>$</w:t>
+      </w:r>
+      <w:r>
+        <w:rPr>
+          <w:rFonts w:asciiTheme="majorHAnsi" w:hAnsiTheme="majorHAnsi" w:cstheme="majorBidi"/>
+          <w:color w:val="000000" w:themeColor="text1"/>
+          <w:sz w:val="22"/>
+          <w:shd w:val="clear" w:color="auto" w:fill="F8F8F8"/>
+        </w:rPr>
+        <w:t>your_variable</w:t>
+      </w:r>
+      <w:proofErr w:type="spellEnd"/>
+      <w:r>
+        <w:rPr>
+          <w:rFonts w:asciiTheme="majorHAnsi" w:hAnsiTheme="majorHAnsi" w:cstheme="majorBidi"/>
+          <w:b/>
+          <w:bCs/>
+          <w:color w:val="1F497D" w:themeColor="text2"/>
+          <w:sz w:val="22"/>
+          <w:shd w:val="clear" w:color="auto" w:fill="F8F8F8"/>
+        </w:rPr>
+        <w:t>)</w:t>
+      </w:r>
+    </w:p>
+    <w:p>
+      <w:pPr>
+        <w:pStyle w:val="SourceCode"/>
+        <w:rPr>
+          <w:rFonts w:asciiTheme="majorHAnsi" w:hAnsiTheme="majorHAnsi" w:cstheme="majorBidi"/>
+          <w:b/>
+          <w:bCs/>
+          <w:color w:val="1F497D" w:themeColor="text2"/>
           <w:sz w:val="22"/>
           <w:shd w:val="clear" w:color="auto" w:fill="F8F8F8"/>
         </w:rPr>
@@ -2316,8 +3414,19 @@
           <w:b/>
           <w:bCs/>
         </w:rPr>
-        <w:t>Describing categorical variables</w:t>
-      </w:r>
+        <w:t>How does R understand our variables?</w:t>
+      </w:r>
+    </w:p>
+    <w:p>
+      <w:pPr>
+        <w:pStyle w:val="Compact"/>
+        <w:ind w:left="720"/>
+        <w:rPr>
+          <w:rFonts w:asciiTheme="majorHAnsi" w:hAnsiTheme="majorHAnsi" w:cstheme="majorBidi"/>
+          <w:b/>
+          <w:bCs/>
+        </w:rPr>
+      </w:pPr>
     </w:p>
     <w:p>
       <w:pPr>
@@ -2331,74 +3440,528 @@
       <w:r>
         <w:rPr>
           <w:rFonts w:asciiTheme="majorHAnsi" w:hAnsiTheme="majorHAnsi" w:cstheme="majorBidi"/>
-        </w:rPr>
-        <w:t xml:space="preserve">R uses a special datatype </w:t>
-      </w:r>
-      <w:r>
-        <w:rPr>
-          <w:rFonts w:asciiTheme="majorHAnsi" w:hAnsiTheme="majorHAnsi" w:cstheme="majorBidi"/>
-        </w:rPr>
-        <w:t xml:space="preserve">called factor </w:t>
-      </w:r>
-      <w:r>
-        <w:rPr>
-          <w:rFonts w:asciiTheme="majorHAnsi" w:hAnsiTheme="majorHAnsi" w:cstheme="majorBidi"/>
-        </w:rPr>
-        <w:t>to work with</w:t>
-      </w:r>
-      <w:r>
-        <w:rPr>
-          <w:rFonts w:asciiTheme="majorHAnsi" w:hAnsiTheme="majorHAnsi" w:cstheme="majorBidi"/>
+          <w:b/>
+          <w:bCs/>
+          <w:i/>
+          <w:iCs/>
+        </w:rPr>
+        <w:t>R can represent categorical variables using factors.</w:t>
+      </w:r>
+      <w:r>
+        <w:rPr>
+          <w:rFonts w:asciiTheme="majorHAnsi" w:hAnsiTheme="majorHAnsi" w:cstheme="majorBidi"/>
+        </w:rPr>
+        <w:t xml:space="preserve"> A factor tells R that the values represent categories rather than ordinary numerical values. In this course, we will often convert </w:t>
+      </w:r>
+      <w:r>
+        <w:rPr>
+          <w:rFonts w:asciiTheme="majorHAnsi" w:hAnsiTheme="majorHAnsi" w:cstheme="majorBidi"/>
+        </w:rPr>
+        <w:lastRenderedPageBreak/>
+        <w:t>categorical variables to factors before analyzing them</w:t>
+      </w:r>
+      <w:r>
+        <w:rPr>
+          <w:rFonts w:asciiTheme="majorHAnsi" w:hAnsiTheme="majorHAnsi" w:cstheme="majorBidi"/>
+        </w:rPr>
+        <w:t xml:space="preserve"> so that R can see the </w:t>
+      </w:r>
+      <w:r>
+        <w:rPr>
+          <w:rFonts w:asciiTheme="majorHAnsi" w:hAnsiTheme="majorHAnsi" w:cstheme="majorBidi"/>
+        </w:rPr>
+        <w:t>substantive categories those numbers represent</w:t>
+      </w:r>
+      <w:r>
+        <w:rPr>
+          <w:rFonts w:asciiTheme="majorHAnsi" w:hAnsiTheme="majorHAnsi" w:cstheme="majorBidi"/>
+        </w:rPr>
+        <w:t>.</w:t>
+      </w:r>
+    </w:p>
+    <w:p>
+      <w:pPr>
+        <w:pStyle w:val="Compact"/>
+        <w:rPr>
+          <w:rFonts w:asciiTheme="majorHAnsi" w:hAnsiTheme="majorHAnsi" w:cstheme="majorBidi"/>
+          <w:b/>
+          <w:bCs/>
+        </w:rPr>
+      </w:pPr>
+    </w:p>
+    <w:p>
+      <w:pPr>
+        <w:pStyle w:val="Compact"/>
+        <w:rPr>
+          <w:rFonts w:asciiTheme="majorHAnsi" w:hAnsiTheme="majorHAnsi" w:cstheme="majorBidi"/>
+          <w:b/>
+          <w:bCs/>
+        </w:rPr>
+      </w:pPr>
+      <w:r>
+        <w:rPr>
+          <w:rFonts w:asciiTheme="majorHAnsi" w:hAnsiTheme="majorHAnsi" w:cstheme="majorBidi"/>
+          <w:b/>
+          <w:bCs/>
+        </w:rPr>
+        <w:t>Ex</w:t>
+      </w:r>
+      <w:r>
+        <w:rPr>
+          <w:rFonts w:asciiTheme="majorHAnsi" w:hAnsiTheme="majorHAnsi" w:cstheme="majorBidi"/>
+          <w:b/>
+          <w:bCs/>
+        </w:rPr>
+        <w:t>ample</w:t>
+      </w:r>
+      <w:r>
+        <w:rPr>
+          <w:rFonts w:asciiTheme="majorHAnsi" w:hAnsiTheme="majorHAnsi" w:cstheme="majorBidi"/>
+          <w:b/>
+          <w:bCs/>
+        </w:rPr>
+        <w:t>:</w:t>
+      </w:r>
+    </w:p>
+    <w:p>
+      <w:pPr>
+        <w:pStyle w:val="SourceCode"/>
+        <w:spacing w:after="0"/>
+        <w:rPr>
+          <w:rStyle w:val="NormalTok"/>
+          <w:rFonts w:asciiTheme="majorHAnsi" w:hAnsiTheme="majorHAnsi" w:cstheme="majorBidi"/>
+          <w:b/>
+          <w:bCs/>
+          <w:color w:val="000000" w:themeColor="text1"/>
+        </w:rPr>
+      </w:pPr>
+      <w:r>
+        <w:rPr>
+          <w:rStyle w:val="NormalTok"/>
+          <w:rFonts w:asciiTheme="majorHAnsi" w:hAnsiTheme="majorHAnsi" w:cstheme="majorBidi"/>
+          <w:b/>
+          <w:bCs/>
+          <w:color w:val="000000" w:themeColor="text1"/>
+        </w:rPr>
+        <w:t>R</w:t>
+      </w:r>
+    </w:p>
+    <w:p>
+      <w:pPr>
+        <w:pStyle w:val="SourceCode"/>
+        <w:spacing w:after="0"/>
+        <w:rPr>
+          <w:rStyle w:val="NormalTok"/>
+          <w:rFonts w:asciiTheme="majorHAnsi" w:hAnsiTheme="majorHAnsi" w:cstheme="majorBidi"/>
+          <w:color w:val="000000" w:themeColor="text1"/>
+        </w:rPr>
+      </w:pPr>
+    </w:p>
+    <w:p>
+      <w:pPr>
+        <w:pStyle w:val="SourceCode"/>
+        <w:spacing w:after="0"/>
+        <w:rPr>
+          <w:rStyle w:val="NormalTok"/>
+          <w:rFonts w:asciiTheme="majorHAnsi" w:hAnsiTheme="majorHAnsi" w:cstheme="majorBidi"/>
+          <w:color w:val="C0504D" w:themeColor="accent2"/>
+        </w:rPr>
+      </w:pPr>
+      <w:proofErr w:type="spellStart"/>
+      <w:r>
+        <w:rPr>
+          <w:rStyle w:val="NormalTok"/>
+          <w:rFonts w:asciiTheme="majorHAnsi" w:hAnsiTheme="majorHAnsi" w:cstheme="majorBidi"/>
+          <w:color w:val="000000" w:themeColor="text1"/>
+        </w:rPr>
+        <w:t>data_df</w:t>
+      </w:r>
+      <w:r>
+        <w:rPr>
+          <w:rStyle w:val="NormalTok"/>
+          <w:rFonts w:asciiTheme="majorHAnsi" w:hAnsiTheme="majorHAnsi" w:cstheme="majorBidi"/>
+          <w:color w:val="007600"/>
+        </w:rPr>
+        <w:t>$</w:t>
+      </w:r>
+      <w:r>
+        <w:rPr>
+          <w:rStyle w:val="NormalTok"/>
+          <w:rFonts w:asciiTheme="majorHAnsi" w:hAnsiTheme="majorHAnsi" w:cstheme="majorBidi"/>
+          <w:color w:val="984806" w:themeColor="accent6" w:themeShade="80"/>
+        </w:rPr>
+        <w:t>school_type</w:t>
+      </w:r>
+      <w:proofErr w:type="spellEnd"/>
+      <w:r>
+        <w:rPr>
+          <w:rStyle w:val="NormalTok"/>
+          <w:rFonts w:asciiTheme="majorHAnsi" w:hAnsiTheme="majorHAnsi" w:cstheme="majorBidi"/>
+          <w:color w:val="984806" w:themeColor="accent6" w:themeShade="80"/>
         </w:rPr>
         <w:t xml:space="preserve"> </w:t>
       </w:r>
       <w:r>
         <w:rPr>
-          <w:rFonts w:asciiTheme="majorHAnsi" w:hAnsiTheme="majorHAnsi" w:cstheme="majorBidi"/>
-        </w:rPr>
-        <w:t>categorical variable</w:t>
-      </w:r>
-      <w:r>
-        <w:rPr>
-          <w:rFonts w:asciiTheme="majorHAnsi" w:hAnsiTheme="majorHAnsi" w:cstheme="majorBidi"/>
-        </w:rPr>
-        <w:t>s</w:t>
-      </w:r>
-      <w:r>
-        <w:rPr>
-          <w:rFonts w:asciiTheme="majorHAnsi" w:hAnsiTheme="majorHAnsi" w:cstheme="majorBidi"/>
-        </w:rPr>
-        <w:t>. Theref</w:t>
-      </w:r>
-      <w:r>
-        <w:rPr>
-          <w:rFonts w:asciiTheme="majorHAnsi" w:hAnsiTheme="majorHAnsi" w:cstheme="majorBidi"/>
-        </w:rPr>
-        <w:t xml:space="preserve">ore, the first cleaning step is to convert </w:t>
-      </w:r>
-      <w:r>
-        <w:rPr>
-          <w:rFonts w:asciiTheme="majorHAnsi" w:hAnsiTheme="majorHAnsi" w:cstheme="majorBidi"/>
-        </w:rPr>
-        <w:t xml:space="preserve">all </w:t>
-      </w:r>
-      <w:r>
-        <w:rPr>
-          <w:rFonts w:asciiTheme="majorHAnsi" w:hAnsiTheme="majorHAnsi" w:cstheme="majorBidi"/>
-        </w:rPr>
-        <w:t>categorical variables to factor</w:t>
-      </w:r>
-      <w:r>
-        <w:rPr>
-          <w:rFonts w:asciiTheme="majorHAnsi" w:hAnsiTheme="majorHAnsi" w:cstheme="majorBidi"/>
-        </w:rPr>
-        <w:t xml:space="preserve">s. </w:t>
-      </w:r>
+          <w:rStyle w:val="NormalTok"/>
+          <w:rFonts w:asciiTheme="majorHAnsi" w:hAnsiTheme="majorHAnsi" w:cstheme="majorBidi"/>
+          <w:color w:val="000000" w:themeColor="text1"/>
+        </w:rPr>
+        <w:t xml:space="preserve">&lt;- </w:t>
+      </w:r>
+      <w:proofErr w:type="gramStart"/>
+      <w:r>
+        <w:rPr>
+          <w:rStyle w:val="NormalTok"/>
+          <w:rFonts w:asciiTheme="majorHAnsi" w:hAnsiTheme="majorHAnsi" w:cstheme="majorBidi"/>
+          <w:b/>
+          <w:bCs/>
+          <w:color w:val="1F497D" w:themeColor="text2"/>
+        </w:rPr>
+        <w:t>factor(</w:t>
+      </w:r>
+      <w:proofErr w:type="gramEnd"/>
+    </w:p>
+    <w:p>
+      <w:pPr>
+        <w:pStyle w:val="SourceCode"/>
+        <w:spacing w:after="0"/>
+        <w:rPr>
+          <w:rStyle w:val="NormalTok"/>
+          <w:rFonts w:asciiTheme="majorHAnsi" w:hAnsiTheme="majorHAnsi" w:cstheme="majorBidi"/>
+          <w:color w:val="C0504D" w:themeColor="accent2"/>
+        </w:rPr>
+      </w:pPr>
+      <w:r>
+        <w:rPr>
+          <w:rStyle w:val="NormalTok"/>
+          <w:rFonts w:asciiTheme="majorHAnsi" w:hAnsiTheme="majorHAnsi" w:cstheme="majorBidi"/>
+          <w:color w:val="C0504D" w:themeColor="accent2"/>
+        </w:rPr>
+        <w:tab/>
+      </w:r>
+      <w:proofErr w:type="spellStart"/>
+      <w:r>
+        <w:rPr>
+          <w:rStyle w:val="NormalTok"/>
+          <w:rFonts w:asciiTheme="majorHAnsi" w:hAnsiTheme="majorHAnsi" w:cstheme="majorBidi"/>
+          <w:color w:val="000000" w:themeColor="text1"/>
+        </w:rPr>
+        <w:t>data_df</w:t>
+      </w:r>
+      <w:r>
+        <w:rPr>
+          <w:rStyle w:val="NormalTok"/>
+          <w:rFonts w:asciiTheme="majorHAnsi" w:hAnsiTheme="majorHAnsi" w:cstheme="majorBidi"/>
+          <w:color w:val="007600"/>
+        </w:rPr>
+        <w:t>$</w:t>
+      </w:r>
+      <w:r>
+        <w:rPr>
+          <w:rStyle w:val="NormalTok"/>
+          <w:rFonts w:asciiTheme="majorHAnsi" w:hAnsiTheme="majorHAnsi" w:cstheme="majorBidi"/>
+          <w:color w:val="984806" w:themeColor="accent6" w:themeShade="80"/>
+        </w:rPr>
+        <w:t>school_type</w:t>
+      </w:r>
+      <w:proofErr w:type="spellEnd"/>
+      <w:r>
+        <w:rPr>
+          <w:rStyle w:val="NormalTok"/>
+          <w:rFonts w:asciiTheme="majorHAnsi" w:hAnsiTheme="majorHAnsi" w:cstheme="majorBidi"/>
+          <w:color w:val="000000" w:themeColor="text1"/>
+        </w:rPr>
+        <w:t>,</w:t>
+      </w:r>
+    </w:p>
+    <w:p>
+      <w:pPr>
+        <w:pStyle w:val="SourceCode"/>
+        <w:spacing w:after="0"/>
+        <w:rPr>
+          <w:rStyle w:val="NormalTok"/>
+          <w:rFonts w:asciiTheme="majorHAnsi" w:hAnsiTheme="majorHAnsi" w:cstheme="majorBidi"/>
+          <w:color w:val="C0504D" w:themeColor="accent2"/>
+        </w:rPr>
+      </w:pPr>
+      <w:r>
+        <w:rPr>
+          <w:rStyle w:val="NormalTok"/>
+          <w:rFonts w:asciiTheme="majorHAnsi" w:hAnsiTheme="majorHAnsi" w:cstheme="majorBidi"/>
+          <w:color w:val="C0504D" w:themeColor="accent2"/>
+        </w:rPr>
+        <w:tab/>
+      </w:r>
+      <w:r>
+        <w:rPr>
+          <w:rStyle w:val="NormalTok"/>
+          <w:rFonts w:asciiTheme="majorHAnsi" w:hAnsiTheme="majorHAnsi" w:cstheme="majorBidi"/>
+          <w:color w:val="000000" w:themeColor="text1"/>
+        </w:rPr>
+        <w:t xml:space="preserve">levels = </w:t>
+      </w:r>
+      <w:proofErr w:type="gramStart"/>
+      <w:r>
+        <w:rPr>
+          <w:rStyle w:val="NormalTok"/>
+          <w:rFonts w:asciiTheme="majorHAnsi" w:hAnsiTheme="majorHAnsi" w:cstheme="majorBidi"/>
+          <w:b/>
+          <w:bCs/>
+          <w:color w:val="1F497D" w:themeColor="text2"/>
+        </w:rPr>
+        <w:t>c(</w:t>
+      </w:r>
+      <w:proofErr w:type="gramEnd"/>
+      <w:r>
+        <w:rPr>
+          <w:rStyle w:val="NormalTok"/>
+          <w:rFonts w:asciiTheme="majorHAnsi" w:hAnsiTheme="majorHAnsi" w:cstheme="majorBidi"/>
+          <w:color w:val="000000" w:themeColor="text1"/>
+        </w:rPr>
+        <w:t>1, 2, 3</w:t>
+      </w:r>
+      <w:r>
+        <w:rPr>
+          <w:rStyle w:val="NormalTok"/>
+          <w:rFonts w:asciiTheme="majorHAnsi" w:hAnsiTheme="majorHAnsi" w:cstheme="majorBidi"/>
+          <w:b/>
+          <w:bCs/>
+          <w:color w:val="1F497D" w:themeColor="text2"/>
+        </w:rPr>
+        <w:t>)</w:t>
+      </w:r>
+      <w:r>
+        <w:rPr>
+          <w:rStyle w:val="NormalTok"/>
+          <w:rFonts w:asciiTheme="majorHAnsi" w:hAnsiTheme="majorHAnsi" w:cstheme="majorBidi"/>
+          <w:color w:val="000000" w:themeColor="text1"/>
+        </w:rPr>
+        <w:t>,</w:t>
+      </w:r>
+    </w:p>
+    <w:p>
+      <w:pPr>
+        <w:pStyle w:val="SourceCode"/>
+        <w:spacing w:after="0"/>
+        <w:rPr>
+          <w:rStyle w:val="NormalTok"/>
+          <w:rFonts w:asciiTheme="majorHAnsi" w:hAnsiTheme="majorHAnsi" w:cstheme="majorBidi"/>
+          <w:color w:val="C0504D" w:themeColor="accent2"/>
+        </w:rPr>
+      </w:pPr>
+      <w:r>
+        <w:rPr>
+          <w:rStyle w:val="NormalTok"/>
+          <w:rFonts w:asciiTheme="majorHAnsi" w:hAnsiTheme="majorHAnsi" w:cstheme="majorBidi"/>
+          <w:color w:val="C0504D" w:themeColor="accent2"/>
+        </w:rPr>
+        <w:tab/>
+      </w:r>
+      <w:r>
+        <w:rPr>
+          <w:rStyle w:val="NormalTok"/>
+          <w:rFonts w:asciiTheme="majorHAnsi" w:hAnsiTheme="majorHAnsi" w:cstheme="majorBidi"/>
+          <w:color w:val="000000" w:themeColor="text1"/>
+        </w:rPr>
+        <w:t xml:space="preserve">labels = </w:t>
+      </w:r>
+      <w:proofErr w:type="gramStart"/>
+      <w:r>
+        <w:rPr>
+          <w:rStyle w:val="NormalTok"/>
+          <w:rFonts w:asciiTheme="majorHAnsi" w:hAnsiTheme="majorHAnsi" w:cstheme="majorBidi"/>
+          <w:b/>
+          <w:bCs/>
+          <w:color w:val="1F497D" w:themeColor="text2"/>
+        </w:rPr>
+        <w:t>c(</w:t>
+      </w:r>
+      <w:r>
+        <w:rPr>
+          <w:rStyle w:val="NormalTok"/>
+          <w:rFonts w:asciiTheme="majorHAnsi" w:hAnsiTheme="majorHAnsi" w:cstheme="majorBidi"/>
+          <w:color w:val="1F497D" w:themeColor="text2"/>
+        </w:rPr>
+        <w:t xml:space="preserve"> </w:t>
+      </w:r>
+      <w:r>
+        <w:rPr>
+          <w:rStyle w:val="NormalTok"/>
+          <w:rFonts w:asciiTheme="majorHAnsi" w:hAnsiTheme="majorHAnsi" w:cstheme="majorBidi"/>
+          <w:color w:val="007600"/>
+        </w:rPr>
+        <w:t>“</w:t>
+      </w:r>
+      <w:proofErr w:type="gramEnd"/>
+      <w:r>
+        <w:rPr>
+          <w:rStyle w:val="NormalTok"/>
+          <w:rFonts w:asciiTheme="majorHAnsi" w:hAnsiTheme="majorHAnsi" w:cstheme="majorBidi"/>
+          <w:color w:val="007600"/>
+        </w:rPr>
+        <w:t>Elementary”,</w:t>
+      </w:r>
+      <w:r>
+        <w:rPr>
+          <w:rStyle w:val="NormalTok"/>
+          <w:rFonts w:asciiTheme="majorHAnsi" w:hAnsiTheme="majorHAnsi" w:cstheme="majorBidi"/>
+          <w:color w:val="000000" w:themeColor="text1"/>
+        </w:rPr>
+        <w:t xml:space="preserve"> </w:t>
+      </w:r>
+      <w:r>
+        <w:rPr>
+          <w:rStyle w:val="NormalTok"/>
+          <w:rFonts w:asciiTheme="majorHAnsi" w:hAnsiTheme="majorHAnsi" w:cstheme="majorBidi"/>
+          <w:color w:val="007600"/>
+        </w:rPr>
+        <w:t>“Middle</w:t>
+      </w:r>
+      <w:proofErr w:type="gramStart"/>
+      <w:r>
+        <w:rPr>
+          <w:rStyle w:val="NormalTok"/>
+          <w:rFonts w:asciiTheme="majorHAnsi" w:hAnsiTheme="majorHAnsi" w:cstheme="majorBidi"/>
+          <w:color w:val="007600"/>
+        </w:rPr>
+        <w:t xml:space="preserve">” </w:t>
+      </w:r>
+      <w:r>
+        <w:rPr>
+          <w:rStyle w:val="NormalTok"/>
+          <w:rFonts w:asciiTheme="majorHAnsi" w:hAnsiTheme="majorHAnsi" w:cstheme="majorBidi"/>
+          <w:color w:val="000000" w:themeColor="text1"/>
+        </w:rPr>
+        <w:t>,</w:t>
+      </w:r>
+      <w:proofErr w:type="gramEnd"/>
+      <w:r>
+        <w:rPr>
+          <w:rStyle w:val="NormalTok"/>
+          <w:rFonts w:asciiTheme="majorHAnsi" w:hAnsiTheme="majorHAnsi" w:cstheme="majorBidi"/>
+          <w:color w:val="000000" w:themeColor="text1"/>
+        </w:rPr>
+        <w:t xml:space="preserve"> </w:t>
+      </w:r>
+      <w:r>
+        <w:rPr>
+          <w:rStyle w:val="NormalTok"/>
+          <w:rFonts w:asciiTheme="majorHAnsi" w:hAnsiTheme="majorHAnsi" w:cstheme="majorBidi"/>
+          <w:color w:val="007600"/>
+        </w:rPr>
+        <w:t>“High”</w:t>
+      </w:r>
+      <w:r>
+        <w:rPr>
+          <w:rStyle w:val="NormalTok"/>
+          <w:rFonts w:asciiTheme="majorHAnsi" w:hAnsiTheme="majorHAnsi" w:cstheme="majorBidi"/>
+          <w:b/>
+          <w:bCs/>
+          <w:color w:val="1F497D" w:themeColor="text2"/>
+        </w:rPr>
+        <w:t>)</w:t>
+      </w:r>
+      <w:r>
+        <w:rPr>
+          <w:rStyle w:val="NormalTok"/>
+          <w:rFonts w:asciiTheme="majorHAnsi" w:hAnsiTheme="majorHAnsi" w:cstheme="majorBidi"/>
+          <w:color w:val="C0504D" w:themeColor="accent2"/>
+        </w:rPr>
+        <w:t xml:space="preserve"> </w:t>
+      </w:r>
+      <w:r>
+        <w:rPr>
+          <w:rStyle w:val="NormalTok"/>
+          <w:rFonts w:asciiTheme="majorHAnsi" w:hAnsiTheme="majorHAnsi" w:cstheme="majorBidi"/>
+          <w:color w:val="00B050"/>
+        </w:rPr>
+        <w:t xml:space="preserve"># Quotes are needed for </w:t>
+      </w:r>
+      <w:r>
+        <w:rPr>
+          <w:rStyle w:val="NormalTok"/>
+          <w:rFonts w:asciiTheme="majorHAnsi" w:hAnsiTheme="majorHAnsi" w:cstheme="majorBidi"/>
+          <w:color w:val="00B050"/>
+        </w:rPr>
+        <w:t xml:space="preserve">character labels </w:t>
+      </w:r>
+    </w:p>
+    <w:p>
+      <w:pPr>
+        <w:pStyle w:val="SourceCode"/>
+        <w:spacing w:after="0"/>
+        <w:rPr>
+          <w:rStyle w:val="NormalTok"/>
+          <w:rFonts w:asciiTheme="majorHAnsi" w:hAnsiTheme="majorHAnsi" w:cstheme="majorBidi"/>
+          <w:color w:val="00B050"/>
+        </w:rPr>
+      </w:pPr>
+      <w:r>
+        <w:rPr>
+          <w:rStyle w:val="NormalTok"/>
+          <w:rFonts w:asciiTheme="majorHAnsi" w:hAnsiTheme="majorHAnsi" w:cstheme="majorBidi"/>
+          <w:b/>
+          <w:bCs/>
+          <w:color w:val="1F497D" w:themeColor="text2"/>
+        </w:rPr>
+        <w:t xml:space="preserve">) </w:t>
+      </w:r>
+      <w:r>
+        <w:rPr>
+          <w:rStyle w:val="NormalTok"/>
+          <w:rFonts w:asciiTheme="majorHAnsi" w:hAnsiTheme="majorHAnsi" w:cstheme="majorBidi"/>
+          <w:color w:val="C0504D" w:themeColor="accent2"/>
+        </w:rPr>
+        <w:tab/>
+      </w:r>
+      <w:r>
+        <w:rPr>
+          <w:rStyle w:val="NormalTok"/>
+          <w:rFonts w:asciiTheme="majorHAnsi" w:hAnsiTheme="majorHAnsi" w:cstheme="majorBidi"/>
+          <w:color w:val="C0504D" w:themeColor="accent2"/>
+        </w:rPr>
+        <w:tab/>
+      </w:r>
+      <w:r>
+        <w:rPr>
+          <w:rStyle w:val="NormalTok"/>
+          <w:rFonts w:asciiTheme="majorHAnsi" w:hAnsiTheme="majorHAnsi" w:cstheme="majorBidi"/>
+          <w:color w:val="00B050"/>
+        </w:rPr>
+        <w:t># Always close out all parenthes</w:t>
+      </w:r>
+      <w:r>
+        <w:rPr>
+          <w:rStyle w:val="NormalTok"/>
+          <w:rFonts w:asciiTheme="majorHAnsi" w:hAnsiTheme="majorHAnsi" w:cstheme="majorBidi"/>
+          <w:color w:val="00B050"/>
+        </w:rPr>
+        <w:t>e</w:t>
+      </w:r>
+      <w:r>
+        <w:rPr>
+          <w:rStyle w:val="NormalTok"/>
+          <w:rFonts w:asciiTheme="majorHAnsi" w:hAnsiTheme="majorHAnsi" w:cstheme="majorBidi"/>
+          <w:color w:val="00B050"/>
+        </w:rPr>
+        <w:t xml:space="preserve">s </w:t>
+      </w:r>
+    </w:p>
+    <w:p>
+      <w:pPr>
+        <w:pStyle w:val="SourceCode"/>
+        <w:spacing w:after="0"/>
+        <w:rPr>
+          <w:rStyle w:val="NormalTok"/>
+          <w:rFonts w:asciiTheme="majorHAnsi" w:hAnsiTheme="majorHAnsi" w:cstheme="majorBidi"/>
+          <w:color w:val="C0504D" w:themeColor="accent2"/>
+        </w:rPr>
+      </w:pPr>
     </w:p>
     <w:p>
       <w:pPr>
         <w:pStyle w:val="Compact"/>
-        <w:ind w:left="720"/>
         <w:rPr>
           <w:rFonts w:asciiTheme="majorHAnsi" w:hAnsiTheme="majorHAnsi" w:cstheme="majorBidi"/>
         </w:rPr>
@@ -2468,17 +4031,29 @@
     </w:p>
     <w:p>
       <w:pPr>
-        <w:pStyle w:val="Compact"/>
-        <w:ind w:firstLine="720"/>
-        <w:rPr>
-          <w:rFonts w:asciiTheme="majorHAnsi" w:hAnsiTheme="majorHAnsi" w:cstheme="majorBidi"/>
-        </w:rPr>
-      </w:pPr>
-    </w:p>
-    <w:p>
-      <w:pPr>
         <w:pStyle w:val="SourceCode"/>
         <w:rPr>
+          <w:rStyle w:val="NormalTok"/>
+          <w:rFonts w:asciiTheme="majorHAnsi" w:hAnsiTheme="majorHAnsi" w:cstheme="majorBidi"/>
+          <w:b/>
+          <w:bCs/>
+        </w:rPr>
+      </w:pPr>
+      <w:r>
+        <w:rPr>
+          <w:rStyle w:val="NormalTok"/>
+          <w:rFonts w:asciiTheme="majorHAnsi" w:hAnsiTheme="majorHAnsi" w:cstheme="majorBidi"/>
+          <w:b/>
+          <w:bCs/>
+        </w:rPr>
+        <w:t>R</w:t>
+      </w:r>
+    </w:p>
+    <w:p>
+      <w:pPr>
+        <w:pStyle w:val="SourceCode"/>
+        <w:rPr>
+          <w:rStyle w:val="NormalTok"/>
           <w:rFonts w:asciiTheme="majorHAnsi" w:hAnsiTheme="majorHAnsi" w:cstheme="majorBidi"/>
         </w:rPr>
       </w:pPr>
@@ -2488,12 +4063,20 @@
           <w:rStyle w:val="NormalTok"/>
           <w:rFonts w:asciiTheme="majorHAnsi" w:hAnsiTheme="majorHAnsi" w:cstheme="majorBidi"/>
         </w:rPr>
-        <w:t>name_of_data</w:t>
+        <w:t>your</w:t>
+      </w:r>
+      <w:r>
+        <w:rPr>
+          <w:rStyle w:val="NormalTok"/>
+          <w:rFonts w:asciiTheme="majorHAnsi" w:hAnsiTheme="majorHAnsi" w:cstheme="majorBidi"/>
+        </w:rPr>
+        <w:t>_data</w:t>
       </w:r>
       <w:r>
         <w:rPr>
           <w:rStyle w:val="SpecialCharTok"/>
           <w:rFonts w:asciiTheme="majorHAnsi" w:hAnsiTheme="majorHAnsi" w:cstheme="majorBidi"/>
+          <w:color w:val="007600"/>
         </w:rPr>
         <w:t>$</w:t>
       </w:r>
@@ -2501,14 +4084,24 @@
         <w:rPr>
           <w:rStyle w:val="NormalTok"/>
           <w:rFonts w:asciiTheme="majorHAnsi" w:hAnsiTheme="majorHAnsi" w:cstheme="majorBidi"/>
-        </w:rPr>
-        <w:t>name_of_categorical_column</w:t>
+          <w:color w:val="984806" w:themeColor="accent6" w:themeShade="80"/>
+        </w:rPr>
+        <w:t>your</w:t>
+      </w:r>
+      <w:r>
+        <w:rPr>
+          <w:rStyle w:val="NormalTok"/>
+          <w:rFonts w:asciiTheme="majorHAnsi" w:hAnsiTheme="majorHAnsi" w:cstheme="majorBidi"/>
+          <w:color w:val="984806" w:themeColor="accent6" w:themeShade="80"/>
+        </w:rPr>
+        <w:t>_categorical_column</w:t>
       </w:r>
       <w:proofErr w:type="spellEnd"/>
       <w:r>
         <w:rPr>
           <w:rStyle w:val="OtherTok"/>
           <w:rFonts w:asciiTheme="majorHAnsi" w:hAnsiTheme="majorHAnsi" w:cstheme="majorBidi"/>
+          <w:color w:val="984806" w:themeColor="accent6" w:themeShade="80"/>
         </w:rPr>
         <w:t xml:space="preserve"> </w:t>
       </w:r>
@@ -2548,12 +4141,20 @@
           <w:rStyle w:val="NormalTok"/>
           <w:rFonts w:asciiTheme="majorHAnsi" w:hAnsiTheme="majorHAnsi" w:cstheme="majorBidi"/>
         </w:rPr>
-        <w:t>name_of_data</w:t>
+        <w:t>your</w:t>
+      </w:r>
+      <w:r>
+        <w:rPr>
+          <w:rStyle w:val="NormalTok"/>
+          <w:rFonts w:asciiTheme="majorHAnsi" w:hAnsiTheme="majorHAnsi" w:cstheme="majorBidi"/>
+        </w:rPr>
+        <w:t>_data</w:t>
       </w:r>
       <w:r>
         <w:rPr>
           <w:rStyle w:val="SpecialCharTok"/>
           <w:rFonts w:asciiTheme="majorHAnsi" w:hAnsiTheme="majorHAnsi" w:cstheme="majorBidi"/>
+          <w:color w:val="007600"/>
         </w:rPr>
         <w:t>$</w:t>
       </w:r>
@@ -2561,8 +4162,17 @@
         <w:rPr>
           <w:rStyle w:val="NormalTok"/>
           <w:rFonts w:asciiTheme="majorHAnsi" w:hAnsiTheme="majorHAnsi" w:cstheme="majorBidi"/>
-        </w:rPr>
-        <w:t>name_of_categorical_column</w:t>
+          <w:color w:val="984806" w:themeColor="accent6" w:themeShade="80"/>
+        </w:rPr>
+        <w:t>your</w:t>
+      </w:r>
+      <w:r>
+        <w:rPr>
+          <w:rStyle w:val="NormalTok"/>
+          <w:rFonts w:asciiTheme="majorHAnsi" w:hAnsiTheme="majorHAnsi" w:cstheme="majorBidi"/>
+          <w:color w:val="984806" w:themeColor="accent6" w:themeShade="80"/>
+        </w:rPr>
+        <w:t>_categorical_column</w:t>
       </w:r>
       <w:proofErr w:type="spellEnd"/>
       <w:r>
@@ -2608,20 +4218,36 @@
           <w:rStyle w:val="NormalTok"/>
           <w:rFonts w:asciiTheme="majorHAnsi" w:hAnsiTheme="majorHAnsi" w:cstheme="majorBidi"/>
         </w:rPr>
-        <w:t xml:space="preserve">(...), </w:t>
+        <w:t>(...</w:t>
+      </w:r>
+      <w:proofErr w:type="gramStart"/>
+      <w:r>
+        <w:rPr>
+          <w:rStyle w:val="NormalTok"/>
+          <w:rFonts w:asciiTheme="majorHAnsi" w:hAnsiTheme="majorHAnsi" w:cstheme="majorBidi"/>
+        </w:rPr>
+        <w:t xml:space="preserve">), </w:t>
       </w:r>
       <w:r>
         <w:rPr>
           <w:rStyle w:val="CommentTok"/>
           <w:rFonts w:asciiTheme="majorHAnsi" w:hAnsiTheme="majorHAnsi" w:cstheme="majorBidi"/>
         </w:rPr>
-        <w:t xml:space="preserve">#write the levels </w:t>
-      </w:r>
+        <w:t>#</w:t>
+      </w:r>
+      <w:proofErr w:type="gramEnd"/>
       <w:r>
         <w:rPr>
           <w:rStyle w:val="CommentTok"/>
           <w:rFonts w:asciiTheme="majorHAnsi" w:hAnsiTheme="majorHAnsi" w:cstheme="majorBidi"/>
         </w:rPr>
+        <w:t xml:space="preserve">write the levels </w:t>
+      </w:r>
+      <w:r>
+        <w:rPr>
+          <w:rStyle w:val="CommentTok"/>
+          <w:rFonts w:asciiTheme="majorHAnsi" w:hAnsiTheme="majorHAnsi" w:cstheme="majorBidi"/>
+        </w:rPr>
         <w:t>as they appear in the data</w:t>
       </w:r>
       <w:r>
@@ -2639,7 +4265,6 @@
           <w:rStyle w:val="NormalTok"/>
           <w:rFonts w:asciiTheme="majorHAnsi" w:hAnsiTheme="majorHAnsi" w:cstheme="majorBidi"/>
         </w:rPr>
-        <w:lastRenderedPageBreak/>
         <w:t xml:space="preserve">                                 </w:t>
       </w:r>
       <w:r>
@@ -2668,20 +4293,36 @@
           <w:rStyle w:val="NormalTok"/>
           <w:rFonts w:asciiTheme="majorHAnsi" w:hAnsiTheme="majorHAnsi" w:cstheme="majorBidi"/>
         </w:rPr>
-        <w:t xml:space="preserve">(...) </w:t>
+        <w:t>(</w:t>
+      </w:r>
+      <w:proofErr w:type="gramStart"/>
+      <w:r>
+        <w:rPr>
+          <w:rStyle w:val="NormalTok"/>
+          <w:rFonts w:asciiTheme="majorHAnsi" w:hAnsiTheme="majorHAnsi" w:cstheme="majorBidi"/>
+        </w:rPr>
+        <w:t xml:space="preserve">...) </w:t>
       </w:r>
       <w:r>
         <w:rPr>
           <w:rStyle w:val="CommentTok"/>
           <w:rFonts w:asciiTheme="majorHAnsi" w:hAnsiTheme="majorHAnsi" w:cstheme="majorBidi"/>
         </w:rPr>
-        <w:t>#write the labels</w:t>
-      </w:r>
+        <w:t>#</w:t>
+      </w:r>
+      <w:proofErr w:type="gramEnd"/>
       <w:r>
         <w:rPr>
           <w:rStyle w:val="CommentTok"/>
           <w:rFonts w:asciiTheme="majorHAnsi" w:hAnsiTheme="majorHAnsi" w:cstheme="majorBidi"/>
         </w:rPr>
+        <w:t>write the labels</w:t>
+      </w:r>
+      <w:r>
+        <w:rPr>
+          <w:rStyle w:val="CommentTok"/>
+          <w:rFonts w:asciiTheme="majorHAnsi" w:hAnsiTheme="majorHAnsi" w:cstheme="majorBidi"/>
+        </w:rPr>
         <w:t>,</w:t>
       </w:r>
       <w:r>
@@ -2734,7 +4375,15 @@
           <w:rStyle w:val="NormalTok"/>
           <w:rFonts w:asciiTheme="majorHAnsi" w:hAnsiTheme="majorHAnsi" w:cstheme="majorBidi"/>
         </w:rPr>
-        <w:t xml:space="preserve">   </w:t>
+        <w:t xml:space="preserve"> </w:t>
+      </w:r>
+      <w:proofErr w:type="gramStart"/>
+      <w:r>
+        <w:rPr>
+          <w:rStyle w:val="NormalTok"/>
+          <w:rFonts w:asciiTheme="majorHAnsi" w:hAnsiTheme="majorHAnsi" w:cstheme="majorBidi"/>
+        </w:rPr>
+        <w:t xml:space="preserve">  </w:t>
       </w:r>
       <w:r>
         <w:rPr>
@@ -2743,16 +4392,208 @@
         </w:rPr>
         <w:t>)</w:t>
       </w:r>
+      <w:proofErr w:type="gramEnd"/>
+    </w:p>
+    <w:p>
+      <w:pPr>
+        <w:pStyle w:val="SourceCode"/>
+        <w:rPr>
+          <w:rStyle w:val="NormalTok"/>
+          <w:rFonts w:asciiTheme="majorHAnsi" w:hAnsiTheme="majorHAnsi" w:cstheme="majorBidi"/>
+          <w:color w:val="7EB352"/>
+        </w:rPr>
+      </w:pPr>
+      <w:r>
+        <w:rPr>
+          <w:rStyle w:val="NormalTok"/>
+          <w:rFonts w:asciiTheme="majorHAnsi" w:hAnsiTheme="majorHAnsi" w:cstheme="majorBidi"/>
+          <w:color w:val="7EB352"/>
+        </w:rPr>
+        <w:t xml:space="preserve"># </w:t>
+      </w:r>
+      <w:proofErr w:type="gramStart"/>
+      <w:r>
+        <w:rPr>
+          <w:rStyle w:val="NormalTok"/>
+          <w:rFonts w:asciiTheme="majorHAnsi" w:hAnsiTheme="majorHAnsi" w:cstheme="majorBidi"/>
+          <w:color w:val="7EB352"/>
+        </w:rPr>
+        <w:t>verify</w:t>
+      </w:r>
+      <w:proofErr w:type="gramEnd"/>
+      <w:r>
+        <w:rPr>
+          <w:rStyle w:val="NormalTok"/>
+          <w:rFonts w:asciiTheme="majorHAnsi" w:hAnsiTheme="majorHAnsi" w:cstheme="majorBidi"/>
+          <w:color w:val="7EB352"/>
+        </w:rPr>
+        <w:t xml:space="preserve"> </w:t>
+      </w:r>
+    </w:p>
+    <w:p>
+      <w:pPr>
+        <w:pStyle w:val="SourceCode"/>
+        <w:rPr>
+          <w:rStyle w:val="NormalTok"/>
+          <w:rFonts w:asciiTheme="majorHAnsi" w:hAnsiTheme="majorHAnsi" w:cstheme="majorBidi"/>
+        </w:rPr>
+      </w:pPr>
+      <w:r>
+        <w:rPr>
+          <w:rStyle w:val="NormalTok"/>
+          <w:rFonts w:asciiTheme="majorHAnsi" w:hAnsiTheme="majorHAnsi" w:cstheme="majorBidi"/>
+          <w:b/>
+          <w:bCs/>
+          <w:color w:val="1F497D" w:themeColor="text2"/>
+        </w:rPr>
+        <w:t>class(</w:t>
+      </w:r>
+      <w:proofErr w:type="spellStart"/>
+      <w:r>
+        <w:rPr>
+          <w:rStyle w:val="NormalTok"/>
+          <w:rFonts w:asciiTheme="majorHAnsi" w:hAnsiTheme="majorHAnsi" w:cstheme="majorBidi"/>
+        </w:rPr>
+        <w:t>your_data$variable_name</w:t>
+      </w:r>
+      <w:proofErr w:type="spellEnd"/>
+      <w:r>
+        <w:rPr>
+          <w:rStyle w:val="NormalTok"/>
+          <w:rFonts w:asciiTheme="majorHAnsi" w:hAnsiTheme="majorHAnsi" w:cstheme="majorBidi"/>
+          <w:b/>
+          <w:bCs/>
+          <w:color w:val="1F497D" w:themeColor="text2"/>
+        </w:rPr>
+        <w:t>)</w:t>
+      </w:r>
+    </w:p>
+    <w:p>
+      <w:pPr>
+        <w:pStyle w:val="SourceCode"/>
+        <w:rPr>
+          <w:rStyle w:val="NormalTok"/>
+          <w:rFonts w:asciiTheme="majorHAnsi" w:hAnsiTheme="majorHAnsi" w:cstheme="majorBidi"/>
+        </w:rPr>
+      </w:pPr>
+      <w:r>
+        <w:rPr>
+          <w:rStyle w:val="NormalTok"/>
+          <w:rFonts w:asciiTheme="majorHAnsi" w:hAnsiTheme="majorHAnsi" w:cstheme="majorBidi"/>
+          <w:b/>
+          <w:bCs/>
+          <w:color w:val="1F497D" w:themeColor="text2"/>
+        </w:rPr>
+        <w:t>levels(</w:t>
+      </w:r>
+      <w:proofErr w:type="spellStart"/>
+      <w:r>
+        <w:rPr>
+          <w:rStyle w:val="NormalTok"/>
+          <w:rFonts w:asciiTheme="majorHAnsi" w:hAnsiTheme="majorHAnsi" w:cstheme="majorBidi"/>
+        </w:rPr>
+        <w:t>your_data$variable</w:t>
+      </w:r>
+      <w:proofErr w:type="spellEnd"/>
+      <w:r>
+        <w:rPr>
+          <w:rStyle w:val="NormalTok"/>
+          <w:rFonts w:asciiTheme="majorHAnsi" w:hAnsiTheme="majorHAnsi" w:cstheme="majorBidi"/>
+          <w:b/>
+          <w:bCs/>
+          <w:color w:val="1F497D" w:themeColor="text2"/>
+        </w:rPr>
+        <w:t>)</w:t>
+      </w:r>
+    </w:p>
+    <w:p>
+      <w:pPr>
+        <w:pStyle w:val="SourceCode"/>
+        <w:rPr>
+          <w:rFonts w:asciiTheme="majorHAnsi" w:hAnsiTheme="majorHAnsi" w:cstheme="majorBidi"/>
+        </w:rPr>
+      </w:pPr>
+    </w:p>
+    <w:p>
+      <w:pPr>
+        <w:pStyle w:val="Compact"/>
+        <w:jc w:val="center"/>
+        <w:rPr>
+          <w:rFonts w:asciiTheme="majorHAnsi" w:hAnsiTheme="majorHAnsi" w:cstheme="majorBidi"/>
+          <w:i/>
+          <w:iCs/>
+        </w:rPr>
+      </w:pPr>
+      <w:r>
+        <w:rPr>
+          <w:rFonts w:asciiTheme="majorHAnsi" w:hAnsiTheme="majorHAnsi" w:cstheme="majorBidi"/>
+          <w:i/>
+          <w:iCs/>
+        </w:rPr>
+        <w:t xml:space="preserve">**What are the categories R now recognizes for this variable? Do these match the </w:t>
+      </w:r>
+      <w:proofErr w:type="gramStart"/>
+      <w:r>
+        <w:rPr>
+          <w:rFonts w:asciiTheme="majorHAnsi" w:hAnsiTheme="majorHAnsi" w:cstheme="majorBidi"/>
+          <w:i/>
+          <w:iCs/>
+        </w:rPr>
+        <w:t>codebook?*</w:t>
+      </w:r>
+      <w:proofErr w:type="gramEnd"/>
+      <w:r>
+        <w:rPr>
+          <w:rFonts w:asciiTheme="majorHAnsi" w:hAnsiTheme="majorHAnsi" w:cstheme="majorBidi"/>
+          <w:i/>
+          <w:iCs/>
+        </w:rPr>
+        <w:t>*</w:t>
+      </w:r>
+    </w:p>
+    <w:p>
+      <w:pPr>
+        <w:pStyle w:val="Compact"/>
+        <w:jc w:val="center"/>
+        <w:rPr>
+          <w:rFonts w:asciiTheme="majorHAnsi" w:hAnsiTheme="majorHAnsi" w:cstheme="majorBidi"/>
+          <w:b/>
+          <w:bCs/>
+          <w:i/>
+          <w:iCs/>
+        </w:rPr>
+      </w:pPr>
     </w:p>
     <w:p>
       <w:pPr>
         <w:pStyle w:val="Compact"/>
         <w:numPr>
           <w:ilvl w:val="0"/>
-          <w:numId w:val="36"/>
+          <w:numId w:val="3"/>
+        </w:numPr>
+        <w:rPr>
+          <w:rFonts w:asciiTheme="majorHAnsi" w:hAnsiTheme="majorHAnsi" w:cstheme="majorBidi"/>
+          <w:b/>
+          <w:bCs/>
+        </w:rPr>
+      </w:pPr>
+      <w:r>
+        <w:rPr>
+          <w:rFonts w:asciiTheme="majorHAnsi" w:hAnsiTheme="majorHAnsi" w:cstheme="majorBidi"/>
+          <w:b/>
+          <w:bCs/>
+        </w:rPr>
+        <w:t>What does our categorical variable look like?</w:t>
+      </w:r>
+    </w:p>
+    <w:p>
+      <w:pPr>
+        <w:pStyle w:val="Compact"/>
+        <w:numPr>
+          <w:ilvl w:val="1"/>
+          <w:numId w:val="3"/>
         </w:numPr>
         <w:spacing w:before="0" w:after="0" w:line="259" w:lineRule="auto"/>
-        <w:ind w:left="1080"/>
         <w:rPr>
           <w:rFonts w:asciiTheme="majorHAnsi" w:hAnsiTheme="majorHAnsi" w:cstheme="majorBidi"/>
         </w:rPr>
@@ -2768,13 +4609,35 @@
       <w:pPr>
         <w:pStyle w:val="SourceCode"/>
         <w:rPr>
-          <w:rFonts w:asciiTheme="majorHAnsi" w:hAnsiTheme="majorHAnsi" w:cstheme="majorBidi"/>
-        </w:rPr>
-      </w:pPr>
-      <w:r>
-        <w:rPr>
           <w:rStyle w:val="FunctionTok"/>
           <w:rFonts w:asciiTheme="majorHAnsi" w:hAnsiTheme="majorHAnsi" w:cstheme="majorBidi"/>
+          <w:b/>
+          <w:bCs/>
+        </w:rPr>
+      </w:pPr>
+      <w:r>
+        <w:rPr>
+          <w:rStyle w:val="FunctionTok"/>
+          <w:rFonts w:asciiTheme="majorHAnsi" w:hAnsiTheme="majorHAnsi" w:cstheme="majorBidi"/>
+          <w:b/>
+          <w:bCs/>
+        </w:rPr>
+        <w:t>R</w:t>
+      </w:r>
+    </w:p>
+    <w:p>
+      <w:pPr>
+        <w:pStyle w:val="SourceCode"/>
+        <w:spacing w:before="120" w:after="120"/>
+        <w:rPr>
+          <w:rStyle w:val="NormalTok"/>
+          <w:rFonts w:asciiTheme="majorHAnsi" w:hAnsiTheme="majorHAnsi" w:cstheme="majorBidi"/>
+        </w:rPr>
+      </w:pPr>
+      <w:r>
+        <w:rPr>
+          <w:rStyle w:val="FunctionTok"/>
+          <w:rFonts w:asciiTheme="majorHAnsi" w:hAnsiTheme="majorHAnsi" w:cstheme="majorBidi"/>
         </w:rPr>
         <w:t>table</w:t>
       </w:r>
@@ -2791,7 +4654,14 @@
           <w:rStyle w:val="NormalTok"/>
           <w:rFonts w:asciiTheme="majorHAnsi" w:hAnsiTheme="majorHAnsi" w:cstheme="majorBidi"/>
         </w:rPr>
-        <w:t>name_of_data</w:t>
+        <w:t>your</w:t>
+      </w:r>
+      <w:r>
+        <w:rPr>
+          <w:rStyle w:val="NormalTok"/>
+          <w:rFonts w:asciiTheme="majorHAnsi" w:hAnsiTheme="majorHAnsi" w:cstheme="majorBidi"/>
+        </w:rPr>
+        <w:t>_data</w:t>
       </w:r>
       <w:r>
         <w:rPr>
@@ -2805,7 +4675,14 @@
           <w:rStyle w:val="NormalTok"/>
           <w:rFonts w:asciiTheme="majorHAnsi" w:hAnsiTheme="majorHAnsi" w:cstheme="majorBidi"/>
         </w:rPr>
-        <w:t>name_of_categorical_column</w:t>
+        <w:t>your</w:t>
+      </w:r>
+      <w:r>
+        <w:rPr>
+          <w:rStyle w:val="NormalTok"/>
+          <w:rFonts w:asciiTheme="majorHAnsi" w:hAnsiTheme="majorHAnsi" w:cstheme="majorBidi"/>
+        </w:rPr>
+        <w:t>_categorical_column</w:t>
       </w:r>
       <w:proofErr w:type="spellEnd"/>
       <w:r>
@@ -2816,7 +4693,281 @@
         <w:t>)</w:t>
       </w:r>
       <w:r>
+        <w:rPr>
+          <w:rStyle w:val="NormalTok"/>
+          <w:rFonts w:asciiTheme="majorHAnsi" w:hAnsiTheme="majorHAnsi" w:cstheme="majorBidi"/>
+        </w:rPr>
+        <w:t xml:space="preserve"> </w:t>
+      </w:r>
+      <w:r>
+        <w:rPr>
+          <w:rStyle w:val="NormalTok"/>
+          <w:rFonts w:asciiTheme="majorHAnsi" w:hAnsiTheme="majorHAnsi" w:cstheme="majorBidi"/>
+        </w:rPr>
+        <w:tab/>
+      </w:r>
+      <w:r>
+        <w:rPr>
+          <w:rStyle w:val="NormalTok"/>
+          <w:rFonts w:asciiTheme="majorHAnsi" w:hAnsiTheme="majorHAnsi" w:cstheme="majorBidi"/>
+          <w:color w:val="7EB352"/>
+        </w:rPr>
+        <w:t xml:space="preserve"># to view counts of categorical variable </w:t>
+      </w:r>
+    </w:p>
+    <w:p>
+      <w:pPr>
+        <w:pStyle w:val="SourceCode"/>
+        <w:spacing w:before="120" w:after="120"/>
+        <w:rPr>
+          <w:rStyle w:val="FunctionTok"/>
+          <w:rFonts w:asciiTheme="majorHAnsi" w:hAnsiTheme="majorHAnsi" w:cstheme="majorBidi"/>
+        </w:rPr>
+      </w:pPr>
+      <w:r>
+        <w:rPr>
+          <w:rStyle w:val="NormalTok"/>
+          <w:rFonts w:asciiTheme="majorHAnsi" w:hAnsiTheme="majorHAnsi" w:cstheme="majorBidi"/>
+        </w:rPr>
+        <w:t xml:space="preserve">counts &lt;- </w:t>
+      </w:r>
+      <w:r>
+        <w:rPr>
+          <w:rStyle w:val="FunctionTok"/>
+          <w:rFonts w:asciiTheme="majorHAnsi" w:hAnsiTheme="majorHAnsi" w:cstheme="majorBidi"/>
+        </w:rPr>
+        <w:t>table</w:t>
+      </w:r>
+      <w:r>
+        <w:rPr>
+          <w:rStyle w:val="NormalTok"/>
+          <w:rFonts w:asciiTheme="majorHAnsi" w:hAnsiTheme="majorHAnsi" w:cstheme="majorBidi"/>
+        </w:rPr>
+        <w:t>(</w:t>
+      </w:r>
+      <w:proofErr w:type="spellStart"/>
+      <w:r>
+        <w:rPr>
+          <w:rStyle w:val="NormalTok"/>
+          <w:rFonts w:asciiTheme="majorHAnsi" w:hAnsiTheme="majorHAnsi" w:cstheme="majorBidi"/>
+        </w:rPr>
+        <w:t>your</w:t>
+      </w:r>
+      <w:r>
+        <w:rPr>
+          <w:rStyle w:val="NormalTok"/>
+          <w:rFonts w:asciiTheme="majorHAnsi" w:hAnsiTheme="majorHAnsi" w:cstheme="majorBidi"/>
+        </w:rPr>
+        <w:t>_data</w:t>
+      </w:r>
+      <w:r>
+        <w:rPr>
+          <w:rStyle w:val="SpecialCharTok"/>
+          <w:rFonts w:asciiTheme="majorHAnsi" w:hAnsiTheme="majorHAnsi" w:cstheme="majorBidi"/>
+        </w:rPr>
+        <w:t>$</w:t>
+      </w:r>
+      <w:r>
+        <w:rPr>
+          <w:rStyle w:val="NormalTok"/>
+          <w:rFonts w:asciiTheme="majorHAnsi" w:hAnsiTheme="majorHAnsi" w:cstheme="majorBidi"/>
+        </w:rPr>
+        <w:t>your</w:t>
+      </w:r>
+      <w:r>
+        <w:rPr>
+          <w:rStyle w:val="NormalTok"/>
+          <w:rFonts w:asciiTheme="majorHAnsi" w:hAnsiTheme="majorHAnsi" w:cstheme="majorBidi"/>
+        </w:rPr>
+        <w:t>_categorical_</w:t>
+      </w:r>
+      <w:proofErr w:type="gramStart"/>
+      <w:r>
+        <w:rPr>
+          <w:rStyle w:val="NormalTok"/>
+          <w:rFonts w:asciiTheme="majorHAnsi" w:hAnsiTheme="majorHAnsi" w:cstheme="majorBidi"/>
+        </w:rPr>
+        <w:t>column</w:t>
+      </w:r>
+      <w:proofErr w:type="spellEnd"/>
+      <w:r>
+        <w:rPr>
+          <w:rStyle w:val="NormalTok"/>
+          <w:rFonts w:asciiTheme="majorHAnsi" w:hAnsiTheme="majorHAnsi" w:cstheme="majorBidi"/>
+        </w:rPr>
+        <w:t>)</w:t>
+      </w:r>
+      <w:r>
+        <w:rPr>
+          <w:rStyle w:val="NormalTok"/>
+          <w:rFonts w:asciiTheme="majorHAnsi" w:hAnsiTheme="majorHAnsi" w:cstheme="majorBidi"/>
+        </w:rPr>
+        <w:t xml:space="preserve"> </w:t>
+      </w:r>
+      <w:r>
+        <w:rPr>
+          <w:rStyle w:val="NormalTok"/>
+          <w:rFonts w:asciiTheme="majorHAnsi" w:hAnsiTheme="majorHAnsi" w:cstheme="majorBidi"/>
+          <w:color w:val="7EB352"/>
+        </w:rPr>
+        <w:t>#</w:t>
+      </w:r>
+      <w:proofErr w:type="gramEnd"/>
+      <w:r>
+        <w:rPr>
+          <w:rStyle w:val="NormalTok"/>
+          <w:rFonts w:asciiTheme="majorHAnsi" w:hAnsiTheme="majorHAnsi" w:cstheme="majorBidi"/>
+          <w:color w:val="7EB352"/>
+        </w:rPr>
+        <w:t xml:space="preserve"> can store these counts in </w:t>
+      </w:r>
+      <w:proofErr w:type="gramStart"/>
+      <w:r>
+        <w:rPr>
+          <w:rStyle w:val="NormalTok"/>
+          <w:rFonts w:asciiTheme="majorHAnsi" w:hAnsiTheme="majorHAnsi" w:cstheme="majorBidi"/>
+          <w:color w:val="7EB352"/>
+        </w:rPr>
+        <w:t>‘ object</w:t>
+      </w:r>
+      <w:proofErr w:type="gramEnd"/>
+      <w:r>
+        <w:rPr>
+          <w:rStyle w:val="NormalTok"/>
+          <w:rFonts w:asciiTheme="majorHAnsi" w:hAnsiTheme="majorHAnsi" w:cstheme="majorBidi"/>
+          <w:color w:val="7EB352"/>
+        </w:rPr>
+        <w:t xml:space="preserve"> </w:t>
+      </w:r>
+      <w:proofErr w:type="gramStart"/>
+      <w:r>
+        <w:rPr>
+          <w:rStyle w:val="NormalTok"/>
+          <w:rFonts w:asciiTheme="majorHAnsi" w:hAnsiTheme="majorHAnsi" w:cstheme="majorBidi"/>
+          <w:color w:val="7EB352"/>
+        </w:rPr>
+        <w:t>‘ to</w:t>
+      </w:r>
+      <w:proofErr w:type="gramEnd"/>
+      <w:r>
+        <w:rPr>
+          <w:rStyle w:val="NormalTok"/>
+          <w:rFonts w:asciiTheme="majorHAnsi" w:hAnsiTheme="majorHAnsi" w:cstheme="majorBidi"/>
+          <w:color w:val="7EB352"/>
+        </w:rPr>
+        <w:t xml:space="preserve"> use in </w:t>
+      </w:r>
+      <w:proofErr w:type="gramStart"/>
+      <w:r>
+        <w:rPr>
+          <w:rStyle w:val="NormalTok"/>
+          <w:rFonts w:asciiTheme="majorHAnsi" w:hAnsiTheme="majorHAnsi" w:cstheme="majorBidi"/>
+          <w:color w:val="7EB352"/>
+        </w:rPr>
+        <w:t>‘ function</w:t>
+      </w:r>
+      <w:proofErr w:type="gramEnd"/>
+      <w:r>
+        <w:rPr>
+          <w:rStyle w:val="NormalTok"/>
+          <w:rFonts w:asciiTheme="majorHAnsi" w:hAnsiTheme="majorHAnsi" w:cstheme="majorBidi"/>
+          <w:color w:val="7EB352"/>
+        </w:rPr>
+        <w:t xml:space="preserve"> ’</w:t>
+      </w:r>
+      <w:r>
         <w:br/>
+      </w:r>
+      <w:r>
+        <w:rPr>
+          <w:rStyle w:val="FunctionTok"/>
+          <w:rFonts w:asciiTheme="majorHAnsi" w:hAnsiTheme="majorHAnsi" w:cstheme="majorBidi"/>
+        </w:rPr>
+        <w:t xml:space="preserve">counts </w:t>
+      </w:r>
+      <w:r>
+        <w:rPr>
+          <w:rStyle w:val="FunctionTok"/>
+          <w:rFonts w:asciiTheme="majorHAnsi" w:hAnsiTheme="majorHAnsi" w:cstheme="majorBidi"/>
+        </w:rPr>
+        <w:tab/>
+      </w:r>
+      <w:r>
+        <w:rPr>
+          <w:rStyle w:val="FunctionTok"/>
+          <w:rFonts w:asciiTheme="majorHAnsi" w:hAnsiTheme="majorHAnsi" w:cstheme="majorBidi"/>
+        </w:rPr>
+        <w:tab/>
+      </w:r>
+      <w:r>
+        <w:rPr>
+          <w:rStyle w:val="FunctionTok"/>
+          <w:rFonts w:asciiTheme="majorHAnsi" w:hAnsiTheme="majorHAnsi" w:cstheme="majorBidi"/>
+        </w:rPr>
+        <w:tab/>
+      </w:r>
+      <w:r>
+        <w:rPr>
+          <w:rStyle w:val="FunctionTok"/>
+          <w:rFonts w:asciiTheme="majorHAnsi" w:hAnsiTheme="majorHAnsi" w:cstheme="majorBidi"/>
+        </w:rPr>
+        <w:tab/>
+      </w:r>
+      <w:r>
+        <w:rPr>
+          <w:rStyle w:val="FunctionTok"/>
+          <w:rFonts w:asciiTheme="majorHAnsi" w:hAnsiTheme="majorHAnsi" w:cstheme="majorBidi"/>
+        </w:rPr>
+        <w:tab/>
+      </w:r>
+      <w:r>
+        <w:rPr>
+          <w:rStyle w:val="FunctionTok"/>
+          <w:rFonts w:asciiTheme="majorHAnsi" w:hAnsiTheme="majorHAnsi" w:cstheme="majorBidi"/>
+        </w:rPr>
+        <w:tab/>
+      </w:r>
+      <w:r>
+        <w:rPr>
+          <w:rStyle w:val="NormalTok"/>
+          <w:rFonts w:asciiTheme="majorHAnsi" w:hAnsiTheme="majorHAnsi" w:cstheme="majorBidi"/>
+          <w:color w:val="7EB352"/>
+        </w:rPr>
+        <w:t># to view counts of categorical variable</w:t>
+      </w:r>
+      <w:r>
+        <w:rPr>
+          <w:rStyle w:val="NormalTok"/>
+          <w:rFonts w:asciiTheme="majorHAnsi" w:hAnsiTheme="majorHAnsi" w:cstheme="majorBidi"/>
+          <w:color w:val="7EB352"/>
+        </w:rPr>
+        <w:t>, run</w:t>
+      </w:r>
+    </w:p>
+    <w:p>
+      <w:pPr>
+        <w:pStyle w:val="SourceCode"/>
+        <w:spacing w:before="120" w:after="120"/>
+        <w:rPr>
+          <w:rStyle w:val="NormalTok"/>
+          <w:rFonts w:asciiTheme="majorHAnsi" w:hAnsiTheme="majorHAnsi" w:cstheme="majorBidi"/>
+        </w:rPr>
+      </w:pPr>
+      <w:proofErr w:type="spellStart"/>
+      <w:r>
+        <w:rPr>
+          <w:rStyle w:val="FunctionTok"/>
+          <w:rFonts w:asciiTheme="majorHAnsi" w:hAnsiTheme="majorHAnsi" w:cstheme="majorBidi"/>
+        </w:rPr>
+        <w:t>prop_table</w:t>
+      </w:r>
+      <w:proofErr w:type="spellEnd"/>
+      <w:r>
+        <w:rPr>
+          <w:rStyle w:val="FunctionTok"/>
+          <w:rFonts w:asciiTheme="majorHAnsi" w:hAnsiTheme="majorHAnsi" w:cstheme="majorBidi"/>
+        </w:rPr>
+        <w:t xml:space="preserve"> &lt;- </w:t>
       </w:r>
       <w:proofErr w:type="spellStart"/>
       <w:proofErr w:type="gramStart"/>
@@ -2836,13 +4987,27 @@
         </w:rPr>
         <w:t>(</w:t>
       </w:r>
+      <w:r>
+        <w:rPr>
+          <w:rStyle w:val="NormalTok"/>
+          <w:rFonts w:asciiTheme="majorHAnsi" w:hAnsiTheme="majorHAnsi" w:cstheme="majorBidi"/>
+        </w:rPr>
+        <w:t>table(</w:t>
+      </w:r>
       <w:proofErr w:type="spellStart"/>
       <w:r>
         <w:rPr>
           <w:rStyle w:val="NormalTok"/>
           <w:rFonts w:asciiTheme="majorHAnsi" w:hAnsiTheme="majorHAnsi" w:cstheme="majorBidi"/>
         </w:rPr>
-        <w:t>name_of_data</w:t>
+        <w:t>your</w:t>
+      </w:r>
+      <w:r>
+        <w:rPr>
+          <w:rStyle w:val="NormalTok"/>
+          <w:rFonts w:asciiTheme="majorHAnsi" w:hAnsiTheme="majorHAnsi" w:cstheme="majorBidi"/>
+        </w:rPr>
+        <w:t>_data</w:t>
       </w:r>
       <w:r>
         <w:rPr>
@@ -2856,7 +5021,14 @@
           <w:rStyle w:val="NormalTok"/>
           <w:rFonts w:asciiTheme="majorHAnsi" w:hAnsiTheme="majorHAnsi" w:cstheme="majorBidi"/>
         </w:rPr>
-        <w:t>name_of_categorical_column</w:t>
+        <w:t>your</w:t>
+      </w:r>
+      <w:r>
+        <w:rPr>
+          <w:rStyle w:val="NormalTok"/>
+          <w:rFonts w:asciiTheme="majorHAnsi" w:hAnsiTheme="majorHAnsi" w:cstheme="majorBidi"/>
+        </w:rPr>
+        <w:t>_categorical_column</w:t>
       </w:r>
       <w:proofErr w:type="spellEnd"/>
       <w:r>
@@ -2865,17 +5037,415 @@
           <w:rFonts w:asciiTheme="majorHAnsi" w:hAnsiTheme="majorHAnsi" w:cstheme="majorBidi"/>
         </w:rPr>
         <w:t>))</w:t>
+      </w:r>
+    </w:p>
+    <w:p>
+      <w:pPr>
+        <w:pStyle w:val="SourceCode"/>
+        <w:spacing w:before="120" w:after="120"/>
+        <w:rPr>
+          <w:rStyle w:val="NormalTok"/>
+          <w:rFonts w:asciiTheme="majorHAnsi" w:hAnsiTheme="majorHAnsi" w:cstheme="majorBidi"/>
+          <w:color w:val="7EB352"/>
+        </w:rPr>
+      </w:pPr>
+      <w:r>
+        <w:rPr>
+          <w:rStyle w:val="NormalTok"/>
+          <w:rFonts w:asciiTheme="majorHAnsi" w:hAnsiTheme="majorHAnsi" w:cstheme="majorBidi"/>
+          <w:color w:val="7EB352"/>
+        </w:rPr>
+        <w:t xml:space="preserve"># or simply use </w:t>
+      </w:r>
+      <w:proofErr w:type="gramStart"/>
+      <w:r>
+        <w:rPr>
+          <w:rStyle w:val="NormalTok"/>
+          <w:rFonts w:asciiTheme="majorHAnsi" w:hAnsiTheme="majorHAnsi" w:cstheme="majorBidi"/>
+          <w:color w:val="7EB352"/>
+        </w:rPr>
+        <w:t>‘ counts</w:t>
+      </w:r>
+      <w:proofErr w:type="gramEnd"/>
+      <w:r>
+        <w:rPr>
+          <w:rStyle w:val="NormalTok"/>
+          <w:rFonts w:asciiTheme="majorHAnsi" w:hAnsiTheme="majorHAnsi" w:cstheme="majorBidi"/>
+          <w:color w:val="7EB352"/>
+        </w:rPr>
+        <w:t xml:space="preserve"> ’ from stored earlier</w:t>
+      </w:r>
+    </w:p>
+    <w:p>
+      <w:pPr>
+        <w:pStyle w:val="SourceCode"/>
+        <w:spacing w:before="120" w:after="120"/>
+        <w:rPr>
+          <w:rStyle w:val="NormalTok"/>
+          <w:rFonts w:asciiTheme="majorHAnsi" w:hAnsiTheme="majorHAnsi" w:cstheme="majorBidi"/>
+        </w:rPr>
+      </w:pPr>
+      <w:proofErr w:type="spellStart"/>
+      <w:r>
+        <w:rPr>
+          <w:rStyle w:val="FunctionTok"/>
+          <w:rFonts w:asciiTheme="majorHAnsi" w:hAnsiTheme="majorHAnsi" w:cstheme="majorBidi"/>
+        </w:rPr>
+        <w:t>prop_table</w:t>
+      </w:r>
+      <w:proofErr w:type="spellEnd"/>
+      <w:r>
+        <w:rPr>
+          <w:rStyle w:val="FunctionTok"/>
+          <w:rFonts w:asciiTheme="majorHAnsi" w:hAnsiTheme="majorHAnsi" w:cstheme="majorBidi"/>
+        </w:rPr>
+        <w:t xml:space="preserve"> &lt;- </w:t>
+      </w:r>
+      <w:proofErr w:type="spellStart"/>
+      <w:proofErr w:type="gramStart"/>
+      <w:r>
+        <w:rPr>
+          <w:rStyle w:val="FunctionTok"/>
+          <w:rFonts w:asciiTheme="majorHAnsi" w:hAnsiTheme="majorHAnsi" w:cstheme="majorBidi"/>
+        </w:rPr>
+        <w:t>prop.table</w:t>
+      </w:r>
+      <w:proofErr w:type="spellEnd"/>
+      <w:proofErr w:type="gramEnd"/>
+      <w:r>
+        <w:rPr>
+          <w:rStyle w:val="NormalTok"/>
+          <w:rFonts w:asciiTheme="majorHAnsi" w:hAnsiTheme="majorHAnsi" w:cstheme="majorBidi"/>
+        </w:rPr>
+        <w:t>(</w:t>
+      </w:r>
+      <w:proofErr w:type="gramStart"/>
+      <w:r>
+        <w:rPr>
+          <w:rStyle w:val="NormalTok"/>
+          <w:rFonts w:asciiTheme="majorHAnsi" w:hAnsiTheme="majorHAnsi" w:cstheme="majorBidi"/>
+        </w:rPr>
+        <w:t>counts</w:t>
+      </w:r>
+      <w:r>
+        <w:rPr>
+          <w:rStyle w:val="NormalTok"/>
+          <w:rFonts w:asciiTheme="majorHAnsi" w:hAnsiTheme="majorHAnsi" w:cstheme="majorBidi"/>
+        </w:rPr>
+        <w:t>)</w:t>
+      </w:r>
+      <w:r>
+        <w:rPr>
+          <w:rStyle w:val="NormalTok"/>
+          <w:rFonts w:asciiTheme="majorHAnsi" w:hAnsiTheme="majorHAnsi" w:cstheme="majorBidi"/>
+        </w:rPr>
+        <w:t xml:space="preserve">   </w:t>
+      </w:r>
+      <w:proofErr w:type="gramEnd"/>
+      <w:r>
+        <w:rPr>
+          <w:rStyle w:val="NormalTok"/>
+          <w:rFonts w:asciiTheme="majorHAnsi" w:hAnsiTheme="majorHAnsi" w:cstheme="majorBidi"/>
+        </w:rPr>
+        <w:t xml:space="preserve">    </w:t>
+      </w:r>
+      <w:r>
+        <w:rPr>
+          <w:rStyle w:val="NormalTok"/>
+          <w:rFonts w:asciiTheme="majorHAnsi" w:hAnsiTheme="majorHAnsi" w:cstheme="majorBidi"/>
+          <w:color w:val="7EB352"/>
+        </w:rPr>
+        <w:t># this is doing the same as the line above</w:t>
+      </w:r>
+      <w:r>
+        <w:rPr>
+          <w:rStyle w:val="NormalTok"/>
+          <w:rFonts w:asciiTheme="majorHAnsi" w:hAnsiTheme="majorHAnsi" w:cstheme="majorBidi"/>
+          <w:color w:val="7EB352"/>
+        </w:rPr>
+        <w:t>;</w:t>
+      </w:r>
+      <w:r>
+        <w:rPr>
+          <w:rStyle w:val="NormalTok"/>
+          <w:rFonts w:asciiTheme="majorHAnsi" w:hAnsiTheme="majorHAnsi" w:cstheme="majorBidi"/>
+          <w:color w:val="7EB352"/>
+        </w:rPr>
+        <w:t xml:space="preserve"> the data is just stored in object</w:t>
+      </w:r>
+    </w:p>
+    <w:p>
+      <w:pPr>
+        <w:pStyle w:val="SourceCode"/>
+        <w:rPr>
+          <w:rStyle w:val="NormalTok"/>
+          <w:rFonts w:asciiTheme="majorHAnsi" w:hAnsiTheme="majorHAnsi" w:cstheme="majorBidi"/>
+        </w:rPr>
+      </w:pPr>
+      <w:proofErr w:type="spellStart"/>
+      <w:r>
+        <w:rPr>
+          <w:rStyle w:val="NormalTok"/>
+          <w:rFonts w:asciiTheme="majorHAnsi" w:hAnsiTheme="majorHAnsi" w:cstheme="majorBidi"/>
+        </w:rPr>
+        <w:t>prop_table</w:t>
+      </w:r>
+      <w:proofErr w:type="spellEnd"/>
+    </w:p>
+    <w:p>
+      <w:pPr>
+        <w:pStyle w:val="p1"/>
+        <w:jc w:val="center"/>
+        <w:rPr>
+          <w:rFonts w:asciiTheme="majorHAnsi" w:hAnsiTheme="majorHAnsi" w:cstheme="majorHAnsi"/>
+          <w:i/>
+          <w:iCs/>
+        </w:rPr>
+      </w:pPr>
+      <w:r>
+        <w:rPr>
+          <w:rFonts w:asciiTheme="majorHAnsi" w:hAnsiTheme="majorHAnsi" w:cstheme="majorHAnsi"/>
+          <w:i/>
+          <w:iCs/>
+        </w:rPr>
+        <w:t>**</w:t>
+      </w:r>
+      <w:r>
+        <w:rPr>
+          <w:rFonts w:asciiTheme="majorHAnsi" w:hAnsiTheme="majorHAnsi" w:cstheme="majorHAnsi"/>
+          <w:i/>
+          <w:iCs/>
+        </w:rPr>
+        <w:t xml:space="preserve">Which category occurs most frequently? What proportion of observations are in this </w:t>
+      </w:r>
+      <w:proofErr w:type="gramStart"/>
+      <w:r>
+        <w:rPr>
+          <w:rFonts w:asciiTheme="majorHAnsi" w:hAnsiTheme="majorHAnsi" w:cstheme="majorHAnsi"/>
+          <w:i/>
+          <w:iCs/>
+        </w:rPr>
+        <w:t>category?</w:t>
+      </w:r>
+      <w:r>
+        <w:rPr>
+          <w:rFonts w:asciiTheme="majorHAnsi" w:hAnsiTheme="majorHAnsi" w:cstheme="majorHAnsi"/>
+          <w:i/>
+          <w:iCs/>
+        </w:rPr>
+        <w:t>*</w:t>
+      </w:r>
+      <w:proofErr w:type="gramEnd"/>
+      <w:r>
+        <w:rPr>
+          <w:rFonts w:asciiTheme="majorHAnsi" w:hAnsiTheme="majorHAnsi" w:cstheme="majorHAnsi"/>
+          <w:i/>
+          <w:iCs/>
+        </w:rPr>
+        <w:t>*</w:t>
       </w:r>
     </w:p>
     <w:p>
       <w:pPr>
         <w:pStyle w:val="Compact"/>
         <w:numPr>
-          <w:ilvl w:val="0"/>
-          <w:numId w:val="36"/>
+          <w:ilvl w:val="1"/>
+          <w:numId w:val="3"/>
         </w:numPr>
         <w:spacing w:before="0" w:after="0" w:line="259" w:lineRule="auto"/>
-        <w:ind w:left="1080"/>
+        <w:rPr>
+          <w:rFonts w:asciiTheme="majorHAnsi" w:hAnsiTheme="majorHAnsi" w:cstheme="majorBidi"/>
+        </w:rPr>
+      </w:pPr>
+      <w:r>
+        <w:rPr>
+          <w:rFonts w:asciiTheme="majorHAnsi" w:hAnsiTheme="majorHAnsi" w:cstheme="majorBidi"/>
+        </w:rPr>
+        <w:lastRenderedPageBreak/>
+        <w:t xml:space="preserve">Proportion bar chart </w:t>
+      </w:r>
+    </w:p>
+    <w:p>
+      <w:pPr>
+        <w:pStyle w:val="SourceCode"/>
+        <w:spacing w:after="0"/>
+        <w:rPr>
+          <w:rFonts w:asciiTheme="majorHAnsi" w:hAnsiTheme="majorHAnsi" w:cstheme="majorBidi"/>
+          <w:b/>
+          <w:bCs/>
+        </w:rPr>
+      </w:pPr>
+      <w:r>
+        <w:rPr>
+          <w:rFonts w:asciiTheme="majorHAnsi" w:hAnsiTheme="majorHAnsi" w:cstheme="majorBidi"/>
+          <w:b/>
+          <w:bCs/>
+        </w:rPr>
+        <w:t>R</w:t>
+      </w:r>
+    </w:p>
+    <w:p>
+      <w:pPr>
+        <w:pStyle w:val="SourceCode"/>
+        <w:spacing w:after="0"/>
+        <w:rPr>
+          <w:rFonts w:asciiTheme="majorHAnsi" w:hAnsiTheme="majorHAnsi" w:cstheme="majorBidi"/>
+        </w:rPr>
+      </w:pPr>
+    </w:p>
+    <w:p>
+      <w:pPr>
+        <w:pStyle w:val="SourceCode"/>
+        <w:spacing w:after="0"/>
+        <w:rPr>
+          <w:rFonts w:asciiTheme="majorHAnsi" w:hAnsiTheme="majorHAnsi" w:cstheme="majorBidi"/>
+        </w:rPr>
+      </w:pPr>
+      <w:proofErr w:type="spellStart"/>
+      <w:proofErr w:type="gramStart"/>
+      <w:r>
+        <w:rPr>
+          <w:rFonts w:asciiTheme="majorHAnsi" w:hAnsiTheme="majorHAnsi" w:cstheme="majorBidi"/>
+        </w:rPr>
+        <w:t>prop.table</w:t>
+      </w:r>
+      <w:proofErr w:type="spellEnd"/>
+      <w:proofErr w:type="gramEnd"/>
+      <w:r>
+        <w:rPr>
+          <w:rFonts w:asciiTheme="majorHAnsi" w:hAnsiTheme="majorHAnsi" w:cstheme="majorBidi"/>
+        </w:rPr>
+        <w:t>(table(</w:t>
+      </w:r>
+      <w:proofErr w:type="spellStart"/>
+      <w:r>
+        <w:rPr>
+          <w:rFonts w:asciiTheme="majorHAnsi" w:hAnsiTheme="majorHAnsi" w:cstheme="majorBidi"/>
+        </w:rPr>
+        <w:t>your_data</w:t>
+      </w:r>
+      <w:r>
+        <w:rPr>
+          <w:rFonts w:asciiTheme="majorHAnsi" w:hAnsiTheme="majorHAnsi" w:cstheme="majorBidi"/>
+        </w:rPr>
+        <w:t>$</w:t>
+      </w:r>
+      <w:r>
+        <w:rPr>
+          <w:rFonts w:asciiTheme="majorHAnsi" w:hAnsiTheme="majorHAnsi" w:cstheme="majorBidi"/>
+        </w:rPr>
+        <w:t>variable</w:t>
+      </w:r>
+      <w:r>
+        <w:rPr>
+          <w:rFonts w:asciiTheme="majorHAnsi" w:hAnsiTheme="majorHAnsi" w:cstheme="majorBidi"/>
+        </w:rPr>
+        <w:t>_name</w:t>
+      </w:r>
+      <w:proofErr w:type="spellEnd"/>
+      <w:r>
+        <w:rPr>
+          <w:rFonts w:asciiTheme="majorHAnsi" w:hAnsiTheme="majorHAnsi" w:cstheme="majorBidi"/>
+        </w:rPr>
+        <w:t>))</w:t>
+      </w:r>
+    </w:p>
+    <w:p>
+      <w:pPr>
+        <w:pStyle w:val="SourceCode"/>
+        <w:spacing w:after="0"/>
+        <w:rPr>
+          <w:rFonts w:asciiTheme="majorHAnsi" w:hAnsiTheme="majorHAnsi" w:cstheme="majorBidi"/>
+        </w:rPr>
+      </w:pPr>
+    </w:p>
+    <w:p>
+      <w:pPr>
+        <w:pStyle w:val="SourceCode"/>
+        <w:rPr>
+          <w:rFonts w:asciiTheme="majorHAnsi" w:hAnsiTheme="majorHAnsi" w:cstheme="majorBidi"/>
+        </w:rPr>
+      </w:pPr>
+      <w:proofErr w:type="spellStart"/>
+      <w:r>
+        <w:rPr>
+          <w:rFonts w:asciiTheme="majorHAnsi" w:hAnsiTheme="majorHAnsi" w:cstheme="majorBidi"/>
+        </w:rPr>
+        <w:t>barplot</w:t>
+      </w:r>
+      <w:proofErr w:type="spellEnd"/>
+      <w:r>
+        <w:rPr>
+          <w:rFonts w:asciiTheme="majorHAnsi" w:hAnsiTheme="majorHAnsi" w:cstheme="majorBidi"/>
+        </w:rPr>
+        <w:t>(</w:t>
+      </w:r>
+      <w:proofErr w:type="spellStart"/>
+      <w:r>
+        <w:rPr>
+          <w:rFonts w:asciiTheme="majorHAnsi" w:hAnsiTheme="majorHAnsi" w:cstheme="majorBidi"/>
+        </w:rPr>
+        <w:t>prop_table</w:t>
+      </w:r>
+      <w:proofErr w:type="spellEnd"/>
+      <w:r>
+        <w:rPr>
+          <w:rFonts w:asciiTheme="majorHAnsi" w:hAnsiTheme="majorHAnsi" w:cstheme="majorBidi"/>
+        </w:rPr>
+        <w:t>)</w:t>
+      </w:r>
+      <w:r>
+        <w:rPr>
+          <w:rFonts w:asciiTheme="majorHAnsi" w:hAnsiTheme="majorHAnsi" w:cstheme="majorBidi"/>
+        </w:rPr>
+        <w:tab/>
+      </w:r>
+      <w:r>
+        <w:rPr>
+          <w:rFonts w:asciiTheme="majorHAnsi" w:hAnsiTheme="majorHAnsi" w:cstheme="majorBidi"/>
+        </w:rPr>
+        <w:tab/>
+      </w:r>
+      <w:r>
+        <w:rPr>
+          <w:rFonts w:asciiTheme="majorHAnsi" w:hAnsiTheme="majorHAnsi" w:cstheme="majorBidi"/>
+          <w:color w:val="7EB352"/>
+        </w:rPr>
+        <w:t># explicitly displays ‘proportions’</w:t>
+      </w:r>
+    </w:p>
+    <w:p>
+      <w:pPr>
+        <w:pStyle w:val="SourceCode"/>
+        <w:rPr>
+          <w:rFonts w:asciiTheme="majorHAnsi" w:hAnsiTheme="majorHAnsi" w:cstheme="majorBidi"/>
+        </w:rPr>
+      </w:pPr>
+    </w:p>
+    <w:p>
+      <w:pPr>
+        <w:pStyle w:val="Compact"/>
+        <w:spacing w:before="0" w:after="0" w:line="259" w:lineRule="auto"/>
+        <w:jc w:val="center"/>
+        <w:rPr>
+          <w:rFonts w:asciiTheme="majorHAnsi" w:hAnsiTheme="majorHAnsi" w:cstheme="majorBidi"/>
+        </w:rPr>
+      </w:pPr>
+      <w:r>
+        <w:rPr>
+          <w:rFonts w:asciiTheme="majorHAnsi" w:hAnsiTheme="majorHAnsi" w:cstheme="majorBidi"/>
+        </w:rPr>
+        <w:t>**INTERPRET PLOT**</w:t>
+      </w:r>
+    </w:p>
+    <w:p>
+      <w:pPr>
+        <w:pStyle w:val="Compact"/>
+        <w:numPr>
+          <w:ilvl w:val="1"/>
+          <w:numId w:val="3"/>
+        </w:numPr>
+        <w:spacing w:before="0" w:after="0" w:line="259" w:lineRule="auto"/>
         <w:rPr>
           <w:rFonts w:asciiTheme="majorHAnsi" w:hAnsiTheme="majorHAnsi" w:cstheme="majorBidi"/>
         </w:rPr>
@@ -2891,13 +5461,33 @@
       <w:pPr>
         <w:pStyle w:val="SourceCode"/>
         <w:rPr>
-          <w:rFonts w:asciiTheme="majorHAnsi" w:hAnsiTheme="majorHAnsi" w:cstheme="majorBidi"/>
-        </w:rPr>
-      </w:pPr>
-      <w:r>
-        <w:rPr>
           <w:rStyle w:val="FunctionTok"/>
           <w:rFonts w:asciiTheme="majorHAnsi" w:hAnsiTheme="majorHAnsi" w:cstheme="majorBidi"/>
+          <w:b/>
+          <w:bCs/>
+        </w:rPr>
+      </w:pPr>
+      <w:r>
+        <w:rPr>
+          <w:rStyle w:val="FunctionTok"/>
+          <w:rFonts w:asciiTheme="majorHAnsi" w:hAnsiTheme="majorHAnsi" w:cstheme="majorBidi"/>
+          <w:b/>
+          <w:bCs/>
+        </w:rPr>
+        <w:t>R</w:t>
+      </w:r>
+    </w:p>
+    <w:p>
+      <w:pPr>
+        <w:pStyle w:val="SourceCode"/>
+      </w:pPr>
+      <w:r>
+        <w:rPr>
+          <w:rStyle w:val="FunctionTok"/>
+          <w:rFonts w:asciiTheme="majorHAnsi" w:hAnsiTheme="majorHAnsi" w:cstheme="majorBidi"/>
+          <w:b/>
+          <w:bCs/>
+          <w:color w:val="1F497D" w:themeColor="text2"/>
         </w:rPr>
         <w:t>library</w:t>
       </w:r>
@@ -2905,6 +5495,9 @@
         <w:rPr>
           <w:rStyle w:val="NormalTok"/>
           <w:rFonts w:asciiTheme="majorHAnsi" w:hAnsiTheme="majorHAnsi" w:cstheme="majorBidi"/>
+          <w:b/>
+          <w:bCs/>
+          <w:color w:val="1F497D" w:themeColor="text2"/>
         </w:rPr>
         <w:t>(</w:t>
       </w:r>
@@ -2913,6 +5506,7 @@
         <w:rPr>
           <w:rStyle w:val="NormalTok"/>
           <w:rFonts w:asciiTheme="majorHAnsi" w:hAnsiTheme="majorHAnsi" w:cstheme="majorBidi"/>
+          <w:color w:val="4F81BD" w:themeColor="accent1"/>
         </w:rPr>
         <w:t>tidyverse</w:t>
       </w:r>
@@ -2921,6 +5515,7 @@
         <w:rPr>
           <w:rStyle w:val="NormalTok"/>
           <w:rFonts w:asciiTheme="majorHAnsi" w:hAnsiTheme="majorHAnsi" w:cstheme="majorBidi"/>
+          <w:color w:val="1F497D" w:themeColor="text2"/>
         </w:rPr>
         <w:t xml:space="preserve">) </w:t>
       </w:r>
@@ -2983,6 +5578,13 @@
         <w:t>") first</w:t>
       </w:r>
       <w:r>
+        <w:rPr>
+          <w:rStyle w:val="CommentTok"/>
+          <w:rFonts w:asciiTheme="majorHAnsi" w:hAnsiTheme="majorHAnsi" w:cstheme="majorBidi"/>
+        </w:rPr>
+        <w:t>, we will cover this later</w:t>
+      </w:r>
+      <w:r>
         <w:br/>
       </w:r>
       <w:r>
@@ -3010,7 +5612,14 @@
           <w:rStyle w:val="NormalTok"/>
           <w:rFonts w:asciiTheme="majorHAnsi" w:hAnsiTheme="majorHAnsi" w:cstheme="majorBidi"/>
         </w:rPr>
-        <w:t>name_of_data</w:t>
+        <w:t>your</w:t>
+      </w:r>
+      <w:r>
+        <w:rPr>
+          <w:rStyle w:val="NormalTok"/>
+          <w:rFonts w:asciiTheme="majorHAnsi" w:hAnsiTheme="majorHAnsi" w:cstheme="majorBidi"/>
+        </w:rPr>
+        <w:t>_data</w:t>
       </w:r>
       <w:proofErr w:type="spellEnd"/>
       <w:r>
@@ -3028,6 +5637,97 @@
         <w:t>+</w:t>
       </w:r>
       <w:r>
+        <w:rPr>
+          <w:rStyle w:val="SpecialCharTok"/>
+          <w:rFonts w:asciiTheme="majorHAnsi" w:hAnsiTheme="majorHAnsi" w:cstheme="majorBidi"/>
+        </w:rPr>
+        <w:tab/>
+      </w:r>
+      <w:r>
+        <w:rPr>
+          <w:rStyle w:val="SpecialCharTok"/>
+          <w:rFonts w:asciiTheme="majorHAnsi" w:hAnsiTheme="majorHAnsi" w:cstheme="majorBidi"/>
+        </w:rPr>
+        <w:tab/>
+      </w:r>
+      <w:r>
+        <w:rPr>
+          <w:rFonts w:asciiTheme="majorHAnsi" w:hAnsiTheme="majorHAnsi" w:cstheme="majorBidi"/>
+          <w:color w:val="7EB352"/>
+        </w:rPr>
+        <w:t># explicitly displays ‘</w:t>
+      </w:r>
+      <w:r>
+        <w:rPr>
+          <w:rFonts w:asciiTheme="majorHAnsi" w:hAnsiTheme="majorHAnsi" w:cstheme="majorBidi"/>
+          <w:color w:val="7EB352"/>
+        </w:rPr>
+        <w:t>count</w:t>
+      </w:r>
+      <w:r>
+        <w:rPr>
+          <w:rFonts w:asciiTheme="majorHAnsi" w:hAnsiTheme="majorHAnsi" w:cstheme="majorBidi"/>
+          <w:color w:val="7EB352"/>
+        </w:rPr>
+        <w:t>’</w:t>
+      </w:r>
+      <w:r>
+        <w:rPr>
+          <w:rFonts w:asciiTheme="majorHAnsi" w:hAnsiTheme="majorHAnsi" w:cstheme="majorBidi"/>
+          <w:color w:val="7EB352"/>
+        </w:rPr>
+        <w:t xml:space="preserve"> data</w:t>
+      </w:r>
+      <w:r>
+        <w:rPr>
+          <w:rStyle w:val="SpecialCharTok"/>
+          <w:rFonts w:asciiTheme="majorHAnsi" w:hAnsiTheme="majorHAnsi" w:cstheme="majorBidi"/>
+        </w:rPr>
+        <w:tab/>
+      </w:r>
+      <w:r>
+        <w:rPr>
+          <w:rStyle w:val="SpecialCharTok"/>
+          <w:rFonts w:asciiTheme="majorHAnsi" w:hAnsiTheme="majorHAnsi" w:cstheme="majorBidi"/>
+        </w:rPr>
+        <w:tab/>
+      </w:r>
+      <w:r>
+        <w:rPr>
+          <w:rStyle w:val="SpecialCharTok"/>
+          <w:rFonts w:asciiTheme="majorHAnsi" w:hAnsiTheme="majorHAnsi" w:cstheme="majorBidi"/>
+        </w:rPr>
+        <w:tab/>
+      </w:r>
+      <w:r>
+        <w:rPr>
+          <w:rStyle w:val="SpecialCharTok"/>
+          <w:rFonts w:asciiTheme="majorHAnsi" w:hAnsiTheme="majorHAnsi" w:cstheme="majorBidi"/>
+        </w:rPr>
+        <w:tab/>
+      </w:r>
+      <w:r>
+        <w:rPr>
+          <w:rStyle w:val="SpecialCharTok"/>
+          <w:rFonts w:asciiTheme="majorHAnsi" w:hAnsiTheme="majorHAnsi" w:cstheme="majorBidi"/>
+        </w:rPr>
+        <w:tab/>
+      </w:r>
+      <w:r>
+        <w:rPr>
+          <w:rStyle w:val="SpecialCharTok"/>
+          <w:rFonts w:asciiTheme="majorHAnsi" w:hAnsiTheme="majorHAnsi" w:cstheme="majorBidi"/>
+        </w:rPr>
+        <w:tab/>
+      </w:r>
+      <w:r>
+        <w:rPr>
+          <w:rStyle w:val="SpecialCharTok"/>
+          <w:rFonts w:asciiTheme="majorHAnsi" w:hAnsiTheme="majorHAnsi" w:cstheme="majorBidi"/>
+        </w:rPr>
+        <w:tab/>
+      </w:r>
+      <w:r>
         <w:br/>
       </w:r>
       <w:r>
@@ -3089,7 +5789,14 @@
           <w:rStyle w:val="NormalTok"/>
           <w:rFonts w:asciiTheme="majorHAnsi" w:hAnsiTheme="majorHAnsi" w:cstheme="majorBidi"/>
         </w:rPr>
-        <w:t>name_of_categorical_column</w:t>
+        <w:t>your</w:t>
+      </w:r>
+      <w:r>
+        <w:rPr>
+          <w:rStyle w:val="NormalTok"/>
+          <w:rFonts w:asciiTheme="majorHAnsi" w:hAnsiTheme="majorHAnsi" w:cstheme="majorBidi"/>
+        </w:rPr>
+        <w:t>_categorical_column</w:t>
       </w:r>
       <w:proofErr w:type="spellEnd"/>
       <w:r>
@@ -3126,7 +5833,29 @@
           <w:rStyle w:val="StringTok"/>
           <w:rFonts w:asciiTheme="majorHAnsi" w:hAnsiTheme="majorHAnsi" w:cstheme="majorBidi"/>
         </w:rPr>
-        <w:t>choose_a_color_of_your_choice</w:t>
+        <w:t>choose_a_</w:t>
+      </w:r>
+      <w:r>
+        <w:rPr>
+          <w:rStyle w:val="StringTok"/>
+          <w:rFonts w:asciiTheme="majorHAnsi" w:hAnsiTheme="majorHAnsi" w:cstheme="majorBidi"/>
+          <w:color w:val="7EB352"/>
+        </w:rPr>
+        <w:t>color_of_</w:t>
+      </w:r>
+      <w:r>
+        <w:rPr>
+          <w:rStyle w:val="StringTok"/>
+          <w:rFonts w:asciiTheme="majorHAnsi" w:hAnsiTheme="majorHAnsi" w:cstheme="majorBidi"/>
+        </w:rPr>
+        <w:t>your</w:t>
+      </w:r>
+      <w:r>
+        <w:rPr>
+          <w:rStyle w:val="StringTok"/>
+          <w:rFonts w:asciiTheme="majorHAnsi" w:hAnsiTheme="majorHAnsi" w:cstheme="majorBidi"/>
+        </w:rPr>
+        <w:t>_choice</w:t>
       </w:r>
       <w:proofErr w:type="spellEnd"/>
       <w:r>
@@ -3370,6 +6099,84 @@
     <w:p>
       <w:pPr>
         <w:pStyle w:val="Compact"/>
+        <w:spacing w:before="0" w:after="0" w:line="259" w:lineRule="auto"/>
+        <w:jc w:val="center"/>
+        <w:rPr>
+          <w:rFonts w:asciiTheme="majorHAnsi" w:hAnsiTheme="majorHAnsi" w:cstheme="majorBidi"/>
+        </w:rPr>
+      </w:pPr>
+      <w:r>
+        <w:rPr>
+          <w:rFonts w:asciiTheme="majorHAnsi" w:hAnsiTheme="majorHAnsi" w:cstheme="majorBidi"/>
+        </w:rPr>
+        <w:t xml:space="preserve">**INTERPRET PLOT** </w:t>
+      </w:r>
+    </w:p>
+    <w:p>
+      <w:pPr>
+        <w:pStyle w:val="Compact"/>
+        <w:jc w:val="center"/>
+        <w:rPr>
+          <w:rFonts w:asciiTheme="majorHAnsi" w:hAnsiTheme="majorHAnsi" w:cstheme="majorBidi"/>
+          <w:i/>
+          <w:iCs/>
+        </w:rPr>
+      </w:pPr>
+      <w:r>
+        <w:rPr>
+          <w:rFonts w:asciiTheme="majorHAnsi" w:hAnsiTheme="majorHAnsi" w:cstheme="majorBidi"/>
+          <w:i/>
+          <w:iCs/>
+        </w:rPr>
+        <w:t>**</w:t>
+      </w:r>
+      <w:r>
+        <w:rPr>
+          <w:rFonts w:asciiTheme="majorHAnsi" w:hAnsiTheme="majorHAnsi" w:cstheme="majorBidi"/>
+          <w:i/>
+          <w:iCs/>
+        </w:rPr>
+        <w:t xml:space="preserve">What does the y-axis represent in each graph? Do the two graphs tell the same substantive </w:t>
+      </w:r>
+      <w:proofErr w:type="gramStart"/>
+      <w:r>
+        <w:rPr>
+          <w:rFonts w:asciiTheme="majorHAnsi" w:hAnsiTheme="majorHAnsi" w:cstheme="majorBidi"/>
+          <w:i/>
+          <w:iCs/>
+        </w:rPr>
+        <w:t>story?</w:t>
+      </w:r>
+      <w:r>
+        <w:rPr>
+          <w:rFonts w:asciiTheme="majorHAnsi" w:hAnsiTheme="majorHAnsi" w:cstheme="majorBidi"/>
+          <w:i/>
+          <w:iCs/>
+        </w:rPr>
+        <w:t>*</w:t>
+      </w:r>
+      <w:proofErr w:type="gramEnd"/>
+      <w:r>
+        <w:rPr>
+          <w:rFonts w:asciiTheme="majorHAnsi" w:hAnsiTheme="majorHAnsi" w:cstheme="majorBidi"/>
+          <w:i/>
+          <w:iCs/>
+        </w:rPr>
+        <w:t>*</w:t>
+      </w:r>
+      <w:r>
+        <w:rPr>
+          <w:rFonts w:asciiTheme="majorHAnsi" w:hAnsiTheme="majorHAnsi" w:cstheme="majorBidi"/>
+          <w:i/>
+          <w:iCs/>
+        </w:rPr>
+        <w:t xml:space="preserve"> Why?</w:t>
+      </w:r>
+    </w:p>
+    <w:p>
+      <w:pPr>
+        <w:pStyle w:val="Compact"/>
+        <w:jc w:val="center"/>
         <w:rPr>
           <w:rFonts w:asciiTheme="majorHAnsi" w:hAnsiTheme="majorHAnsi" w:cstheme="majorBidi"/>
           <w:b/>
@@ -3491,14 +6298,259 @@
         <w:rPr>
           <w:rStyle w:val="NormalTok"/>
           <w:rFonts w:asciiTheme="majorHAnsi" w:hAnsiTheme="majorHAnsi" w:cstheme="majorBidi"/>
-        </w:rPr>
-      </w:pPr>
-      <w:r>
-        <w:rPr>
-          <w:rStyle w:val="NormalTok"/>
-          <w:rFonts w:asciiTheme="majorHAnsi" w:hAnsiTheme="majorHAnsi" w:cstheme="majorBidi"/>
-        </w:rPr>
-        <w:t xml:space="preserve">counts </w:t>
+          <w:b/>
+          <w:bCs/>
+        </w:rPr>
+      </w:pPr>
+      <w:r>
+        <w:rPr>
+          <w:rStyle w:val="NormalTok"/>
+          <w:rFonts w:asciiTheme="majorHAnsi" w:hAnsiTheme="majorHAnsi" w:cstheme="majorBidi"/>
+          <w:b/>
+          <w:bCs/>
+        </w:rPr>
+        <w:t>R</w:t>
+      </w:r>
+    </w:p>
+    <w:p>
+      <w:pPr>
+        <w:pStyle w:val="SourceCode"/>
+        <w:rPr>
+          <w:rStyle w:val="NormalTok"/>
+          <w:rFonts w:asciiTheme="majorHAnsi" w:hAnsiTheme="majorHAnsi" w:cstheme="majorBidi"/>
+          <w:color w:val="7EB352"/>
+        </w:rPr>
+      </w:pPr>
+      <w:r>
+        <w:rPr>
+          <w:rStyle w:val="NormalTok"/>
+          <w:rFonts w:asciiTheme="majorHAnsi" w:hAnsiTheme="majorHAnsi" w:cstheme="majorBidi"/>
+          <w:color w:val="7EB352"/>
+        </w:rPr>
+        <w:t xml:space="preserve"># creating object to </w:t>
+      </w:r>
+      <w:r>
+        <w:rPr>
+          <w:rStyle w:val="NormalTok"/>
+          <w:rFonts w:asciiTheme="majorHAnsi" w:hAnsiTheme="majorHAnsi" w:cstheme="majorBidi"/>
+          <w:color w:val="7EB352"/>
+        </w:rPr>
+        <w:t>export c</w:t>
+      </w:r>
+      <w:r>
+        <w:rPr>
+          <w:rStyle w:val="NormalTok"/>
+          <w:rFonts w:asciiTheme="majorHAnsi" w:hAnsiTheme="majorHAnsi" w:cstheme="majorBidi"/>
+          <w:color w:val="7EB352"/>
+        </w:rPr>
+        <w:t>ount data nicely</w:t>
+      </w:r>
+      <w:r>
+        <w:rPr>
+          <w:rStyle w:val="NormalTok"/>
+          <w:rFonts w:asciiTheme="majorHAnsi" w:hAnsiTheme="majorHAnsi" w:cstheme="majorBidi"/>
+          <w:color w:val="7EB352"/>
+        </w:rPr>
+        <w:t xml:space="preserve"> as a data frame</w:t>
+      </w:r>
+    </w:p>
+    <w:p>
+      <w:pPr>
+        <w:pStyle w:val="SourceCode"/>
+        <w:rPr>
+          <w:rStyle w:val="NormalTok"/>
+          <w:rFonts w:asciiTheme="majorHAnsi" w:hAnsiTheme="majorHAnsi" w:cstheme="majorBidi"/>
+          <w:color w:val="000000" w:themeColor="text1"/>
+        </w:rPr>
+      </w:pPr>
+      <w:proofErr w:type="spellStart"/>
+      <w:r>
+        <w:rPr>
+          <w:rStyle w:val="NormalTok"/>
+          <w:rFonts w:asciiTheme="majorHAnsi" w:hAnsiTheme="majorHAnsi" w:cstheme="majorBidi"/>
+          <w:color w:val="000000" w:themeColor="text1"/>
+        </w:rPr>
+        <w:t>counts_df</w:t>
+      </w:r>
+      <w:proofErr w:type="spellEnd"/>
+      <w:r>
+        <w:rPr>
+          <w:rStyle w:val="NormalTok"/>
+          <w:rFonts w:asciiTheme="majorHAnsi" w:hAnsiTheme="majorHAnsi" w:cstheme="majorBidi"/>
+          <w:color w:val="000000" w:themeColor="text1"/>
+        </w:rPr>
+        <w:t xml:space="preserve"> &lt;- </w:t>
+      </w:r>
+      <w:proofErr w:type="spellStart"/>
+      <w:r>
+        <w:rPr>
+          <w:rStyle w:val="NormalTok"/>
+          <w:rFonts w:asciiTheme="majorHAnsi" w:hAnsiTheme="majorHAnsi" w:cstheme="majorBidi"/>
+          <w:color w:val="000000" w:themeColor="text1"/>
+        </w:rPr>
+        <w:t>as.</w:t>
+      </w:r>
+      <w:proofErr w:type="gramStart"/>
+      <w:r>
+        <w:rPr>
+          <w:rStyle w:val="NormalTok"/>
+          <w:rFonts w:asciiTheme="majorHAnsi" w:hAnsiTheme="majorHAnsi" w:cstheme="majorBidi"/>
+          <w:color w:val="000000" w:themeColor="text1"/>
+        </w:rPr>
+        <w:t>data.frame</w:t>
+      </w:r>
+      <w:proofErr w:type="spellEnd"/>
+      <w:proofErr w:type="gramEnd"/>
+      <w:r>
+        <w:rPr>
+          <w:rStyle w:val="NormalTok"/>
+          <w:rFonts w:asciiTheme="majorHAnsi" w:hAnsiTheme="majorHAnsi" w:cstheme="majorBidi"/>
+          <w:color w:val="000000" w:themeColor="text1"/>
+        </w:rPr>
+        <w:t>(</w:t>
+      </w:r>
+      <w:r>
+        <w:rPr>
+          <w:rStyle w:val="NormalTok"/>
+          <w:rFonts w:asciiTheme="majorHAnsi" w:hAnsiTheme="majorHAnsi" w:cstheme="majorBidi"/>
+          <w:color w:val="000000" w:themeColor="text1"/>
+        </w:rPr>
+        <w:t>table(</w:t>
+      </w:r>
+      <w:proofErr w:type="spellStart"/>
+      <w:r>
+        <w:rPr>
+          <w:rStyle w:val="NormalTok"/>
+          <w:rFonts w:asciiTheme="majorHAnsi" w:hAnsiTheme="majorHAnsi" w:cstheme="majorBidi"/>
+          <w:color w:val="000000" w:themeColor="text1"/>
+        </w:rPr>
+        <w:t>your_data$cat_variable</w:t>
+      </w:r>
+      <w:proofErr w:type="spellEnd"/>
+      <w:r>
+        <w:rPr>
+          <w:rStyle w:val="NormalTok"/>
+          <w:rFonts w:asciiTheme="majorHAnsi" w:hAnsiTheme="majorHAnsi" w:cstheme="majorBidi"/>
+          <w:color w:val="000000" w:themeColor="text1"/>
+        </w:rPr>
+        <w:t>)</w:t>
+      </w:r>
+      <w:r>
+        <w:rPr>
+          <w:rStyle w:val="NormalTok"/>
+          <w:rFonts w:asciiTheme="majorHAnsi" w:hAnsiTheme="majorHAnsi" w:cstheme="majorBidi"/>
+          <w:color w:val="000000" w:themeColor="text1"/>
+        </w:rPr>
+        <w:t>)</w:t>
+      </w:r>
+    </w:p>
+    <w:p>
+      <w:pPr>
+        <w:pStyle w:val="SourceCode"/>
+        <w:rPr>
+          <w:rStyle w:val="NormalTok"/>
+          <w:rFonts w:asciiTheme="majorHAnsi" w:hAnsiTheme="majorHAnsi" w:cstheme="majorBidi"/>
+          <w:color w:val="7EB352"/>
+        </w:rPr>
+      </w:pPr>
+    </w:p>
+    <w:p>
+      <w:pPr>
+        <w:pStyle w:val="SourceCode"/>
+        <w:rPr>
+          <w:rStyle w:val="NormalTok"/>
+          <w:rFonts w:asciiTheme="majorHAnsi" w:hAnsiTheme="majorHAnsi" w:cstheme="majorBidi"/>
+          <w:color w:val="7EB352"/>
+        </w:rPr>
+      </w:pPr>
+      <w:r>
+        <w:rPr>
+          <w:rStyle w:val="NormalTok"/>
+          <w:rFonts w:asciiTheme="majorHAnsi" w:hAnsiTheme="majorHAnsi" w:cstheme="majorBidi"/>
+          <w:color w:val="7EB352"/>
+        </w:rPr>
+        <w:t xml:space="preserve"># creating object to </w:t>
+      </w:r>
+      <w:r>
+        <w:rPr>
+          <w:rStyle w:val="NormalTok"/>
+          <w:rFonts w:asciiTheme="majorHAnsi" w:hAnsiTheme="majorHAnsi" w:cstheme="majorBidi"/>
+          <w:color w:val="7EB352"/>
+        </w:rPr>
+        <w:t xml:space="preserve">export </w:t>
+      </w:r>
+      <w:proofErr w:type="spellStart"/>
+      <w:r>
+        <w:rPr>
+          <w:rStyle w:val="NormalTok"/>
+          <w:rFonts w:asciiTheme="majorHAnsi" w:hAnsiTheme="majorHAnsi" w:cstheme="majorBidi"/>
+          <w:color w:val="7EB352"/>
+        </w:rPr>
+        <w:t>barplot</w:t>
+      </w:r>
+      <w:proofErr w:type="spellEnd"/>
+      <w:r>
+        <w:rPr>
+          <w:rStyle w:val="NormalTok"/>
+          <w:rFonts w:asciiTheme="majorHAnsi" w:hAnsiTheme="majorHAnsi" w:cstheme="majorBidi"/>
+          <w:color w:val="7EB352"/>
+        </w:rPr>
+        <w:t xml:space="preserve"> </w:t>
+      </w:r>
+      <w:r>
+        <w:rPr>
+          <w:rStyle w:val="NormalTok"/>
+          <w:rFonts w:asciiTheme="majorHAnsi" w:hAnsiTheme="majorHAnsi" w:cstheme="majorBidi"/>
+          <w:color w:val="7EB352"/>
+        </w:rPr>
+        <w:t>nicely</w:t>
+      </w:r>
+      <w:r>
+        <w:rPr>
+          <w:rStyle w:val="NormalTok"/>
+          <w:rFonts w:asciiTheme="majorHAnsi" w:hAnsiTheme="majorHAnsi" w:cstheme="majorBidi"/>
+          <w:color w:val="7EB352"/>
+        </w:rPr>
+        <w:t xml:space="preserve"> as a PNG</w:t>
+      </w:r>
+    </w:p>
+    <w:p>
+      <w:pPr>
+        <w:pStyle w:val="SourceCode"/>
+        <w:rPr>
+          <w:rStyle w:val="NormalTok"/>
+          <w:rFonts w:asciiTheme="majorHAnsi" w:hAnsiTheme="majorHAnsi" w:cstheme="majorBidi"/>
+        </w:rPr>
+      </w:pPr>
+      <w:proofErr w:type="spellStart"/>
+      <w:r>
+        <w:rPr>
+          <w:rStyle w:val="NormalTok"/>
+          <w:rFonts w:asciiTheme="majorHAnsi" w:hAnsiTheme="majorHAnsi" w:cstheme="majorBidi"/>
+        </w:rPr>
+        <w:t>b</w:t>
+      </w:r>
+      <w:r>
+        <w:rPr>
+          <w:rStyle w:val="NormalTok"/>
+          <w:rFonts w:asciiTheme="majorHAnsi" w:hAnsiTheme="majorHAnsi" w:cstheme="majorBidi"/>
+        </w:rPr>
+        <w:t>arplot</w:t>
+      </w:r>
+      <w:r>
+        <w:rPr>
+          <w:rStyle w:val="NormalTok"/>
+          <w:rFonts w:asciiTheme="majorHAnsi" w:hAnsiTheme="majorHAnsi" w:cstheme="majorBidi"/>
+        </w:rPr>
+        <w:t>_save</w:t>
+      </w:r>
+      <w:proofErr w:type="spellEnd"/>
+      <w:r>
+        <w:rPr>
+          <w:rStyle w:val="NormalTok"/>
+          <w:rFonts w:asciiTheme="majorHAnsi" w:hAnsiTheme="majorHAnsi" w:cstheme="majorBidi"/>
+        </w:rPr>
+        <w:t xml:space="preserve"> </w:t>
       </w:r>
       <w:r>
         <w:rPr>
@@ -3514,13 +6566,15 @@
         </w:rPr>
         <w:t xml:space="preserve"> </w:t>
       </w:r>
+      <w:proofErr w:type="spellStart"/>
       <w:r>
         <w:rPr>
           <w:rStyle w:val="FunctionTok"/>
           <w:rFonts w:asciiTheme="majorHAnsi" w:hAnsiTheme="majorHAnsi" w:cstheme="majorBidi"/>
         </w:rPr>
-        <w:t>table</w:t>
-      </w:r>
+        <w:t>ggplot</w:t>
+      </w:r>
+      <w:proofErr w:type="spellEnd"/>
       <w:r>
         <w:rPr>
           <w:rStyle w:val="NormalTok"/>
@@ -3534,21 +6588,55 @@
           <w:rStyle w:val="NormalTok"/>
           <w:rFonts w:asciiTheme="majorHAnsi" w:hAnsiTheme="majorHAnsi" w:cstheme="majorBidi"/>
         </w:rPr>
-        <w:t>name_of_data</w:t>
+        <w:t>your</w:t>
+      </w:r>
+      <w:r>
+        <w:rPr>
+          <w:rStyle w:val="NormalTok"/>
+          <w:rFonts w:asciiTheme="majorHAnsi" w:hAnsiTheme="majorHAnsi" w:cstheme="majorBidi"/>
+        </w:rPr>
+        <w:t>_data</w:t>
+      </w:r>
+      <w:proofErr w:type="spellEnd"/>
+      <w:r>
+        <w:rPr>
+          <w:rStyle w:val="NormalTok"/>
+          <w:rFonts w:asciiTheme="majorHAnsi" w:hAnsiTheme="majorHAnsi" w:cstheme="majorBidi"/>
+        </w:rPr>
+        <w:t xml:space="preserve">) </w:t>
       </w:r>
       <w:r>
         <w:rPr>
           <w:rStyle w:val="SpecialCharTok"/>
           <w:rFonts w:asciiTheme="majorHAnsi" w:hAnsiTheme="majorHAnsi" w:cstheme="majorBidi"/>
         </w:rPr>
-        <w:t>$</w:t>
-      </w:r>
-      <w:r>
-        <w:rPr>
-          <w:rStyle w:val="NormalTok"/>
-          <w:rFonts w:asciiTheme="majorHAnsi" w:hAnsiTheme="majorHAnsi" w:cstheme="majorBidi"/>
-        </w:rPr>
-        <w:t>name_of_categorical_column</w:t>
+        <w:t>+</w:t>
+      </w:r>
+      <w:r>
+        <w:br/>
+      </w:r>
+      <w:r>
+        <w:rPr>
+          <w:rStyle w:val="NormalTok"/>
+          <w:rFonts w:asciiTheme="majorHAnsi" w:hAnsiTheme="majorHAnsi" w:cstheme="majorBidi"/>
+        </w:rPr>
+        <w:t xml:space="preserve">  </w:t>
+      </w:r>
+      <w:proofErr w:type="spellStart"/>
+      <w:r>
+        <w:rPr>
+          <w:rStyle w:val="FunctionTok"/>
+          <w:rFonts w:asciiTheme="majorHAnsi" w:hAnsiTheme="majorHAnsi" w:cstheme="majorBidi"/>
+        </w:rPr>
+        <w:t>geom_</w:t>
+      </w:r>
+      <w:proofErr w:type="gramStart"/>
+      <w:r>
+        <w:rPr>
+          <w:rStyle w:val="FunctionTok"/>
+          <w:rFonts w:asciiTheme="majorHAnsi" w:hAnsiTheme="majorHAnsi" w:cstheme="majorBidi"/>
+        </w:rPr>
+        <w:t>bar</w:t>
       </w:r>
       <w:proofErr w:type="spellEnd"/>
       <w:r>
@@ -3556,8 +6644,311 @@
           <w:rStyle w:val="NormalTok"/>
           <w:rFonts w:asciiTheme="majorHAnsi" w:hAnsiTheme="majorHAnsi" w:cstheme="majorBidi"/>
         </w:rPr>
+        <w:t>(</w:t>
+      </w:r>
+      <w:proofErr w:type="spellStart"/>
+      <w:r>
+        <w:rPr>
+          <w:rStyle w:val="FunctionTok"/>
+          <w:rFonts w:asciiTheme="majorHAnsi" w:hAnsiTheme="majorHAnsi" w:cstheme="majorBidi"/>
+        </w:rPr>
+        <w:t>aes</w:t>
+      </w:r>
+      <w:proofErr w:type="spellEnd"/>
+      <w:r>
+        <w:rPr>
+          <w:rStyle w:val="NormalTok"/>
+          <w:rFonts w:asciiTheme="majorHAnsi" w:hAnsiTheme="majorHAnsi" w:cstheme="majorBidi"/>
+        </w:rPr>
+        <w:t>(</w:t>
+      </w:r>
+      <w:proofErr w:type="gramEnd"/>
+      <w:r>
+        <w:rPr>
+          <w:rStyle w:val="AttributeTok"/>
+          <w:rFonts w:asciiTheme="majorHAnsi" w:hAnsiTheme="majorHAnsi" w:cstheme="majorBidi"/>
+        </w:rPr>
+        <w:t>x =</w:t>
+      </w:r>
+      <w:r>
+        <w:rPr>
+          <w:rStyle w:val="NormalTok"/>
+          <w:rFonts w:asciiTheme="majorHAnsi" w:hAnsiTheme="majorHAnsi" w:cstheme="majorBidi"/>
+        </w:rPr>
+        <w:t xml:space="preserve"> </w:t>
+      </w:r>
+      <w:proofErr w:type="spellStart"/>
+      <w:r>
+        <w:rPr>
+          <w:rStyle w:val="NormalTok"/>
+          <w:rFonts w:asciiTheme="majorHAnsi" w:hAnsiTheme="majorHAnsi" w:cstheme="majorBidi"/>
+        </w:rPr>
+        <w:t>your</w:t>
+      </w:r>
+      <w:r>
+        <w:rPr>
+          <w:rStyle w:val="NormalTok"/>
+          <w:rFonts w:asciiTheme="majorHAnsi" w:hAnsiTheme="majorHAnsi" w:cstheme="majorBidi"/>
+        </w:rPr>
+        <w:t>_categorical_column</w:t>
+      </w:r>
+      <w:proofErr w:type="spellEnd"/>
+      <w:r>
+        <w:rPr>
+          <w:rStyle w:val="NormalTok"/>
+          <w:rFonts w:asciiTheme="majorHAnsi" w:hAnsiTheme="majorHAnsi" w:cstheme="majorBidi"/>
+        </w:rPr>
+        <w:t xml:space="preserve">), </w:t>
+      </w:r>
+      <w:r>
+        <w:rPr>
+          <w:rStyle w:val="AttributeTok"/>
+          <w:rFonts w:asciiTheme="majorHAnsi" w:hAnsiTheme="majorHAnsi" w:cstheme="majorBidi"/>
+        </w:rPr>
+        <w:t>fill =</w:t>
+      </w:r>
+      <w:r>
+        <w:rPr>
+          <w:rStyle w:val="NormalTok"/>
+          <w:rFonts w:asciiTheme="majorHAnsi" w:hAnsiTheme="majorHAnsi" w:cstheme="majorBidi"/>
+        </w:rPr>
+        <w:t xml:space="preserve"> </w:t>
+      </w:r>
+      <w:r>
+        <w:rPr>
+          <w:rStyle w:val="StringTok"/>
+          <w:rFonts w:asciiTheme="majorHAnsi" w:hAnsiTheme="majorHAnsi" w:cstheme="majorBidi"/>
+        </w:rPr>
+        <w:t>"</w:t>
+      </w:r>
+      <w:proofErr w:type="spellStart"/>
+      <w:r>
+        <w:rPr>
+          <w:rStyle w:val="StringTok"/>
+          <w:rFonts w:asciiTheme="majorHAnsi" w:hAnsiTheme="majorHAnsi" w:cstheme="majorBidi"/>
+        </w:rPr>
+        <w:t>color_of_your_choice</w:t>
+      </w:r>
+      <w:proofErr w:type="spellEnd"/>
+      <w:r>
+        <w:rPr>
+          <w:rStyle w:val="StringTok"/>
+          <w:rFonts w:asciiTheme="majorHAnsi" w:hAnsiTheme="majorHAnsi" w:cstheme="majorBidi"/>
+        </w:rPr>
+        <w:t>"</w:t>
+      </w:r>
+      <w:r>
+        <w:rPr>
+          <w:rStyle w:val="NormalTok"/>
+          <w:rFonts w:asciiTheme="majorHAnsi" w:hAnsiTheme="majorHAnsi" w:cstheme="majorBidi"/>
+        </w:rPr>
         <w:t>)</w:t>
       </w:r>
+      <w:r>
+        <w:rPr>
+          <w:rStyle w:val="NormalTok"/>
+          <w:rFonts w:asciiTheme="majorHAnsi" w:hAnsiTheme="majorHAnsi" w:cstheme="majorBidi"/>
+        </w:rPr>
+        <w:t xml:space="preserve"> </w:t>
+      </w:r>
+      <w:r>
+        <w:rPr>
+          <w:rStyle w:val="SpecialCharTok"/>
+          <w:rFonts w:asciiTheme="majorHAnsi" w:hAnsiTheme="majorHAnsi" w:cstheme="majorBidi"/>
+        </w:rPr>
+        <w:t>+</w:t>
+      </w:r>
+      <w:r>
+        <w:br/>
+      </w:r>
+      <w:r>
+        <w:rPr>
+          <w:rStyle w:val="NormalTok"/>
+          <w:rFonts w:asciiTheme="majorHAnsi" w:hAnsiTheme="majorHAnsi" w:cstheme="majorBidi"/>
+        </w:rPr>
+        <w:t xml:space="preserve">  </w:t>
+      </w:r>
+      <w:r>
+        <w:rPr>
+          <w:rStyle w:val="FunctionTok"/>
+          <w:rFonts w:asciiTheme="majorHAnsi" w:hAnsiTheme="majorHAnsi" w:cstheme="majorBidi"/>
+        </w:rPr>
+        <w:t>labs</w:t>
+      </w:r>
+      <w:r>
+        <w:rPr>
+          <w:rStyle w:val="NormalTok"/>
+          <w:rFonts w:asciiTheme="majorHAnsi" w:hAnsiTheme="majorHAnsi" w:cstheme="majorBidi"/>
+        </w:rPr>
+        <w:t>(</w:t>
+      </w:r>
+      <w:r>
+        <w:br/>
+      </w:r>
+      <w:r>
+        <w:rPr>
+          <w:rStyle w:val="NormalTok"/>
+          <w:rFonts w:asciiTheme="majorHAnsi" w:hAnsiTheme="majorHAnsi" w:cstheme="majorBidi"/>
+        </w:rPr>
+        <w:t xml:space="preserve">    </w:t>
+      </w:r>
+      <w:r>
+        <w:rPr>
+          <w:rStyle w:val="AttributeTok"/>
+          <w:rFonts w:asciiTheme="majorHAnsi" w:hAnsiTheme="majorHAnsi" w:cstheme="majorBidi"/>
+        </w:rPr>
+        <w:t>x =</w:t>
+      </w:r>
+      <w:r>
+        <w:rPr>
+          <w:rStyle w:val="NormalTok"/>
+          <w:rFonts w:asciiTheme="majorHAnsi" w:hAnsiTheme="majorHAnsi" w:cstheme="majorBidi"/>
+        </w:rPr>
+        <w:t xml:space="preserve"> </w:t>
+      </w:r>
+      <w:r>
+        <w:rPr>
+          <w:rStyle w:val="StringTok"/>
+          <w:rFonts w:asciiTheme="majorHAnsi" w:hAnsiTheme="majorHAnsi" w:cstheme="majorBidi"/>
+        </w:rPr>
+        <w:t>"Give a meaningful x-axis label"</w:t>
+      </w:r>
+      <w:r>
+        <w:rPr>
+          <w:rStyle w:val="NormalTok"/>
+          <w:rFonts w:asciiTheme="majorHAnsi" w:hAnsiTheme="majorHAnsi" w:cstheme="majorBidi"/>
+        </w:rPr>
+        <w:t>,</w:t>
+      </w:r>
+      <w:r>
+        <w:br/>
+      </w:r>
+      <w:r>
+        <w:rPr>
+          <w:rStyle w:val="NormalTok"/>
+          <w:rFonts w:asciiTheme="majorHAnsi" w:hAnsiTheme="majorHAnsi" w:cstheme="majorBidi"/>
+        </w:rPr>
+        <w:t xml:space="preserve">    </w:t>
+      </w:r>
+      <w:r>
+        <w:rPr>
+          <w:rStyle w:val="AttributeTok"/>
+          <w:rFonts w:asciiTheme="majorHAnsi" w:hAnsiTheme="majorHAnsi" w:cstheme="majorBidi"/>
+        </w:rPr>
+        <w:t>y =</w:t>
+      </w:r>
+      <w:r>
+        <w:rPr>
+          <w:rStyle w:val="NormalTok"/>
+          <w:rFonts w:asciiTheme="majorHAnsi" w:hAnsiTheme="majorHAnsi" w:cstheme="majorBidi"/>
+        </w:rPr>
+        <w:t xml:space="preserve"> </w:t>
+      </w:r>
+      <w:r>
+        <w:rPr>
+          <w:rStyle w:val="StringTok"/>
+          <w:rFonts w:asciiTheme="majorHAnsi" w:hAnsiTheme="majorHAnsi" w:cstheme="majorBidi"/>
+        </w:rPr>
+        <w:t>"Give a meaningful y-axis label"</w:t>
+      </w:r>
+      <w:r>
+        <w:rPr>
+          <w:rStyle w:val="NormalTok"/>
+          <w:rFonts w:asciiTheme="majorHAnsi" w:hAnsiTheme="majorHAnsi" w:cstheme="majorBidi"/>
+        </w:rPr>
+        <w:t>,</w:t>
+      </w:r>
+      <w:r>
+        <w:br/>
+      </w:r>
+      <w:r>
+        <w:rPr>
+          <w:rStyle w:val="NormalTok"/>
+          <w:rFonts w:asciiTheme="majorHAnsi" w:hAnsiTheme="majorHAnsi" w:cstheme="majorBidi"/>
+        </w:rPr>
+        <w:lastRenderedPageBreak/>
+        <w:t xml:space="preserve">    </w:t>
+      </w:r>
+      <w:r>
+        <w:rPr>
+          <w:rStyle w:val="AttributeTok"/>
+          <w:rFonts w:asciiTheme="majorHAnsi" w:hAnsiTheme="majorHAnsi" w:cstheme="majorBidi"/>
+        </w:rPr>
+        <w:t>title =</w:t>
+      </w:r>
+      <w:r>
+        <w:rPr>
+          <w:rStyle w:val="NormalTok"/>
+          <w:rFonts w:asciiTheme="majorHAnsi" w:hAnsiTheme="majorHAnsi" w:cstheme="majorBidi"/>
+        </w:rPr>
+        <w:t xml:space="preserve"> </w:t>
+      </w:r>
+      <w:r>
+        <w:rPr>
+          <w:rStyle w:val="StringTok"/>
+          <w:rFonts w:asciiTheme="majorHAnsi" w:hAnsiTheme="majorHAnsi" w:cstheme="majorBidi"/>
+        </w:rPr>
+        <w:t>"Give a meaningful title"</w:t>
+      </w:r>
+      <w:r>
+        <w:br/>
+      </w:r>
+      <w:r>
+        <w:rPr>
+          <w:rStyle w:val="NormalTok"/>
+          <w:rFonts w:asciiTheme="majorHAnsi" w:hAnsiTheme="majorHAnsi" w:cstheme="majorBidi"/>
+        </w:rPr>
+        <w:t xml:space="preserve">  ) </w:t>
+      </w:r>
+      <w:r>
+        <w:rPr>
+          <w:rStyle w:val="SpecialCharTok"/>
+          <w:rFonts w:asciiTheme="majorHAnsi" w:hAnsiTheme="majorHAnsi" w:cstheme="majorBidi"/>
+        </w:rPr>
+        <w:t>+</w:t>
+      </w:r>
+      <w:r>
+        <w:br/>
+      </w:r>
+      <w:r>
+        <w:rPr>
+          <w:rStyle w:val="NormalTok"/>
+          <w:rFonts w:asciiTheme="majorHAnsi" w:hAnsiTheme="majorHAnsi" w:cstheme="majorBidi"/>
+        </w:rPr>
+        <w:t xml:space="preserve">  </w:t>
+      </w:r>
+      <w:proofErr w:type="spellStart"/>
+      <w:r>
+        <w:rPr>
+          <w:rStyle w:val="FunctionTok"/>
+          <w:rFonts w:asciiTheme="majorHAnsi" w:hAnsiTheme="majorHAnsi" w:cstheme="majorBidi"/>
+        </w:rPr>
+        <w:t>theme_</w:t>
+      </w:r>
+      <w:proofErr w:type="gramStart"/>
+      <w:r>
+        <w:rPr>
+          <w:rStyle w:val="FunctionTok"/>
+          <w:rFonts w:asciiTheme="majorHAnsi" w:hAnsiTheme="majorHAnsi" w:cstheme="majorBidi"/>
+        </w:rPr>
+        <w:t>minimal</w:t>
+      </w:r>
+      <w:proofErr w:type="spellEnd"/>
+      <w:r>
+        <w:rPr>
+          <w:rStyle w:val="NormalTok"/>
+          <w:rFonts w:asciiTheme="majorHAnsi" w:hAnsiTheme="majorHAnsi" w:cstheme="majorBidi"/>
+        </w:rPr>
+        <w:t>(</w:t>
+      </w:r>
+      <w:proofErr w:type="gramEnd"/>
+      <w:r>
+        <w:rPr>
+          <w:rStyle w:val="NormalTok"/>
+          <w:rFonts w:asciiTheme="majorHAnsi" w:hAnsiTheme="majorHAnsi" w:cstheme="majorBidi"/>
+        </w:rPr>
+        <w:t>)</w:t>
+      </w:r>
     </w:p>
     <w:p>
       <w:pPr>
@@ -3566,397 +6957,6 @@
           <w:rFonts w:asciiTheme="majorHAnsi" w:hAnsiTheme="majorHAnsi" w:cstheme="majorBidi"/>
         </w:rPr>
       </w:pPr>
-      <w:proofErr w:type="spellStart"/>
-      <w:r>
-        <w:rPr>
-          <w:rStyle w:val="NormalTok"/>
-          <w:rFonts w:asciiTheme="majorHAnsi" w:hAnsiTheme="majorHAnsi" w:cstheme="majorBidi"/>
-        </w:rPr>
-        <w:t>barplot</w:t>
-      </w:r>
-      <w:proofErr w:type="spellEnd"/>
-      <w:r>
-        <w:rPr>
-          <w:rStyle w:val="NormalTok"/>
-          <w:rFonts w:asciiTheme="majorHAnsi" w:hAnsiTheme="majorHAnsi" w:cstheme="majorBidi"/>
-        </w:rPr>
-        <w:t xml:space="preserve"> </w:t>
-      </w:r>
-      <w:r>
-        <w:rPr>
-          <w:rStyle w:val="OtherTok"/>
-          <w:rFonts w:asciiTheme="majorHAnsi" w:hAnsiTheme="majorHAnsi" w:cstheme="majorBidi"/>
-        </w:rPr>
-        <w:t>&lt;-</w:t>
-      </w:r>
-      <w:r>
-        <w:rPr>
-          <w:rStyle w:val="NormalTok"/>
-          <w:rFonts w:asciiTheme="majorHAnsi" w:hAnsiTheme="majorHAnsi" w:cstheme="majorBidi"/>
-        </w:rPr>
-        <w:t xml:space="preserve"> </w:t>
-      </w:r>
-      <w:proofErr w:type="spellStart"/>
-      <w:r>
-        <w:rPr>
-          <w:rStyle w:val="FunctionTok"/>
-          <w:rFonts w:asciiTheme="majorHAnsi" w:hAnsiTheme="majorHAnsi" w:cstheme="majorBidi"/>
-        </w:rPr>
-        <w:t>ggplot</w:t>
-      </w:r>
-      <w:proofErr w:type="spellEnd"/>
-      <w:r>
-        <w:rPr>
-          <w:rStyle w:val="NormalTok"/>
-          <w:rFonts w:asciiTheme="majorHAnsi" w:hAnsiTheme="majorHAnsi" w:cstheme="majorBidi"/>
-        </w:rPr>
-        <w:t>(</w:t>
-      </w:r>
-      <w:proofErr w:type="spellStart"/>
-      <w:r>
-        <w:rPr>
-          <w:rStyle w:val="NormalTok"/>
-          <w:rFonts w:asciiTheme="majorHAnsi" w:hAnsiTheme="majorHAnsi" w:cstheme="majorBidi"/>
-        </w:rPr>
-        <w:t>name_of_data</w:t>
-      </w:r>
-      <w:proofErr w:type="spellEnd"/>
-      <w:r>
-        <w:rPr>
-          <w:rStyle w:val="NormalTok"/>
-          <w:rFonts w:asciiTheme="majorHAnsi" w:hAnsiTheme="majorHAnsi" w:cstheme="majorBidi"/>
-        </w:rPr>
-        <w:t xml:space="preserve">) </w:t>
-      </w:r>
-      <w:r>
-        <w:rPr>
-          <w:rStyle w:val="SpecialCharTok"/>
-          <w:rFonts w:asciiTheme="majorHAnsi" w:hAnsiTheme="majorHAnsi" w:cstheme="majorBidi"/>
-        </w:rPr>
-        <w:t>+</w:t>
-      </w:r>
-      <w:r>
-        <w:br/>
-      </w:r>
-      <w:r>
-        <w:rPr>
-          <w:rStyle w:val="NormalTok"/>
-          <w:rFonts w:asciiTheme="majorHAnsi" w:hAnsiTheme="majorHAnsi" w:cstheme="majorBidi"/>
-        </w:rPr>
-        <w:t xml:space="preserve">  </w:t>
-      </w:r>
-      <w:proofErr w:type="spellStart"/>
-      <w:r>
-        <w:rPr>
-          <w:rStyle w:val="FunctionTok"/>
-          <w:rFonts w:asciiTheme="majorHAnsi" w:hAnsiTheme="majorHAnsi" w:cstheme="majorBidi"/>
-        </w:rPr>
-        <w:t>geom_</w:t>
-      </w:r>
-      <w:proofErr w:type="gramStart"/>
-      <w:r>
-        <w:rPr>
-          <w:rStyle w:val="FunctionTok"/>
-          <w:rFonts w:asciiTheme="majorHAnsi" w:hAnsiTheme="majorHAnsi" w:cstheme="majorBidi"/>
-        </w:rPr>
-        <w:t>bar</w:t>
-      </w:r>
-      <w:proofErr w:type="spellEnd"/>
-      <w:r>
-        <w:rPr>
-          <w:rStyle w:val="NormalTok"/>
-          <w:rFonts w:asciiTheme="majorHAnsi" w:hAnsiTheme="majorHAnsi" w:cstheme="majorBidi"/>
-        </w:rPr>
-        <w:t>(</w:t>
-      </w:r>
-      <w:proofErr w:type="spellStart"/>
-      <w:proofErr w:type="gramEnd"/>
-      <w:r>
-        <w:rPr>
-          <w:rStyle w:val="FunctionTok"/>
-          <w:rFonts w:asciiTheme="majorHAnsi" w:hAnsiTheme="majorHAnsi" w:cstheme="majorBidi"/>
-        </w:rPr>
-        <w:t>aes</w:t>
-      </w:r>
-      <w:proofErr w:type="spellEnd"/>
-      <w:r>
-        <w:rPr>
-          <w:rStyle w:val="NormalTok"/>
-          <w:rFonts w:asciiTheme="majorHAnsi" w:hAnsiTheme="majorHAnsi" w:cstheme="majorBidi"/>
-        </w:rPr>
-        <w:t>(</w:t>
-      </w:r>
-      <w:r>
-        <w:rPr>
-          <w:rStyle w:val="AttributeTok"/>
-          <w:rFonts w:asciiTheme="majorHAnsi" w:hAnsiTheme="majorHAnsi" w:cstheme="majorBidi"/>
-        </w:rPr>
-        <w:t>x =</w:t>
-      </w:r>
-      <w:r>
-        <w:rPr>
-          <w:rStyle w:val="NormalTok"/>
-          <w:rFonts w:asciiTheme="majorHAnsi" w:hAnsiTheme="majorHAnsi" w:cstheme="majorBidi"/>
-        </w:rPr>
-        <w:t xml:space="preserve"> </w:t>
-      </w:r>
-      <w:proofErr w:type="spellStart"/>
-      <w:r>
-        <w:rPr>
-          <w:rStyle w:val="NormalTok"/>
-          <w:rFonts w:asciiTheme="majorHAnsi" w:hAnsiTheme="majorHAnsi" w:cstheme="majorBidi"/>
-        </w:rPr>
-        <w:t>name_of_categorical_column</w:t>
-      </w:r>
-      <w:proofErr w:type="spellEnd"/>
-      <w:r>
-        <w:rPr>
-          <w:rStyle w:val="NormalTok"/>
-          <w:rFonts w:asciiTheme="majorHAnsi" w:hAnsiTheme="majorHAnsi" w:cstheme="majorBidi"/>
-        </w:rPr>
-        <w:t xml:space="preserve">), </w:t>
-      </w:r>
-      <w:r>
-        <w:rPr>
-          <w:rStyle w:val="AttributeTok"/>
-          <w:rFonts w:asciiTheme="majorHAnsi" w:hAnsiTheme="majorHAnsi" w:cstheme="majorBidi"/>
-        </w:rPr>
-        <w:t>fill =</w:t>
-      </w:r>
-      <w:r>
-        <w:rPr>
-          <w:rStyle w:val="NormalTok"/>
-          <w:rFonts w:asciiTheme="majorHAnsi" w:hAnsiTheme="majorHAnsi" w:cstheme="majorBidi"/>
-        </w:rPr>
-        <w:t xml:space="preserve"> </w:t>
-      </w:r>
-      <w:r>
-        <w:rPr>
-          <w:rStyle w:val="StringTok"/>
-          <w:rFonts w:asciiTheme="majorHAnsi" w:hAnsiTheme="majorHAnsi" w:cstheme="majorBidi"/>
-        </w:rPr>
-        <w:t>"</w:t>
-      </w:r>
-      <w:proofErr w:type="spellStart"/>
-      <w:r>
-        <w:rPr>
-          <w:rStyle w:val="StringTok"/>
-          <w:rFonts w:asciiTheme="majorHAnsi" w:hAnsiTheme="majorHAnsi" w:cstheme="majorBidi"/>
-        </w:rPr>
-        <w:t>choose_a_color_of_your_choice</w:t>
-      </w:r>
-      <w:proofErr w:type="spellEnd"/>
-      <w:r>
-        <w:rPr>
-          <w:rStyle w:val="StringTok"/>
-          <w:rFonts w:asciiTheme="majorHAnsi" w:hAnsiTheme="majorHAnsi" w:cstheme="majorBidi"/>
-        </w:rPr>
-        <w:t>"</w:t>
-      </w:r>
-      <w:r>
-        <w:rPr>
-          <w:rStyle w:val="NormalTok"/>
-          <w:rFonts w:asciiTheme="majorHAnsi" w:hAnsiTheme="majorHAnsi" w:cstheme="majorBidi"/>
-        </w:rPr>
-        <w:t>)</w:t>
-      </w:r>
-      <w:r>
-        <w:rPr>
-          <w:rStyle w:val="SpecialCharTok"/>
-          <w:rFonts w:asciiTheme="majorHAnsi" w:hAnsiTheme="majorHAnsi" w:cstheme="majorBidi"/>
-        </w:rPr>
-        <w:t>+</w:t>
-      </w:r>
-      <w:r>
-        <w:br/>
-      </w:r>
-      <w:r>
-        <w:rPr>
-          <w:rStyle w:val="NormalTok"/>
-          <w:rFonts w:asciiTheme="majorHAnsi" w:hAnsiTheme="majorHAnsi" w:cstheme="majorBidi"/>
-        </w:rPr>
-        <w:t xml:space="preserve">  </w:t>
-      </w:r>
-      <w:r>
-        <w:rPr>
-          <w:rStyle w:val="FunctionTok"/>
-          <w:rFonts w:asciiTheme="majorHAnsi" w:hAnsiTheme="majorHAnsi" w:cstheme="majorBidi"/>
-        </w:rPr>
-        <w:t>labs</w:t>
-      </w:r>
-      <w:r>
-        <w:rPr>
-          <w:rStyle w:val="NormalTok"/>
-          <w:rFonts w:asciiTheme="majorHAnsi" w:hAnsiTheme="majorHAnsi" w:cstheme="majorBidi"/>
-        </w:rPr>
-        <w:t>(</w:t>
-      </w:r>
-      <w:r>
-        <w:br/>
-      </w:r>
-      <w:r>
-        <w:rPr>
-          <w:rStyle w:val="NormalTok"/>
-          <w:rFonts w:asciiTheme="majorHAnsi" w:hAnsiTheme="majorHAnsi" w:cstheme="majorBidi"/>
-        </w:rPr>
-        <w:t xml:space="preserve">    </w:t>
-      </w:r>
-      <w:r>
-        <w:rPr>
-          <w:rStyle w:val="AttributeTok"/>
-          <w:rFonts w:asciiTheme="majorHAnsi" w:hAnsiTheme="majorHAnsi" w:cstheme="majorBidi"/>
-        </w:rPr>
-        <w:t>x =</w:t>
-      </w:r>
-      <w:r>
-        <w:rPr>
-          <w:rStyle w:val="NormalTok"/>
-          <w:rFonts w:asciiTheme="majorHAnsi" w:hAnsiTheme="majorHAnsi" w:cstheme="majorBidi"/>
-        </w:rPr>
-        <w:t xml:space="preserve"> </w:t>
-      </w:r>
-      <w:r>
-        <w:rPr>
-          <w:rStyle w:val="StringTok"/>
-          <w:rFonts w:asciiTheme="majorHAnsi" w:hAnsiTheme="majorHAnsi" w:cstheme="majorBidi"/>
-        </w:rPr>
-        <w:t>"Give a meaningful x-axis label"</w:t>
-      </w:r>
-      <w:r>
-        <w:rPr>
-          <w:rStyle w:val="NormalTok"/>
-          <w:rFonts w:asciiTheme="majorHAnsi" w:hAnsiTheme="majorHAnsi" w:cstheme="majorBidi"/>
-        </w:rPr>
-        <w:t>,</w:t>
-      </w:r>
-      <w:r>
-        <w:br/>
-      </w:r>
-      <w:r>
-        <w:rPr>
-          <w:rStyle w:val="NormalTok"/>
-          <w:rFonts w:asciiTheme="majorHAnsi" w:hAnsiTheme="majorHAnsi" w:cstheme="majorBidi"/>
-        </w:rPr>
-        <w:t xml:space="preserve">    </w:t>
-      </w:r>
-      <w:r>
-        <w:rPr>
-          <w:rStyle w:val="AttributeTok"/>
-          <w:rFonts w:asciiTheme="majorHAnsi" w:hAnsiTheme="majorHAnsi" w:cstheme="majorBidi"/>
-        </w:rPr>
-        <w:t>y =</w:t>
-      </w:r>
-      <w:r>
-        <w:rPr>
-          <w:rStyle w:val="NormalTok"/>
-          <w:rFonts w:asciiTheme="majorHAnsi" w:hAnsiTheme="majorHAnsi" w:cstheme="majorBidi"/>
-        </w:rPr>
-        <w:t xml:space="preserve"> </w:t>
-      </w:r>
-      <w:r>
-        <w:rPr>
-          <w:rStyle w:val="StringTok"/>
-          <w:rFonts w:asciiTheme="majorHAnsi" w:hAnsiTheme="majorHAnsi" w:cstheme="majorBidi"/>
-        </w:rPr>
-        <w:t>"Give a meaningful y-axis label"</w:t>
-      </w:r>
-      <w:r>
-        <w:rPr>
-          <w:rStyle w:val="NormalTok"/>
-          <w:rFonts w:asciiTheme="majorHAnsi" w:hAnsiTheme="majorHAnsi" w:cstheme="majorBidi"/>
-        </w:rPr>
-        <w:t>,</w:t>
-      </w:r>
-      <w:r>
-        <w:br/>
-      </w:r>
-      <w:r>
-        <w:rPr>
-          <w:rStyle w:val="NormalTok"/>
-          <w:rFonts w:asciiTheme="majorHAnsi" w:hAnsiTheme="majorHAnsi" w:cstheme="majorBidi"/>
-        </w:rPr>
-        <w:t xml:space="preserve">    </w:t>
-      </w:r>
-      <w:r>
-        <w:rPr>
-          <w:rStyle w:val="AttributeTok"/>
-          <w:rFonts w:asciiTheme="majorHAnsi" w:hAnsiTheme="majorHAnsi" w:cstheme="majorBidi"/>
-        </w:rPr>
-        <w:t>title =</w:t>
-      </w:r>
-      <w:r>
-        <w:rPr>
-          <w:rStyle w:val="NormalTok"/>
-          <w:rFonts w:asciiTheme="majorHAnsi" w:hAnsiTheme="majorHAnsi" w:cstheme="majorBidi"/>
-        </w:rPr>
-        <w:t xml:space="preserve"> </w:t>
-      </w:r>
-      <w:r>
-        <w:rPr>
-          <w:rStyle w:val="StringTok"/>
-          <w:rFonts w:asciiTheme="majorHAnsi" w:hAnsiTheme="majorHAnsi" w:cstheme="majorBidi"/>
-        </w:rPr>
-        <w:t xml:space="preserve">"Give a </w:t>
-      </w:r>
-      <w:proofErr w:type="spellStart"/>
-      <w:r>
-        <w:rPr>
-          <w:rStyle w:val="StringTok"/>
-          <w:rFonts w:asciiTheme="majorHAnsi" w:hAnsiTheme="majorHAnsi" w:cstheme="majorBidi"/>
-        </w:rPr>
-        <w:t>meaningfule</w:t>
-      </w:r>
-      <w:proofErr w:type="spellEnd"/>
-      <w:r>
-        <w:rPr>
-          <w:rStyle w:val="StringTok"/>
-          <w:rFonts w:asciiTheme="majorHAnsi" w:hAnsiTheme="majorHAnsi" w:cstheme="majorBidi"/>
-        </w:rPr>
-        <w:t xml:space="preserve"> title"</w:t>
-      </w:r>
-      <w:r>
-        <w:br/>
-      </w:r>
-      <w:r>
-        <w:rPr>
-          <w:rStyle w:val="NormalTok"/>
-          <w:rFonts w:asciiTheme="majorHAnsi" w:hAnsiTheme="majorHAnsi" w:cstheme="majorBidi"/>
-        </w:rPr>
-        <w:t xml:space="preserve">  ) </w:t>
-      </w:r>
-      <w:r>
-        <w:rPr>
-          <w:rStyle w:val="SpecialCharTok"/>
-          <w:rFonts w:asciiTheme="majorHAnsi" w:hAnsiTheme="majorHAnsi" w:cstheme="majorBidi"/>
-        </w:rPr>
-        <w:t>+</w:t>
-      </w:r>
-      <w:r>
-        <w:br/>
-      </w:r>
-      <w:r>
-        <w:rPr>
-          <w:rStyle w:val="NormalTok"/>
-          <w:rFonts w:asciiTheme="majorHAnsi" w:hAnsiTheme="majorHAnsi" w:cstheme="majorBidi"/>
-        </w:rPr>
-        <w:t xml:space="preserve">  </w:t>
-      </w:r>
-      <w:proofErr w:type="spellStart"/>
-      <w:r>
-        <w:rPr>
-          <w:rStyle w:val="FunctionTok"/>
-          <w:rFonts w:asciiTheme="majorHAnsi" w:hAnsiTheme="majorHAnsi" w:cstheme="majorBidi"/>
-        </w:rPr>
-        <w:t>theme_minimal</w:t>
-      </w:r>
-      <w:proofErr w:type="spellEnd"/>
-      <w:r>
-        <w:rPr>
-          <w:rStyle w:val="NormalTok"/>
-          <w:rFonts w:asciiTheme="majorHAnsi" w:hAnsiTheme="majorHAnsi" w:cstheme="majorBidi"/>
-        </w:rPr>
-        <w:t>()</w:t>
-      </w:r>
     </w:p>
     <w:p>
       <w:pPr>
@@ -3999,6 +6999,26 @@
       <w:pPr>
         <w:pStyle w:val="SourceCode"/>
         <w:rPr>
+          <w:rStyle w:val="FunctionTok"/>
+          <w:rFonts w:asciiTheme="majorHAnsi" w:hAnsiTheme="majorHAnsi" w:cstheme="majorBidi"/>
+          <w:b/>
+          <w:bCs/>
+        </w:rPr>
+      </w:pPr>
+      <w:r>
+        <w:rPr>
+          <w:rStyle w:val="FunctionTok"/>
+          <w:rFonts w:asciiTheme="majorHAnsi" w:hAnsiTheme="majorHAnsi" w:cstheme="majorBidi"/>
+          <w:b/>
+          <w:bCs/>
+        </w:rPr>
+        <w:t>R</w:t>
+      </w:r>
+    </w:p>
+    <w:p>
+      <w:pPr>
+        <w:pStyle w:val="SourceCode"/>
+        <w:rPr>
           <w:rFonts w:asciiTheme="majorHAnsi" w:hAnsiTheme="majorHAnsi" w:cstheme="majorBidi"/>
         </w:rPr>
       </w:pPr>
@@ -4017,13 +7037,29 @@
         </w:rPr>
         <w:t>(</w:t>
       </w:r>
+      <w:proofErr w:type="spellStart"/>
       <w:proofErr w:type="gramEnd"/>
       <w:r>
         <w:rPr>
           <w:rStyle w:val="NormalTok"/>
           <w:rFonts w:asciiTheme="majorHAnsi" w:hAnsiTheme="majorHAnsi" w:cstheme="majorBidi"/>
         </w:rPr>
-        <w:t xml:space="preserve">counts, </w:t>
+        <w:t>counts</w:t>
+      </w:r>
+      <w:r>
+        <w:rPr>
+          <w:rStyle w:val="NormalTok"/>
+          <w:rFonts w:asciiTheme="majorHAnsi" w:hAnsiTheme="majorHAnsi" w:cstheme="majorBidi"/>
+        </w:rPr>
+        <w:t>_df</w:t>
+      </w:r>
+      <w:proofErr w:type="spellEnd"/>
+      <w:r>
+        <w:rPr>
+          <w:rStyle w:val="NormalTok"/>
+          <w:rFonts w:asciiTheme="majorHAnsi" w:hAnsiTheme="majorHAnsi" w:cstheme="majorBidi"/>
+        </w:rPr>
+        <w:t xml:space="preserve">, </w:t>
       </w:r>
       <w:r>
         <w:rPr>
@@ -4044,7 +7080,57 @@
           <w:rStyle w:val="StringTok"/>
           <w:rFonts w:asciiTheme="majorHAnsi" w:hAnsiTheme="majorHAnsi" w:cstheme="majorBidi"/>
         </w:rPr>
-        <w:t>/counts.csv"</w:t>
+        <w:t>/counts</w:t>
+      </w:r>
+      <w:r>
+        <w:rPr>
+          <w:rStyle w:val="StringTok"/>
+          <w:rFonts w:asciiTheme="majorHAnsi" w:hAnsiTheme="majorHAnsi" w:cstheme="majorBidi"/>
+        </w:rPr>
+        <w:t>_df</w:t>
+      </w:r>
+      <w:r>
+        <w:rPr>
+          <w:rStyle w:val="StringTok"/>
+          <w:rFonts w:asciiTheme="majorHAnsi" w:hAnsiTheme="majorHAnsi" w:cstheme="majorBidi"/>
+        </w:rPr>
+        <w:t>.csv"</w:t>
+      </w:r>
+      <w:r>
+        <w:rPr>
+          <w:rStyle w:val="StringTok"/>
+          <w:rFonts w:asciiTheme="majorHAnsi" w:hAnsiTheme="majorHAnsi" w:cstheme="majorBidi"/>
+          <w:color w:val="000000" w:themeColor="text1"/>
+        </w:rPr>
+        <w:t xml:space="preserve">, </w:t>
+      </w:r>
+      <w:proofErr w:type="spellStart"/>
+      <w:proofErr w:type="gramStart"/>
+      <w:r>
+        <w:rPr>
+          <w:rStyle w:val="StringTok"/>
+          <w:rFonts w:asciiTheme="majorHAnsi" w:hAnsiTheme="majorHAnsi" w:cstheme="majorBidi"/>
+          <w:color w:val="000000" w:themeColor="text1"/>
+        </w:rPr>
+        <w:t>row.names</w:t>
+      </w:r>
+      <w:proofErr w:type="spellEnd"/>
+      <w:proofErr w:type="gramEnd"/>
+      <w:r>
+        <w:rPr>
+          <w:rStyle w:val="StringTok"/>
+          <w:rFonts w:asciiTheme="majorHAnsi" w:hAnsiTheme="majorHAnsi" w:cstheme="majorBidi"/>
+          <w:color w:val="000000" w:themeColor="text1"/>
+        </w:rPr>
+        <w:t xml:space="preserve"> = </w:t>
+      </w:r>
+      <w:r>
+        <w:rPr>
+          <w:rStyle w:val="StringTok"/>
+          <w:rFonts w:asciiTheme="majorHAnsi" w:hAnsiTheme="majorHAnsi" w:cstheme="majorBidi"/>
+          <w:color w:val="5F497A" w:themeColor="accent4" w:themeShade="BF"/>
+        </w:rPr>
+        <w:t>FALSE</w:t>
       </w:r>
       <w:r>
         <w:rPr>
@@ -4058,81 +7144,119 @@
       <w:pPr>
         <w:pStyle w:val="SourceCode"/>
         <w:rPr>
-          <w:rFonts w:asciiTheme="majorHAnsi" w:hAnsiTheme="majorHAnsi" w:cstheme="majorBidi"/>
-          <w:color w:val="F79646" w:themeColor="accent6"/>
+          <w:rStyle w:val="StringTok"/>
+          <w:rFonts w:asciiTheme="majorHAnsi" w:hAnsiTheme="majorHAnsi" w:cstheme="majorBidi"/>
+        </w:rPr>
+      </w:pPr>
+      <w:proofErr w:type="spellStart"/>
+      <w:proofErr w:type="gramStart"/>
+      <w:r>
+        <w:rPr>
+          <w:rStyle w:val="FunctionTok"/>
+          <w:rFonts w:asciiTheme="majorHAnsi" w:hAnsiTheme="majorHAnsi" w:cstheme="majorBidi"/>
+        </w:rPr>
+        <w:t>ggsave</w:t>
+      </w:r>
+      <w:proofErr w:type="spellEnd"/>
+      <w:r>
+        <w:rPr>
+          <w:rStyle w:val="NormalTok"/>
+          <w:rFonts w:asciiTheme="majorHAnsi" w:hAnsiTheme="majorHAnsi" w:cstheme="majorBidi"/>
+        </w:rPr>
+        <w:t>(</w:t>
+      </w:r>
+      <w:proofErr w:type="gramEnd"/>
+      <w:r>
+        <w:rPr>
+          <w:rStyle w:val="AttributeTok"/>
+          <w:rFonts w:asciiTheme="majorHAnsi" w:hAnsiTheme="majorHAnsi" w:cstheme="majorBidi"/>
+          <w:color w:val="984806" w:themeColor="accent6" w:themeShade="80"/>
+        </w:rPr>
+        <w:t xml:space="preserve">filename </w:t>
+      </w:r>
+      <w:proofErr w:type="gramStart"/>
+      <w:r>
+        <w:rPr>
+          <w:rStyle w:val="AttributeTok"/>
+          <w:rFonts w:asciiTheme="majorHAnsi" w:hAnsiTheme="majorHAnsi" w:cstheme="majorBidi"/>
+          <w:color w:val="984806" w:themeColor="accent6" w:themeShade="80"/>
+        </w:rPr>
+        <w:t xml:space="preserve">= </w:t>
+      </w:r>
+      <w:r>
+        <w:rPr>
+          <w:rStyle w:val="NormalTok"/>
+          <w:rFonts w:asciiTheme="majorHAnsi" w:hAnsiTheme="majorHAnsi" w:cstheme="majorBidi"/>
+          <w:color w:val="984806" w:themeColor="accent6" w:themeShade="80"/>
+        </w:rPr>
+        <w:t xml:space="preserve"> </w:t>
+      </w:r>
+      <w:r>
+        <w:rPr>
+          <w:rStyle w:val="StringTok"/>
+          <w:rFonts w:asciiTheme="majorHAnsi" w:hAnsiTheme="majorHAnsi" w:cstheme="majorBidi"/>
+        </w:rPr>
+        <w:t>"</w:t>
+      </w:r>
+      <w:proofErr w:type="gramEnd"/>
+      <w:r>
+        <w:rPr>
+          <w:rStyle w:val="StringTok"/>
+          <w:rFonts w:asciiTheme="majorHAnsi" w:hAnsiTheme="majorHAnsi" w:cstheme="majorBidi"/>
+        </w:rPr>
+        <w:t>figure</w:t>
+      </w:r>
+      <w:r>
+        <w:rPr>
+          <w:rStyle w:val="StringTok"/>
+          <w:rFonts w:asciiTheme="majorHAnsi" w:hAnsiTheme="majorHAnsi" w:cstheme="majorBidi"/>
+        </w:rPr>
+        <w:t>s</w:t>
+      </w:r>
+      <w:r>
+        <w:rPr>
+          <w:rStyle w:val="StringTok"/>
+          <w:rFonts w:asciiTheme="majorHAnsi" w:hAnsiTheme="majorHAnsi" w:cstheme="majorBidi"/>
+        </w:rPr>
+        <w:t>/barplot.jpeg"</w:t>
+      </w:r>
+      <w:r>
+        <w:rPr>
+          <w:rStyle w:val="StringTok"/>
+          <w:rFonts w:asciiTheme="majorHAnsi" w:hAnsiTheme="majorHAnsi" w:cstheme="majorBidi"/>
+        </w:rPr>
+        <w:t>,</w:t>
+      </w:r>
+    </w:p>
+    <w:p>
+      <w:pPr>
+        <w:pStyle w:val="SourceCode"/>
+        <w:ind w:firstLine="720"/>
+        <w:rPr>
+          <w:rFonts w:asciiTheme="majorHAnsi" w:hAnsiTheme="majorHAnsi" w:cstheme="majorBidi"/>
+          <w:color w:val="4E9A06"/>
           <w:sz w:val="22"/>
           <w:shd w:val="clear" w:color="auto" w:fill="F8F8F8"/>
         </w:rPr>
       </w:pPr>
+      <w:r>
+        <w:rPr>
+          <w:rStyle w:val="StringTok"/>
+          <w:rFonts w:asciiTheme="majorHAnsi" w:hAnsiTheme="majorHAnsi" w:cstheme="majorBidi"/>
+          <w:color w:val="984806" w:themeColor="accent6" w:themeShade="80"/>
+        </w:rPr>
+        <w:t xml:space="preserve">plot = </w:t>
+      </w:r>
       <w:proofErr w:type="spellStart"/>
-      <w:proofErr w:type="gramStart"/>
-      <w:r>
-        <w:rPr>
-          <w:rStyle w:val="FunctionTok"/>
-          <w:rFonts w:asciiTheme="majorHAnsi" w:hAnsiTheme="majorHAnsi" w:cstheme="majorBidi"/>
-        </w:rPr>
-        <w:t>ggsave</w:t>
+      <w:r>
+        <w:rPr>
+          <w:rStyle w:val="StringTok"/>
+          <w:rFonts w:asciiTheme="majorHAnsi" w:hAnsiTheme="majorHAnsi" w:cstheme="majorBidi"/>
+          <w:color w:val="000000" w:themeColor="text1"/>
+        </w:rPr>
+        <w:t>barplot_save</w:t>
       </w:r>
       <w:proofErr w:type="spellEnd"/>
-      <w:r>
-        <w:rPr>
-          <w:rStyle w:val="NormalTok"/>
-          <w:rFonts w:asciiTheme="majorHAnsi" w:hAnsiTheme="majorHAnsi" w:cstheme="majorBidi"/>
-        </w:rPr>
-        <w:t>(</w:t>
-      </w:r>
-      <w:proofErr w:type="gramEnd"/>
-      <w:r>
-        <w:rPr>
-          <w:rStyle w:val="AttributeTok"/>
-          <w:rFonts w:asciiTheme="majorHAnsi" w:hAnsiTheme="majorHAnsi" w:cstheme="majorBidi"/>
-        </w:rPr>
-        <w:t>plot =</w:t>
-      </w:r>
-      <w:r>
-        <w:rPr>
-          <w:rStyle w:val="NormalTok"/>
-          <w:rFonts w:asciiTheme="majorHAnsi" w:hAnsiTheme="majorHAnsi" w:cstheme="majorBidi"/>
-        </w:rPr>
-        <w:t xml:space="preserve"> </w:t>
-      </w:r>
-      <w:proofErr w:type="spellStart"/>
-      <w:r>
-        <w:rPr>
-          <w:rStyle w:val="NormalTok"/>
-          <w:rFonts w:asciiTheme="majorHAnsi" w:hAnsiTheme="majorHAnsi" w:cstheme="majorBidi"/>
-        </w:rPr>
-        <w:t>barplot</w:t>
-      </w:r>
-      <w:proofErr w:type="spellEnd"/>
-      <w:r>
-        <w:rPr>
-          <w:rStyle w:val="NormalTok"/>
-          <w:rFonts w:asciiTheme="majorHAnsi" w:hAnsiTheme="majorHAnsi" w:cstheme="majorBidi"/>
-        </w:rPr>
-        <w:t xml:space="preserve">, </w:t>
-      </w:r>
-      <w:r>
-        <w:rPr>
-          <w:rStyle w:val="StringTok"/>
-          <w:rFonts w:asciiTheme="majorHAnsi" w:hAnsiTheme="majorHAnsi" w:cstheme="majorBidi"/>
-        </w:rPr>
-        <w:t>"figure</w:t>
-      </w:r>
-      <w:r>
-        <w:rPr>
-          <w:rStyle w:val="StringTok"/>
-          <w:rFonts w:asciiTheme="majorHAnsi" w:hAnsiTheme="majorHAnsi" w:cstheme="majorBidi"/>
-        </w:rPr>
-        <w:t>s</w:t>
-      </w:r>
-      <w:r>
-        <w:rPr>
-          <w:rStyle w:val="StringTok"/>
-          <w:rFonts w:asciiTheme="majorHAnsi" w:hAnsiTheme="majorHAnsi" w:cstheme="majorBidi"/>
-        </w:rPr>
-        <w:t>/barplot.jpeg"</w:t>
-      </w:r>
       <w:r>
         <w:rPr>
           <w:rStyle w:val="NormalTok"/>
@@ -4209,15 +7333,16 @@
     </w:p>
     <w:sectPr>
       <w:pgSz w:w="12240" w:h="15840"/>
-      <w:pgMar w:top="1440" w:right="1440" w:bottom="1440" w:left="1440" w:header="720" w:footer="720" w:gutter="0"/>
+      <w:pgMar w:top="1080" w:right="1080" w:bottom="1080" w:left="1080" w:header="720" w:footer="720" w:gutter="0"/>
       <w:cols w:space="720"/>
+      <w:docGrid w:linePitch="326"/>
     </w:sectPr>
   </w:body>
 </w:document>
 </file>
 
 <file path=word/endnotes.xml><?xml version="1.0" encoding="utf-8"?>
-<w:endnotes xmlns:wpc="http://schemas.microsoft.com/office/word/2010/wordprocessingCanvas" xmlns:cx="http://schemas.microsoft.com/office/drawing/2014/chartex" xmlns:cx1="http://schemas.microsoft.com/office/drawing/2015/9/8/chartex" xmlns:cx2="http://schemas.microsoft.com/office/drawing/2015/10/21/chartex" xmlns:cx3="http://schemas.microsoft.com/office/drawing/2016/5/9/chartex" xmlns:cx4="http://schemas.microsoft.com/office/drawing/2016/5/10/chartex" xmlns:cx5="http://schemas.microsoft.com/office/drawing/2016/5/11/chartex" xmlns:cx6="http://schemas.microsoft.com/office/drawing/2016/5/12/chartex" xmlns:cx7="http://schemas.microsoft.com/office/drawing/2016/5/13/chartex" xmlns:cx8="http://schemas.microsoft.com/office/drawing/2016/5/14/chartex" xmlns:mc="http://schemas.openxmlformats.org/markup-compatibility/2006" xmlns:aink="http://schemas.microsoft.com/office/drawing/2016/ink" xmlns:am3d="http://schemas.microsoft.com/office/drawing/2017/model3d" xmlns:o="urn:schemas-microsoft-com:office:office" xmlns:oel="http://schemas.microsoft.com/office/2019/extlst" xmlns:r="http://schemas.openxmlformats.org/officeDocument/2006/relationships" xmlns:m="http://schemas.openxmlformats.org/officeDocument/2006/math" xmlns:v="urn:schemas-microsoft-com:vml" xmlns:wp14="http://schemas.microsoft.com/office/word/2010/wordprocessingDrawing" xmlns:wp="http://schemas.openxmlformats.org/drawingml/2006/wordprocessingDrawing" xmlns:w10="urn:schemas-microsoft-com:office:word" xmlns:w="http://schemas.openxmlformats.org/wordprocessingml/2006/main" xmlns:w14="http://schemas.microsoft.com/office/word/2010/wordml" xmlns:w15="http://schemas.microsoft.com/office/word/2012/wordml" xmlns:w16cex="http://schemas.microsoft.com/office/word/2018/wordml/cex" xmlns:w16cid="http://schemas.microsoft.com/office/word/2016/wordml/cid" xmlns:w16="http://schemas.microsoft.com/office/word/2018/wordml" xmlns:w16du="http://schemas.microsoft.com/office/word/2023/wordml/word16du" xmlns:w16sdtdh="http://schemas.microsoft.com/office/word/2020/wordml/sdtdatahash" xmlns:w16se="http://schemas.microsoft.com/office/word/2015/wordml/symex" xmlns:wpg="http://schemas.microsoft.com/office/word/2010/wordprocessingGroup" xmlns:wpi="http://schemas.microsoft.com/office/word/2010/wordprocessingInk" xmlns:wne="http://schemas.microsoft.com/office/word/2006/wordml" xmlns:wps="http://schemas.microsoft.com/office/word/2010/wordprocessingShape" mc:Ignorable="w14 w15 w16se w16cid w16 w16cex w16sdtdh w16du wp14">
+<w:endnotes xmlns:wpc="http://schemas.microsoft.com/office/word/2010/wordprocessingCanvas" xmlns:cx="http://schemas.microsoft.com/office/drawing/2014/chartex" xmlns:cx1="http://schemas.microsoft.com/office/drawing/2015/9/8/chartex" xmlns:cx2="http://schemas.microsoft.com/office/drawing/2015/10/21/chartex" xmlns:cx3="http://schemas.microsoft.com/office/drawing/2016/5/9/chartex" xmlns:cx4="http://schemas.microsoft.com/office/drawing/2016/5/10/chartex" xmlns:cx5="http://schemas.microsoft.com/office/drawing/2016/5/11/chartex" xmlns:cx6="http://schemas.microsoft.com/office/drawing/2016/5/12/chartex" xmlns:cx7="http://schemas.microsoft.com/office/drawing/2016/5/13/chartex" xmlns:cx8="http://schemas.microsoft.com/office/drawing/2016/5/14/chartex" xmlns:mc="http://schemas.openxmlformats.org/markup-compatibility/2006" xmlns:aink="http://schemas.microsoft.com/office/drawing/2016/ink" xmlns:am3d="http://schemas.microsoft.com/office/drawing/2017/model3d" xmlns:o="urn:schemas-microsoft-com:office:office" xmlns:oel="http://schemas.microsoft.com/office/2019/extlst" xmlns:r="http://schemas.openxmlformats.org/officeDocument/2006/relationships" xmlns:m="http://schemas.openxmlformats.org/officeDocument/2006/math" xmlns:v="urn:schemas-microsoft-com:vml" xmlns:wp14="http://schemas.microsoft.com/office/word/2010/wordprocessingDrawing" xmlns:wp="http://schemas.openxmlformats.org/drawingml/2006/wordprocessingDrawing" xmlns:w10="urn:schemas-microsoft-com:office:word" xmlns:w="http://schemas.openxmlformats.org/wordprocessingml/2006/main" xmlns:w14="http://schemas.microsoft.com/office/word/2010/wordml" xmlns:w15="http://schemas.microsoft.com/office/word/2012/wordml" xmlns:w16cex="http://schemas.microsoft.com/office/word/2018/wordml/cex" xmlns:w16cid="http://schemas.microsoft.com/office/word/2016/wordml/cid" xmlns:w16="http://schemas.microsoft.com/office/word/2018/wordml" xmlns:w16du="http://schemas.microsoft.com/office/word/2023/wordml/word16du" xmlns:w16sdtdh="http://schemas.microsoft.com/office/word/2020/wordml/sdtdatahash" xmlns:w16sdtfl="http://schemas.microsoft.com/office/word/2024/wordml/sdtformatlock" xmlns:w16se="http://schemas.microsoft.com/office/word/2015/wordml/symex" xmlns:wpg="http://schemas.microsoft.com/office/word/2010/wordprocessingGroup" xmlns:wpi="http://schemas.microsoft.com/office/word/2010/wordprocessingInk" xmlns:wne="http://schemas.microsoft.com/office/word/2006/wordml" xmlns:wps="http://schemas.microsoft.com/office/word/2010/wordprocessingShape" mc:Ignorable="w14 w15 w16se w16cid w16 w16cex w16sdtdh w16sdtfl w16du wp14">
   <w:endnote w:type="separator" w:id="-1">
     <w:p>
       <w:pPr>
@@ -4242,7 +7367,7 @@
 </file>
 
 <file path=word/footnotes.xml><?xml version="1.0" encoding="utf-8"?>
-<w:footnotes xmlns:wpc="http://schemas.microsoft.com/office/word/2010/wordprocessingCanvas" xmlns:cx="http://schemas.microsoft.com/office/drawing/2014/chartex" xmlns:cx1="http://schemas.microsoft.com/office/drawing/2015/9/8/chartex" xmlns:cx2="http://schemas.microsoft.com/office/drawing/2015/10/21/chartex" xmlns:cx3="http://schemas.microsoft.com/office/drawing/2016/5/9/chartex" xmlns:cx4="http://schemas.microsoft.com/office/drawing/2016/5/10/chartex" xmlns:cx5="http://schemas.microsoft.com/office/drawing/2016/5/11/chartex" xmlns:cx6="http://schemas.microsoft.com/office/drawing/2016/5/12/chartex" xmlns:cx7="http://schemas.microsoft.com/office/drawing/2016/5/13/chartex" xmlns:cx8="http://schemas.microsoft.com/office/drawing/2016/5/14/chartex" xmlns:mc="http://schemas.openxmlformats.org/markup-compatibility/2006" xmlns:aink="http://schemas.microsoft.com/office/drawing/2016/ink" xmlns:am3d="http://schemas.microsoft.com/office/drawing/2017/model3d" xmlns:o="urn:schemas-microsoft-com:office:office" xmlns:oel="http://schemas.microsoft.com/office/2019/extlst" xmlns:r="http://schemas.openxmlformats.org/officeDocument/2006/relationships" xmlns:m="http://schemas.openxmlformats.org/officeDocument/2006/math" xmlns:v="urn:schemas-microsoft-com:vml" xmlns:wp14="http://schemas.microsoft.com/office/word/2010/wordprocessingDrawing" xmlns:wp="http://schemas.openxmlformats.org/drawingml/2006/wordprocessingDrawing" xmlns:w10="urn:schemas-microsoft-com:office:word" xmlns:w="http://schemas.openxmlformats.org/wordprocessingml/2006/main" xmlns:w14="http://schemas.microsoft.com/office/word/2010/wordml" xmlns:w15="http://schemas.microsoft.com/office/word/2012/wordml" xmlns:w16cex="http://schemas.microsoft.com/office/word/2018/wordml/cex" xmlns:w16cid="http://schemas.microsoft.com/office/word/2016/wordml/cid" xmlns:w16="http://schemas.microsoft.com/office/word/2018/wordml" xmlns:w16du="http://schemas.microsoft.com/office/word/2023/wordml/word16du" xmlns:w16sdtdh="http://schemas.microsoft.com/office/word/2020/wordml/sdtdatahash" xmlns:w16se="http://schemas.microsoft.com/office/word/2015/wordml/symex" xmlns:wpg="http://schemas.microsoft.com/office/word/2010/wordprocessingGroup" xmlns:wpi="http://schemas.microsoft.com/office/word/2010/wordprocessingInk" xmlns:wne="http://schemas.microsoft.com/office/word/2006/wordml" xmlns:wps="http://schemas.microsoft.com/office/word/2010/wordprocessingShape" mc:Ignorable="w14 w15 w16se w16cid w16 w16cex w16sdtdh w16du wp14">
+<w:footnotes xmlns:wpc="http://schemas.microsoft.com/office/word/2010/wordprocessingCanvas" xmlns:cx="http://schemas.microsoft.com/office/drawing/2014/chartex" xmlns:cx1="http://schemas.microsoft.com/office/drawing/2015/9/8/chartex" xmlns:cx2="http://schemas.microsoft.com/office/drawing/2015/10/21/chartex" xmlns:cx3="http://schemas.microsoft.com/office/drawing/2016/5/9/chartex" xmlns:cx4="http://schemas.microsoft.com/office/drawing/2016/5/10/chartex" xmlns:cx5="http://schemas.microsoft.com/office/drawing/2016/5/11/chartex" xmlns:cx6="http://schemas.microsoft.com/office/drawing/2016/5/12/chartex" xmlns:cx7="http://schemas.microsoft.com/office/drawing/2016/5/13/chartex" xmlns:cx8="http://schemas.microsoft.com/office/drawing/2016/5/14/chartex" xmlns:mc="http://schemas.openxmlformats.org/markup-compatibility/2006" xmlns:aink="http://schemas.microsoft.com/office/drawing/2016/ink" xmlns:am3d="http://schemas.microsoft.com/office/drawing/2017/model3d" xmlns:o="urn:schemas-microsoft-com:office:office" xmlns:oel="http://schemas.microsoft.com/office/2019/extlst" xmlns:r="http://schemas.openxmlformats.org/officeDocument/2006/relationships" xmlns:m="http://schemas.openxmlformats.org/officeDocument/2006/math" xmlns:v="urn:schemas-microsoft-com:vml" xmlns:wp14="http://schemas.microsoft.com/office/word/2010/wordprocessingDrawing" xmlns:wp="http://schemas.openxmlformats.org/drawingml/2006/wordprocessingDrawing" xmlns:w10="urn:schemas-microsoft-com:office:word" xmlns:w="http://schemas.openxmlformats.org/wordprocessingml/2006/main" xmlns:w14="http://schemas.microsoft.com/office/word/2010/wordml" xmlns:w15="http://schemas.microsoft.com/office/word/2012/wordml" xmlns:w16cex="http://schemas.microsoft.com/office/word/2018/wordml/cex" xmlns:w16cid="http://schemas.microsoft.com/office/word/2016/wordml/cid" xmlns:w16="http://schemas.microsoft.com/office/word/2018/wordml" xmlns:w16du="http://schemas.microsoft.com/office/word/2023/wordml/word16du" xmlns:w16sdtdh="http://schemas.microsoft.com/office/word/2020/wordml/sdtdatahash" xmlns:w16sdtfl="http://schemas.microsoft.com/office/word/2024/wordml/sdtformatlock" xmlns:w16se="http://schemas.microsoft.com/office/word/2015/wordml/symex" xmlns:wpg="http://schemas.microsoft.com/office/word/2010/wordprocessingGroup" xmlns:wpi="http://schemas.microsoft.com/office/word/2010/wordprocessingInk" xmlns:wne="http://schemas.microsoft.com/office/word/2006/wordml" xmlns:wps="http://schemas.microsoft.com/office/word/2010/wordprocessingShape" mc:Ignorable="w14 w15 w16se w16cid w16 w16cex w16sdtdh w16sdtfl w16du wp14">
   <w:footnote w:type="separator" w:id="-1">
     <w:p>
       <w:r>
@@ -4366,7 +7491,7 @@
 </file>
 
 <file path=word/numbering.xml><?xml version="1.0" encoding="utf-8"?>
-<w:numbering xmlns:wpc="http://schemas.microsoft.com/office/word/2010/wordprocessingCanvas" xmlns:cx="http://schemas.microsoft.com/office/drawing/2014/chartex" xmlns:cx1="http://schemas.microsoft.com/office/drawing/2015/9/8/chartex" xmlns:cx2="http://schemas.microsoft.com/office/drawing/2015/10/21/chartex" xmlns:cx3="http://schemas.microsoft.com/office/drawing/2016/5/9/chartex" xmlns:cx4="http://schemas.microsoft.com/office/drawing/2016/5/10/chartex" xmlns:cx5="http://schemas.microsoft.com/office/drawing/2016/5/11/chartex" xmlns:cx6="http://schemas.microsoft.com/office/drawing/2016/5/12/chartex" xmlns:cx7="http://schemas.microsoft.com/office/drawing/2016/5/13/chartex" xmlns:cx8="http://schemas.microsoft.com/office/drawing/2016/5/14/chartex" xmlns:mc="http://schemas.openxmlformats.org/markup-compatibility/2006" xmlns:aink="http://schemas.microsoft.com/office/drawing/2016/ink" xmlns:am3d="http://schemas.microsoft.com/office/drawing/2017/model3d" xmlns:o="urn:schemas-microsoft-com:office:office" xmlns:oel="http://schemas.microsoft.com/office/2019/extlst" xmlns:r="http://schemas.openxmlformats.org/officeDocument/2006/relationships" xmlns:m="http://schemas.openxmlformats.org/officeDocument/2006/math" xmlns:v="urn:schemas-microsoft-com:vml" xmlns:wp14="http://schemas.microsoft.com/office/word/2010/wordprocessingDrawing" xmlns:wp="http://schemas.openxmlformats.org/drawingml/2006/wordprocessingDrawing" xmlns:w10="urn:schemas-microsoft-com:office:word" xmlns:w="http://schemas.openxmlformats.org/wordprocessingml/2006/main" xmlns:w14="http://schemas.microsoft.com/office/word/2010/wordml" xmlns:w15="http://schemas.microsoft.com/office/word/2012/wordml" xmlns:w16cex="http://schemas.microsoft.com/office/word/2018/wordml/cex" xmlns:w16cid="http://schemas.microsoft.com/office/word/2016/wordml/cid" xmlns:w16="http://schemas.microsoft.com/office/word/2018/wordml" xmlns:w16du="http://schemas.microsoft.com/office/word/2023/wordml/word16du" xmlns:w16sdtdh="http://schemas.microsoft.com/office/word/2020/wordml/sdtdatahash" xmlns:w16se="http://schemas.microsoft.com/office/word/2015/wordml/symex" xmlns:wpg="http://schemas.microsoft.com/office/word/2010/wordprocessingGroup" xmlns:wpi="http://schemas.microsoft.com/office/word/2010/wordprocessingInk" xmlns:wne="http://schemas.microsoft.com/office/word/2006/wordml" xmlns:wps="http://schemas.microsoft.com/office/word/2010/wordprocessingShape" mc:Ignorable="w14 w15 w16se w16cid w16 w16cex w16sdtdh w16du wp14">
+<w:numbering xmlns:wpc="http://schemas.microsoft.com/office/word/2010/wordprocessingCanvas" xmlns:cx="http://schemas.microsoft.com/office/drawing/2014/chartex" xmlns:cx1="http://schemas.microsoft.com/office/drawing/2015/9/8/chartex" xmlns:cx2="http://schemas.microsoft.com/office/drawing/2015/10/21/chartex" xmlns:cx3="http://schemas.microsoft.com/office/drawing/2016/5/9/chartex" xmlns:cx4="http://schemas.microsoft.com/office/drawing/2016/5/10/chartex" xmlns:cx5="http://schemas.microsoft.com/office/drawing/2016/5/11/chartex" xmlns:cx6="http://schemas.microsoft.com/office/drawing/2016/5/12/chartex" xmlns:cx7="http://schemas.microsoft.com/office/drawing/2016/5/13/chartex" xmlns:cx8="http://schemas.microsoft.com/office/drawing/2016/5/14/chartex" xmlns:mc="http://schemas.openxmlformats.org/markup-compatibility/2006" xmlns:aink="http://schemas.microsoft.com/office/drawing/2016/ink" xmlns:am3d="http://schemas.microsoft.com/office/drawing/2017/model3d" xmlns:o="urn:schemas-microsoft-com:office:office" xmlns:oel="http://schemas.microsoft.com/office/2019/extlst" xmlns:r="http://schemas.openxmlformats.org/officeDocument/2006/relationships" xmlns:m="http://schemas.openxmlformats.org/officeDocument/2006/math" xmlns:v="urn:schemas-microsoft-com:vml" xmlns:wp14="http://schemas.microsoft.com/office/word/2010/wordprocessingDrawing" xmlns:wp="http://schemas.openxmlformats.org/drawingml/2006/wordprocessingDrawing" xmlns:w10="urn:schemas-microsoft-com:office:word" xmlns:w="http://schemas.openxmlformats.org/wordprocessingml/2006/main" xmlns:w14="http://schemas.microsoft.com/office/word/2010/wordml" xmlns:w15="http://schemas.microsoft.com/office/word/2012/wordml" xmlns:w16cex="http://schemas.microsoft.com/office/word/2018/wordml/cex" xmlns:w16cid="http://schemas.microsoft.com/office/word/2016/wordml/cid" xmlns:w16="http://schemas.microsoft.com/office/word/2018/wordml" xmlns:w16du="http://schemas.microsoft.com/office/word/2023/wordml/word16du" xmlns:w16sdtdh="http://schemas.microsoft.com/office/word/2020/wordml/sdtdatahash" xmlns:w16sdtfl="http://schemas.microsoft.com/office/word/2024/wordml/sdtformatlock" xmlns:w16se="http://schemas.microsoft.com/office/word/2015/wordml/symex" xmlns:wpg="http://schemas.microsoft.com/office/word/2010/wordprocessingGroup" xmlns:wpi="http://schemas.microsoft.com/office/word/2010/wordprocessingInk" xmlns:wne="http://schemas.microsoft.com/office/word/2006/wordml" xmlns:wps="http://schemas.microsoft.com/office/word/2010/wordprocessingShape" mc:Ignorable="w14 w15 w16se w16cid w16 w16cex w16sdtdh w16sdtfl w16du wp14">
   <w:abstractNum w:abstractNumId="0" w15:restartNumberingAfterBreak="0">
     <w:nsid w:val="0000A990"/>
     <w:multiLevelType w:val="multilevel"/>
@@ -6273,7 +9398,7 @@
   <w:abstractNum w:abstractNumId="22" w15:restartNumberingAfterBreak="0">
     <w:nsid w:val="7B8F215B"/>
     <w:multiLevelType w:val="hybridMultilevel"/>
-    <w:tmpl w:val="E70C4592"/>
+    <w:tmpl w:val="2A72A586"/>
     <w:lvl w:ilvl="0" w:tplc="7CEE33F4">
       <w:start w:val="1"/>
       <w:numFmt w:val="decimal"/>
@@ -6287,7 +9412,7 @@
         <w:bCs/>
       </w:rPr>
     </w:lvl>
-    <w:lvl w:ilvl="1" w:tplc="BD1A2FA8">
+    <w:lvl w:ilvl="1" w:tplc="AAFAB242">
       <w:start w:val="1"/>
       <w:numFmt w:val="lowerLetter"/>
       <w:lvlText w:val="%2."/>
@@ -6295,6 +9420,10 @@
       <w:pPr>
         <w:ind w:left="1440" w:hanging="360"/>
       </w:pPr>
+      <w:rPr>
+        <w:b/>
+        <w:bCs/>
+      </w:rPr>
     </w:lvl>
     <w:lvl w:ilvl="2" w:tplc="BA5865F8">
       <w:start w:val="1"/>
@@ -6358,6 +9487,155 @@
       <w:pPr>
         <w:ind w:left="6480" w:hanging="180"/>
       </w:pPr>
+    </w:lvl>
+  </w:abstractNum>
+  <w:abstractNum w:abstractNumId="23" w15:restartNumberingAfterBreak="0">
+    <w:nsid w:val="7E61263C"/>
+    <w:multiLevelType w:val="multilevel"/>
+    <w:tmpl w:val="73BA105C"/>
+    <w:lvl w:ilvl="0">
+      <w:start w:val="1"/>
+      <w:numFmt w:val="bullet"/>
+      <w:lvlText w:val=""/>
+      <w:lvlJc w:val="left"/>
+      <w:pPr>
+        <w:tabs>
+          <w:tab w:val="num" w:pos="720"/>
+        </w:tabs>
+        <w:ind w:left="720" w:hanging="360"/>
+      </w:pPr>
+      <w:rPr>
+        <w:rFonts w:ascii="Symbol" w:hAnsi="Symbol" w:hint="default"/>
+        <w:sz w:val="20"/>
+      </w:rPr>
+    </w:lvl>
+    <w:lvl w:ilvl="1" w:tentative="1">
+      <w:start w:val="1"/>
+      <w:numFmt w:val="bullet"/>
+      <w:lvlText w:val="o"/>
+      <w:lvlJc w:val="left"/>
+      <w:pPr>
+        <w:tabs>
+          <w:tab w:val="num" w:pos="1440"/>
+        </w:tabs>
+        <w:ind w:left="1440" w:hanging="360"/>
+      </w:pPr>
+      <w:rPr>
+        <w:rFonts w:ascii="Courier New" w:hAnsi="Courier New" w:hint="default"/>
+        <w:sz w:val="20"/>
+      </w:rPr>
+    </w:lvl>
+    <w:lvl w:ilvl="2" w:tentative="1">
+      <w:start w:val="1"/>
+      <w:numFmt w:val="bullet"/>
+      <w:lvlText w:val=""/>
+      <w:lvlJc w:val="left"/>
+      <w:pPr>
+        <w:tabs>
+          <w:tab w:val="num" w:pos="2160"/>
+        </w:tabs>
+        <w:ind w:left="2160" w:hanging="360"/>
+      </w:pPr>
+      <w:rPr>
+        <w:rFonts w:ascii="Wingdings" w:hAnsi="Wingdings" w:hint="default"/>
+        <w:sz w:val="20"/>
+      </w:rPr>
+    </w:lvl>
+    <w:lvl w:ilvl="3" w:tentative="1">
+      <w:start w:val="1"/>
+      <w:numFmt w:val="bullet"/>
+      <w:lvlText w:val=""/>
+      <w:lvlJc w:val="left"/>
+      <w:pPr>
+        <w:tabs>
+          <w:tab w:val="num" w:pos="2880"/>
+        </w:tabs>
+        <w:ind w:left="2880" w:hanging="360"/>
+      </w:pPr>
+      <w:rPr>
+        <w:rFonts w:ascii="Wingdings" w:hAnsi="Wingdings" w:hint="default"/>
+        <w:sz w:val="20"/>
+      </w:rPr>
+    </w:lvl>
+    <w:lvl w:ilvl="4" w:tentative="1">
+      <w:start w:val="1"/>
+      <w:numFmt w:val="bullet"/>
+      <w:lvlText w:val=""/>
+      <w:lvlJc w:val="left"/>
+      <w:pPr>
+        <w:tabs>
+          <w:tab w:val="num" w:pos="3600"/>
+        </w:tabs>
+        <w:ind w:left="3600" w:hanging="360"/>
+      </w:pPr>
+      <w:rPr>
+        <w:rFonts w:ascii="Wingdings" w:hAnsi="Wingdings" w:hint="default"/>
+        <w:sz w:val="20"/>
+      </w:rPr>
+    </w:lvl>
+    <w:lvl w:ilvl="5" w:tentative="1">
+      <w:start w:val="1"/>
+      <w:numFmt w:val="bullet"/>
+      <w:lvlText w:val=""/>
+      <w:lvlJc w:val="left"/>
+      <w:pPr>
+        <w:tabs>
+          <w:tab w:val="num" w:pos="4320"/>
+        </w:tabs>
+        <w:ind w:left="4320" w:hanging="360"/>
+      </w:pPr>
+      <w:rPr>
+        <w:rFonts w:ascii="Wingdings" w:hAnsi="Wingdings" w:hint="default"/>
+        <w:sz w:val="20"/>
+      </w:rPr>
+    </w:lvl>
+    <w:lvl w:ilvl="6" w:tentative="1">
+      <w:start w:val="1"/>
+      <w:numFmt w:val="bullet"/>
+      <w:lvlText w:val=""/>
+      <w:lvlJc w:val="left"/>
+      <w:pPr>
+        <w:tabs>
+          <w:tab w:val="num" w:pos="5040"/>
+        </w:tabs>
+        <w:ind w:left="5040" w:hanging="360"/>
+      </w:pPr>
+      <w:rPr>
+        <w:rFonts w:ascii="Wingdings" w:hAnsi="Wingdings" w:hint="default"/>
+        <w:sz w:val="20"/>
+      </w:rPr>
+    </w:lvl>
+    <w:lvl w:ilvl="7" w:tentative="1">
+      <w:start w:val="1"/>
+      <w:numFmt w:val="bullet"/>
+      <w:lvlText w:val=""/>
+      <w:lvlJc w:val="left"/>
+      <w:pPr>
+        <w:tabs>
+          <w:tab w:val="num" w:pos="5760"/>
+        </w:tabs>
+        <w:ind w:left="5760" w:hanging="360"/>
+      </w:pPr>
+      <w:rPr>
+        <w:rFonts w:ascii="Wingdings" w:hAnsi="Wingdings" w:hint="default"/>
+        <w:sz w:val="20"/>
+      </w:rPr>
+    </w:lvl>
+    <w:lvl w:ilvl="8" w:tentative="1">
+      <w:start w:val="1"/>
+      <w:numFmt w:val="bullet"/>
+      <w:lvlText w:val=""/>
+      <w:lvlJc w:val="left"/>
+      <w:pPr>
+        <w:tabs>
+          <w:tab w:val="num" w:pos="6480"/>
+        </w:tabs>
+        <w:ind w:left="6480" w:hanging="360"/>
+      </w:pPr>
+      <w:rPr>
+        <w:rFonts w:ascii="Wingdings" w:hAnsi="Wingdings" w:hint="default"/>
+        <w:sz w:val="20"/>
+      </w:rPr>
     </w:lvl>
   </w:abstractNum>
   <w:num w:numId="1" w16cid:durableId="1666203574">
@@ -7166,11 +10444,14 @@
   <w:num w:numId="36" w16cid:durableId="1689864822">
     <w:abstractNumId w:val="19"/>
   </w:num>
+  <w:num w:numId="37" w16cid:durableId="201675106">
+    <w:abstractNumId w:val="23"/>
+  </w:num>
 </w:numbering>
 </file>
 
 <file path=word/styles.xml><?xml version="1.0" encoding="utf-8"?>
-<w:styles xmlns:mc="http://schemas.openxmlformats.org/markup-compatibility/2006" xmlns:r="http://schemas.openxmlformats.org/officeDocument/2006/relationships" xmlns:w="http://schemas.openxmlformats.org/wordprocessingml/2006/main" xmlns:w14="http://schemas.microsoft.com/office/word/2010/wordml" xmlns:w15="http://schemas.microsoft.com/office/word/2012/wordml" xmlns:w16cex="http://schemas.microsoft.com/office/word/2018/wordml/cex" xmlns:w16cid="http://schemas.microsoft.com/office/word/2016/wordml/cid" xmlns:w16="http://schemas.microsoft.com/office/word/2018/wordml" xmlns:w16du="http://schemas.microsoft.com/office/word/2023/wordml/word16du" xmlns:w16sdtdh="http://schemas.microsoft.com/office/word/2020/wordml/sdtdatahash" xmlns:w16se="http://schemas.microsoft.com/office/word/2015/wordml/symex" mc:Ignorable="w14 w15 w16se w16cid w16 w16cex w16sdtdh w16du">
+<w:styles xmlns:mc="http://schemas.openxmlformats.org/markup-compatibility/2006" xmlns:r="http://schemas.openxmlformats.org/officeDocument/2006/relationships" xmlns:w="http://schemas.openxmlformats.org/wordprocessingml/2006/main" xmlns:w14="http://schemas.microsoft.com/office/word/2010/wordml" xmlns:w15="http://schemas.microsoft.com/office/word/2012/wordml" xmlns:w16cex="http://schemas.microsoft.com/office/word/2018/wordml/cex" xmlns:w16cid="http://schemas.microsoft.com/office/word/2016/wordml/cid" xmlns:w16="http://schemas.microsoft.com/office/word/2018/wordml" xmlns:w16du="http://schemas.microsoft.com/office/word/2023/wordml/word16du" xmlns:w16sdtdh="http://schemas.microsoft.com/office/word/2020/wordml/sdtdatahash" xmlns:w16sdtfl="http://schemas.microsoft.com/office/word/2024/wordml/sdtformatlock" xmlns:w16se="http://schemas.microsoft.com/office/word/2015/wordml/symex" mc:Ignorable="w14 w15 w16se w16cid w16 w16cex w16sdtdh w16sdtfl w16du">
   <w:docDefaults>
     <w:rPrDefault>
       <w:rPr>
@@ -7187,6 +10468,7 @@
     </w:pPrDefault>
   </w:docDefaults>
   <w:latentStyles w:defLockedState="0" w:defUIPriority="0" w:defSemiHidden="0" w:defUnhideWhenUsed="0" w:defQFormat="0" w:count="376">
+    <w:lsdException w:name="HTML Code" w:uiPriority="99"/>
     <w:lsdException w:name="Normal Table" w:semiHidden="1" w:unhideWhenUsed="1"/>
     <w:lsdException w:name="Table Simple 1" w:semiHidden="1" w:unhideWhenUsed="1"/>
     <w:lsdException w:name="Table Simple 2" w:semiHidden="1" w:unhideWhenUsed="1"/>
@@ -7433,6 +10715,7 @@
   <w:style w:type="paragraph" w:default="1" w:styleId="Normal">
     <w:name w:val="Normal"/>
     <w:qFormat/>
+    <w:rsid w:val="00993423"/>
   </w:style>
   <w:style w:type="paragraph" w:styleId="Heading1">
     <w:name w:val="heading 1"/>
@@ -8242,6 +11525,48 @@
       <w:szCs w:val="16"/>
     </w:rPr>
   </w:style>
+  <w:style w:type="character" w:styleId="FollowedHyperlink">
+    <w:name w:val="FollowedHyperlink"/>
+    <w:basedOn w:val="DefaultParagraphFont"/>
+    <w:rsid w:val="008A0018"/>
+    <w:rPr>
+      <w:color w:val="800080" w:themeColor="followedHyperlink"/>
+      <w:u w:val="single"/>
+    </w:rPr>
+  </w:style>
+  <w:style w:type="paragraph" w:customStyle="1" w:styleId="p1">
+    <w:name w:val="p1"/>
+    <w:basedOn w:val="Normal"/>
+    <w:rsid w:val="004F75C3"/>
+    <w:pPr>
+      <w:spacing w:before="100" w:beforeAutospacing="1" w:after="100" w:afterAutospacing="1"/>
+    </w:pPr>
+    <w:rPr>
+      <w:rFonts w:ascii="Times New Roman" w:eastAsia="Times New Roman" w:hAnsi="Times New Roman" w:cs="Times New Roman"/>
+    </w:rPr>
+  </w:style>
+  <w:style w:type="character" w:styleId="HTMLCode">
+    <w:name w:val="HTML Code"/>
+    <w:basedOn w:val="DefaultParagraphFont"/>
+    <w:uiPriority w:val="99"/>
+    <w:unhideWhenUsed/>
+    <w:rsid w:val="004F75C3"/>
+    <w:rPr>
+      <w:rFonts w:ascii="Courier New" w:eastAsia="Times New Roman" w:hAnsi="Courier New" w:cs="Courier New"/>
+      <w:sz w:val="20"/>
+      <w:szCs w:val="20"/>
+    </w:rPr>
+  </w:style>
+  <w:style w:type="character" w:customStyle="1" w:styleId="s2">
+    <w:name w:val="s2"/>
+    <w:basedOn w:val="DefaultParagraphFont"/>
+    <w:rsid w:val="004F75C3"/>
+  </w:style>
+  <w:style w:type="character" w:customStyle="1" w:styleId="s1">
+    <w:name w:val="s1"/>
+    <w:basedOn w:val="DefaultParagraphFont"/>
+    <w:rsid w:val="004F75C3"/>
+  </w:style>
 </w:styles>
 </file>
 
